--- a/TranscriptAnalysis/results/correlation_conventional/1WYDsiYJGoQ/1WYDsiYJGoQ_correlation_topics_n0_p15_m6.docx
+++ b/TranscriptAnalysis/results/correlation_conventional/1WYDsiYJGoQ/1WYDsiYJGoQ_correlation_topics_n0_p15_m6.docx
@@ -127,7 +127,38 @@
           </w:tcPr>
           <w:p>
             <w:r>
-              <w:t>frame_0000.jpg</w:t>
+              <w:drawing>
+                <wp:inline xmlns:a="http://schemas.openxmlformats.org/drawingml/2006/main" xmlns:pic="http://schemas.openxmlformats.org/drawingml/2006/picture">
+                  <wp:extent cx="1097280" cy="617220"/>
+                  <wp:docPr id="1" name="Picture 1"/>
+                  <wp:cNvGraphicFramePr>
+                    <a:graphicFrameLocks noChangeAspect="1"/>
+                  </wp:cNvGraphicFramePr>
+                  <a:graphic>
+                    <a:graphicData uri="http://schemas.openxmlformats.org/drawingml/2006/picture">
+                      <pic:pic>
+                        <pic:nvPicPr>
+                          <pic:cNvPr id="0" name="frame_0000.jpg"/>
+                          <pic:cNvPicPr/>
+                        </pic:nvPicPr>
+                        <pic:blipFill>
+                          <a:blip r:embed="rId9"/>
+                          <a:stretch>
+                            <a:fillRect/>
+                          </a:stretch>
+                        </pic:blipFill>
+                        <pic:spPr>
+                          <a:xfrm>
+                            <a:off x="0" y="0"/>
+                            <a:ext cx="1097280" cy="617220"/>
+                          </a:xfrm>
+                          <a:prstGeom prst="rect"/>
+                        </pic:spPr>
+                      </pic:pic>
+                    </a:graphicData>
+                  </a:graphic>
+                </wp:inline>
+              </w:drawing>
             </w:r>
           </w:p>
         </w:tc>
@@ -137,7 +168,38 @@
           </w:tcPr>
           <w:p>
             <w:r>
-              <w:t>frame_0196.jpg</w:t>
+              <w:drawing>
+                <wp:inline xmlns:a="http://schemas.openxmlformats.org/drawingml/2006/main" xmlns:pic="http://schemas.openxmlformats.org/drawingml/2006/picture">
+                  <wp:extent cx="1097280" cy="617220"/>
+                  <wp:docPr id="2" name="Picture 2"/>
+                  <wp:cNvGraphicFramePr>
+                    <a:graphicFrameLocks noChangeAspect="1"/>
+                  </wp:cNvGraphicFramePr>
+                  <a:graphic>
+                    <a:graphicData uri="http://schemas.openxmlformats.org/drawingml/2006/picture">
+                      <pic:pic>
+                        <pic:nvPicPr>
+                          <pic:cNvPr id="0" name="frame_0196.jpg"/>
+                          <pic:cNvPicPr/>
+                        </pic:nvPicPr>
+                        <pic:blipFill>
+                          <a:blip r:embed="rId10"/>
+                          <a:stretch>
+                            <a:fillRect/>
+                          </a:stretch>
+                        </pic:blipFill>
+                        <pic:spPr>
+                          <a:xfrm>
+                            <a:off x="0" y="0"/>
+                            <a:ext cx="1097280" cy="617220"/>
+                          </a:xfrm>
+                          <a:prstGeom prst="rect"/>
+                        </pic:spPr>
+                      </pic:pic>
+                    </a:graphicData>
+                  </a:graphic>
+                </wp:inline>
+              </w:drawing>
             </w:r>
           </w:p>
         </w:tc>
@@ -147,7 +209,38 @@
           </w:tcPr>
           <w:p>
             <w:r>
-              <w:t>frame_0393.jpg</w:t>
+              <w:drawing>
+                <wp:inline xmlns:a="http://schemas.openxmlformats.org/drawingml/2006/main" xmlns:pic="http://schemas.openxmlformats.org/drawingml/2006/picture">
+                  <wp:extent cx="1097280" cy="617220"/>
+                  <wp:docPr id="3" name="Picture 3"/>
+                  <wp:cNvGraphicFramePr>
+                    <a:graphicFrameLocks noChangeAspect="1"/>
+                  </wp:cNvGraphicFramePr>
+                  <a:graphic>
+                    <a:graphicData uri="http://schemas.openxmlformats.org/drawingml/2006/picture">
+                      <pic:pic>
+                        <pic:nvPicPr>
+                          <pic:cNvPr id="0" name="frame_0393.jpg"/>
+                          <pic:cNvPicPr/>
+                        </pic:nvPicPr>
+                        <pic:blipFill>
+                          <a:blip r:embed="rId11"/>
+                          <a:stretch>
+                            <a:fillRect/>
+                          </a:stretch>
+                        </pic:blipFill>
+                        <pic:spPr>
+                          <a:xfrm>
+                            <a:off x="0" y="0"/>
+                            <a:ext cx="1097280" cy="617220"/>
+                          </a:xfrm>
+                          <a:prstGeom prst="rect"/>
+                        </pic:spPr>
+                      </pic:pic>
+                    </a:graphicData>
+                  </a:graphic>
+                </wp:inline>
+              </w:drawing>
             </w:r>
           </w:p>
         </w:tc>
@@ -186,7 +279,38 @@
           </w:tcPr>
           <w:p>
             <w:r>
-              <w:t>frame_0000.jpg</w:t>
+              <w:drawing>
+                <wp:inline xmlns:a="http://schemas.openxmlformats.org/drawingml/2006/main" xmlns:pic="http://schemas.openxmlformats.org/drawingml/2006/picture">
+                  <wp:extent cx="1097280" cy="617220"/>
+                  <wp:docPr id="4" name="Picture 4"/>
+                  <wp:cNvGraphicFramePr>
+                    <a:graphicFrameLocks noChangeAspect="1"/>
+                  </wp:cNvGraphicFramePr>
+                  <a:graphic>
+                    <a:graphicData uri="http://schemas.openxmlformats.org/drawingml/2006/picture">
+                      <pic:pic>
+                        <pic:nvPicPr>
+                          <pic:cNvPr id="0" name="frame_0000.jpg"/>
+                          <pic:cNvPicPr/>
+                        </pic:nvPicPr>
+                        <pic:blipFill>
+                          <a:blip r:embed="rId9"/>
+                          <a:stretch>
+                            <a:fillRect/>
+                          </a:stretch>
+                        </pic:blipFill>
+                        <pic:spPr>
+                          <a:xfrm>
+                            <a:off x="0" y="0"/>
+                            <a:ext cx="1097280" cy="617220"/>
+                          </a:xfrm>
+                          <a:prstGeom prst="rect"/>
+                        </pic:spPr>
+                      </pic:pic>
+                    </a:graphicData>
+                  </a:graphic>
+                </wp:inline>
+              </w:drawing>
             </w:r>
           </w:p>
         </w:tc>
@@ -196,7 +320,38 @@
           </w:tcPr>
           <w:p>
             <w:r>
-              <w:t>frame_0196.jpg</w:t>
+              <w:drawing>
+                <wp:inline xmlns:a="http://schemas.openxmlformats.org/drawingml/2006/main" xmlns:pic="http://schemas.openxmlformats.org/drawingml/2006/picture">
+                  <wp:extent cx="1097280" cy="617220"/>
+                  <wp:docPr id="5" name="Picture 5"/>
+                  <wp:cNvGraphicFramePr>
+                    <a:graphicFrameLocks noChangeAspect="1"/>
+                  </wp:cNvGraphicFramePr>
+                  <a:graphic>
+                    <a:graphicData uri="http://schemas.openxmlformats.org/drawingml/2006/picture">
+                      <pic:pic>
+                        <pic:nvPicPr>
+                          <pic:cNvPr id="0" name="frame_0196.jpg"/>
+                          <pic:cNvPicPr/>
+                        </pic:nvPicPr>
+                        <pic:blipFill>
+                          <a:blip r:embed="rId10"/>
+                          <a:stretch>
+                            <a:fillRect/>
+                          </a:stretch>
+                        </pic:blipFill>
+                        <pic:spPr>
+                          <a:xfrm>
+                            <a:off x="0" y="0"/>
+                            <a:ext cx="1097280" cy="617220"/>
+                          </a:xfrm>
+                          <a:prstGeom prst="rect"/>
+                        </pic:spPr>
+                      </pic:pic>
+                    </a:graphicData>
+                  </a:graphic>
+                </wp:inline>
+              </w:drawing>
             </w:r>
           </w:p>
         </w:tc>
@@ -206,7 +361,38 @@
           </w:tcPr>
           <w:p>
             <w:r>
-              <w:t>frame_0393.jpg</w:t>
+              <w:drawing>
+                <wp:inline xmlns:a="http://schemas.openxmlformats.org/drawingml/2006/main" xmlns:pic="http://schemas.openxmlformats.org/drawingml/2006/picture">
+                  <wp:extent cx="1097280" cy="617220"/>
+                  <wp:docPr id="6" name="Picture 6"/>
+                  <wp:cNvGraphicFramePr>
+                    <a:graphicFrameLocks noChangeAspect="1"/>
+                  </wp:cNvGraphicFramePr>
+                  <a:graphic>
+                    <a:graphicData uri="http://schemas.openxmlformats.org/drawingml/2006/picture">
+                      <pic:pic>
+                        <pic:nvPicPr>
+                          <pic:cNvPr id="0" name="frame_0393.jpg"/>
+                          <pic:cNvPicPr/>
+                        </pic:nvPicPr>
+                        <pic:blipFill>
+                          <a:blip r:embed="rId11"/>
+                          <a:stretch>
+                            <a:fillRect/>
+                          </a:stretch>
+                        </pic:blipFill>
+                        <pic:spPr>
+                          <a:xfrm>
+                            <a:off x="0" y="0"/>
+                            <a:ext cx="1097280" cy="617220"/>
+                          </a:xfrm>
+                          <a:prstGeom prst="rect"/>
+                        </pic:spPr>
+                      </pic:pic>
+                    </a:graphicData>
+                  </a:graphic>
+                </wp:inline>
+              </w:drawing>
             </w:r>
           </w:p>
         </w:tc>
@@ -245,7 +431,38 @@
           </w:tcPr>
           <w:p>
             <w:r>
-              <w:t>frame_0000.jpg</w:t>
+              <w:drawing>
+                <wp:inline xmlns:a="http://schemas.openxmlformats.org/drawingml/2006/main" xmlns:pic="http://schemas.openxmlformats.org/drawingml/2006/picture">
+                  <wp:extent cx="1097280" cy="617220"/>
+                  <wp:docPr id="7" name="Picture 7"/>
+                  <wp:cNvGraphicFramePr>
+                    <a:graphicFrameLocks noChangeAspect="1"/>
+                  </wp:cNvGraphicFramePr>
+                  <a:graphic>
+                    <a:graphicData uri="http://schemas.openxmlformats.org/drawingml/2006/picture">
+                      <pic:pic>
+                        <pic:nvPicPr>
+                          <pic:cNvPr id="0" name="frame_0000.jpg"/>
+                          <pic:cNvPicPr/>
+                        </pic:nvPicPr>
+                        <pic:blipFill>
+                          <a:blip r:embed="rId9"/>
+                          <a:stretch>
+                            <a:fillRect/>
+                          </a:stretch>
+                        </pic:blipFill>
+                        <pic:spPr>
+                          <a:xfrm>
+                            <a:off x="0" y="0"/>
+                            <a:ext cx="1097280" cy="617220"/>
+                          </a:xfrm>
+                          <a:prstGeom prst="rect"/>
+                        </pic:spPr>
+                      </pic:pic>
+                    </a:graphicData>
+                  </a:graphic>
+                </wp:inline>
+              </w:drawing>
             </w:r>
           </w:p>
         </w:tc>
@@ -255,7 +472,38 @@
           </w:tcPr>
           <w:p>
             <w:r>
-              <w:t>frame_0196.jpg</w:t>
+              <w:drawing>
+                <wp:inline xmlns:a="http://schemas.openxmlformats.org/drawingml/2006/main" xmlns:pic="http://schemas.openxmlformats.org/drawingml/2006/picture">
+                  <wp:extent cx="1097280" cy="617220"/>
+                  <wp:docPr id="8" name="Picture 8"/>
+                  <wp:cNvGraphicFramePr>
+                    <a:graphicFrameLocks noChangeAspect="1"/>
+                  </wp:cNvGraphicFramePr>
+                  <a:graphic>
+                    <a:graphicData uri="http://schemas.openxmlformats.org/drawingml/2006/picture">
+                      <pic:pic>
+                        <pic:nvPicPr>
+                          <pic:cNvPr id="0" name="frame_0196.jpg"/>
+                          <pic:cNvPicPr/>
+                        </pic:nvPicPr>
+                        <pic:blipFill>
+                          <a:blip r:embed="rId10"/>
+                          <a:stretch>
+                            <a:fillRect/>
+                          </a:stretch>
+                        </pic:blipFill>
+                        <pic:spPr>
+                          <a:xfrm>
+                            <a:off x="0" y="0"/>
+                            <a:ext cx="1097280" cy="617220"/>
+                          </a:xfrm>
+                          <a:prstGeom prst="rect"/>
+                        </pic:spPr>
+                      </pic:pic>
+                    </a:graphicData>
+                  </a:graphic>
+                </wp:inline>
+              </w:drawing>
             </w:r>
           </w:p>
         </w:tc>
@@ -265,7 +513,38 @@
           </w:tcPr>
           <w:p>
             <w:r>
-              <w:t>frame_0393.jpg</w:t>
+              <w:drawing>
+                <wp:inline xmlns:a="http://schemas.openxmlformats.org/drawingml/2006/main" xmlns:pic="http://schemas.openxmlformats.org/drawingml/2006/picture">
+                  <wp:extent cx="1097280" cy="617220"/>
+                  <wp:docPr id="9" name="Picture 9"/>
+                  <wp:cNvGraphicFramePr>
+                    <a:graphicFrameLocks noChangeAspect="1"/>
+                  </wp:cNvGraphicFramePr>
+                  <a:graphic>
+                    <a:graphicData uri="http://schemas.openxmlformats.org/drawingml/2006/picture">
+                      <pic:pic>
+                        <pic:nvPicPr>
+                          <pic:cNvPr id="0" name="frame_0393.jpg"/>
+                          <pic:cNvPicPr/>
+                        </pic:nvPicPr>
+                        <pic:blipFill>
+                          <a:blip r:embed="rId11"/>
+                          <a:stretch>
+                            <a:fillRect/>
+                          </a:stretch>
+                        </pic:blipFill>
+                        <pic:spPr>
+                          <a:xfrm>
+                            <a:off x="0" y="0"/>
+                            <a:ext cx="1097280" cy="617220"/>
+                          </a:xfrm>
+                          <a:prstGeom prst="rect"/>
+                        </pic:spPr>
+                      </pic:pic>
+                    </a:graphicData>
+                  </a:graphic>
+                </wp:inline>
+              </w:drawing>
             </w:r>
           </w:p>
         </w:tc>
@@ -304,7 +583,38 @@
           </w:tcPr>
           <w:p>
             <w:r>
-              <w:t>frame_0000.jpg</w:t>
+              <w:drawing>
+                <wp:inline xmlns:a="http://schemas.openxmlformats.org/drawingml/2006/main" xmlns:pic="http://schemas.openxmlformats.org/drawingml/2006/picture">
+                  <wp:extent cx="1097280" cy="617220"/>
+                  <wp:docPr id="10" name="Picture 10"/>
+                  <wp:cNvGraphicFramePr>
+                    <a:graphicFrameLocks noChangeAspect="1"/>
+                  </wp:cNvGraphicFramePr>
+                  <a:graphic>
+                    <a:graphicData uri="http://schemas.openxmlformats.org/drawingml/2006/picture">
+                      <pic:pic>
+                        <pic:nvPicPr>
+                          <pic:cNvPr id="0" name="frame_0000.jpg"/>
+                          <pic:cNvPicPr/>
+                        </pic:nvPicPr>
+                        <pic:blipFill>
+                          <a:blip r:embed="rId9"/>
+                          <a:stretch>
+                            <a:fillRect/>
+                          </a:stretch>
+                        </pic:blipFill>
+                        <pic:spPr>
+                          <a:xfrm>
+                            <a:off x="0" y="0"/>
+                            <a:ext cx="1097280" cy="617220"/>
+                          </a:xfrm>
+                          <a:prstGeom prst="rect"/>
+                        </pic:spPr>
+                      </pic:pic>
+                    </a:graphicData>
+                  </a:graphic>
+                </wp:inline>
+              </w:drawing>
             </w:r>
           </w:p>
         </w:tc>
@@ -314,7 +624,38 @@
           </w:tcPr>
           <w:p>
             <w:r>
-              <w:t>frame_0196.jpg</w:t>
+              <w:drawing>
+                <wp:inline xmlns:a="http://schemas.openxmlformats.org/drawingml/2006/main" xmlns:pic="http://schemas.openxmlformats.org/drawingml/2006/picture">
+                  <wp:extent cx="1097280" cy="617220"/>
+                  <wp:docPr id="11" name="Picture 11"/>
+                  <wp:cNvGraphicFramePr>
+                    <a:graphicFrameLocks noChangeAspect="1"/>
+                  </wp:cNvGraphicFramePr>
+                  <a:graphic>
+                    <a:graphicData uri="http://schemas.openxmlformats.org/drawingml/2006/picture">
+                      <pic:pic>
+                        <pic:nvPicPr>
+                          <pic:cNvPr id="0" name="frame_0196.jpg"/>
+                          <pic:cNvPicPr/>
+                        </pic:nvPicPr>
+                        <pic:blipFill>
+                          <a:blip r:embed="rId10"/>
+                          <a:stretch>
+                            <a:fillRect/>
+                          </a:stretch>
+                        </pic:blipFill>
+                        <pic:spPr>
+                          <a:xfrm>
+                            <a:off x="0" y="0"/>
+                            <a:ext cx="1097280" cy="617220"/>
+                          </a:xfrm>
+                          <a:prstGeom prst="rect"/>
+                        </pic:spPr>
+                      </pic:pic>
+                    </a:graphicData>
+                  </a:graphic>
+                </wp:inline>
+              </w:drawing>
             </w:r>
           </w:p>
         </w:tc>
@@ -324,7 +665,38 @@
           </w:tcPr>
           <w:p>
             <w:r>
-              <w:t>frame_0393.jpg</w:t>
+              <w:drawing>
+                <wp:inline xmlns:a="http://schemas.openxmlformats.org/drawingml/2006/main" xmlns:pic="http://schemas.openxmlformats.org/drawingml/2006/picture">
+                  <wp:extent cx="1097280" cy="617220"/>
+                  <wp:docPr id="12" name="Picture 12"/>
+                  <wp:cNvGraphicFramePr>
+                    <a:graphicFrameLocks noChangeAspect="1"/>
+                  </wp:cNvGraphicFramePr>
+                  <a:graphic>
+                    <a:graphicData uri="http://schemas.openxmlformats.org/drawingml/2006/picture">
+                      <pic:pic>
+                        <pic:nvPicPr>
+                          <pic:cNvPr id="0" name="frame_0393.jpg"/>
+                          <pic:cNvPicPr/>
+                        </pic:nvPicPr>
+                        <pic:blipFill>
+                          <a:blip r:embed="rId11"/>
+                          <a:stretch>
+                            <a:fillRect/>
+                          </a:stretch>
+                        </pic:blipFill>
+                        <pic:spPr>
+                          <a:xfrm>
+                            <a:off x="0" y="0"/>
+                            <a:ext cx="1097280" cy="617220"/>
+                          </a:xfrm>
+                          <a:prstGeom prst="rect"/>
+                        </pic:spPr>
+                      </pic:pic>
+                    </a:graphicData>
+                  </a:graphic>
+                </wp:inline>
+              </w:drawing>
             </w:r>
           </w:p>
         </w:tc>
@@ -363,7 +735,38 @@
           </w:tcPr>
           <w:p>
             <w:r>
-              <w:t>frame_0000.jpg</w:t>
+              <w:drawing>
+                <wp:inline xmlns:a="http://schemas.openxmlformats.org/drawingml/2006/main" xmlns:pic="http://schemas.openxmlformats.org/drawingml/2006/picture">
+                  <wp:extent cx="1097280" cy="617220"/>
+                  <wp:docPr id="13" name="Picture 13"/>
+                  <wp:cNvGraphicFramePr>
+                    <a:graphicFrameLocks noChangeAspect="1"/>
+                  </wp:cNvGraphicFramePr>
+                  <a:graphic>
+                    <a:graphicData uri="http://schemas.openxmlformats.org/drawingml/2006/picture">
+                      <pic:pic>
+                        <pic:nvPicPr>
+                          <pic:cNvPr id="0" name="frame_0000.jpg"/>
+                          <pic:cNvPicPr/>
+                        </pic:nvPicPr>
+                        <pic:blipFill>
+                          <a:blip r:embed="rId9"/>
+                          <a:stretch>
+                            <a:fillRect/>
+                          </a:stretch>
+                        </pic:blipFill>
+                        <pic:spPr>
+                          <a:xfrm>
+                            <a:off x="0" y="0"/>
+                            <a:ext cx="1097280" cy="617220"/>
+                          </a:xfrm>
+                          <a:prstGeom prst="rect"/>
+                        </pic:spPr>
+                      </pic:pic>
+                    </a:graphicData>
+                  </a:graphic>
+                </wp:inline>
+              </w:drawing>
             </w:r>
           </w:p>
         </w:tc>
@@ -373,7 +776,38 @@
           </w:tcPr>
           <w:p>
             <w:r>
-              <w:t>frame_0196.jpg</w:t>
+              <w:drawing>
+                <wp:inline xmlns:a="http://schemas.openxmlformats.org/drawingml/2006/main" xmlns:pic="http://schemas.openxmlformats.org/drawingml/2006/picture">
+                  <wp:extent cx="1097280" cy="617220"/>
+                  <wp:docPr id="14" name="Picture 14"/>
+                  <wp:cNvGraphicFramePr>
+                    <a:graphicFrameLocks noChangeAspect="1"/>
+                  </wp:cNvGraphicFramePr>
+                  <a:graphic>
+                    <a:graphicData uri="http://schemas.openxmlformats.org/drawingml/2006/picture">
+                      <pic:pic>
+                        <pic:nvPicPr>
+                          <pic:cNvPr id="0" name="frame_0196.jpg"/>
+                          <pic:cNvPicPr/>
+                        </pic:nvPicPr>
+                        <pic:blipFill>
+                          <a:blip r:embed="rId10"/>
+                          <a:stretch>
+                            <a:fillRect/>
+                          </a:stretch>
+                        </pic:blipFill>
+                        <pic:spPr>
+                          <a:xfrm>
+                            <a:off x="0" y="0"/>
+                            <a:ext cx="1097280" cy="617220"/>
+                          </a:xfrm>
+                          <a:prstGeom prst="rect"/>
+                        </pic:spPr>
+                      </pic:pic>
+                    </a:graphicData>
+                  </a:graphic>
+                </wp:inline>
+              </w:drawing>
             </w:r>
           </w:p>
         </w:tc>
@@ -383,7 +817,38 @@
           </w:tcPr>
           <w:p>
             <w:r>
-              <w:t>frame_0393.jpg</w:t>
+              <w:drawing>
+                <wp:inline xmlns:a="http://schemas.openxmlformats.org/drawingml/2006/main" xmlns:pic="http://schemas.openxmlformats.org/drawingml/2006/picture">
+                  <wp:extent cx="1097280" cy="617220"/>
+                  <wp:docPr id="15" name="Picture 15"/>
+                  <wp:cNvGraphicFramePr>
+                    <a:graphicFrameLocks noChangeAspect="1"/>
+                  </wp:cNvGraphicFramePr>
+                  <a:graphic>
+                    <a:graphicData uri="http://schemas.openxmlformats.org/drawingml/2006/picture">
+                      <pic:pic>
+                        <pic:nvPicPr>
+                          <pic:cNvPr id="0" name="frame_0393.jpg"/>
+                          <pic:cNvPicPr/>
+                        </pic:nvPicPr>
+                        <pic:blipFill>
+                          <a:blip r:embed="rId11"/>
+                          <a:stretch>
+                            <a:fillRect/>
+                          </a:stretch>
+                        </pic:blipFill>
+                        <pic:spPr>
+                          <a:xfrm>
+                            <a:off x="0" y="0"/>
+                            <a:ext cx="1097280" cy="617220"/>
+                          </a:xfrm>
+                          <a:prstGeom prst="rect"/>
+                        </pic:spPr>
+                      </pic:pic>
+                    </a:graphicData>
+                  </a:graphic>
+                </wp:inline>
+              </w:drawing>
             </w:r>
           </w:p>
         </w:tc>
@@ -422,7 +887,38 @@
           </w:tcPr>
           <w:p>
             <w:r>
-              <w:t>frame_0000.jpg</w:t>
+              <w:drawing>
+                <wp:inline xmlns:a="http://schemas.openxmlformats.org/drawingml/2006/main" xmlns:pic="http://schemas.openxmlformats.org/drawingml/2006/picture">
+                  <wp:extent cx="1097280" cy="617220"/>
+                  <wp:docPr id="16" name="Picture 16"/>
+                  <wp:cNvGraphicFramePr>
+                    <a:graphicFrameLocks noChangeAspect="1"/>
+                  </wp:cNvGraphicFramePr>
+                  <a:graphic>
+                    <a:graphicData uri="http://schemas.openxmlformats.org/drawingml/2006/picture">
+                      <pic:pic>
+                        <pic:nvPicPr>
+                          <pic:cNvPr id="0" name="frame_0000.jpg"/>
+                          <pic:cNvPicPr/>
+                        </pic:nvPicPr>
+                        <pic:blipFill>
+                          <a:blip r:embed="rId9"/>
+                          <a:stretch>
+                            <a:fillRect/>
+                          </a:stretch>
+                        </pic:blipFill>
+                        <pic:spPr>
+                          <a:xfrm>
+                            <a:off x="0" y="0"/>
+                            <a:ext cx="1097280" cy="617220"/>
+                          </a:xfrm>
+                          <a:prstGeom prst="rect"/>
+                        </pic:spPr>
+                      </pic:pic>
+                    </a:graphicData>
+                  </a:graphic>
+                </wp:inline>
+              </w:drawing>
             </w:r>
           </w:p>
         </w:tc>
@@ -432,7 +928,38 @@
           </w:tcPr>
           <w:p>
             <w:r>
-              <w:t>frame_0196.jpg</w:t>
+              <w:drawing>
+                <wp:inline xmlns:a="http://schemas.openxmlformats.org/drawingml/2006/main" xmlns:pic="http://schemas.openxmlformats.org/drawingml/2006/picture">
+                  <wp:extent cx="1097280" cy="617220"/>
+                  <wp:docPr id="17" name="Picture 17"/>
+                  <wp:cNvGraphicFramePr>
+                    <a:graphicFrameLocks noChangeAspect="1"/>
+                  </wp:cNvGraphicFramePr>
+                  <a:graphic>
+                    <a:graphicData uri="http://schemas.openxmlformats.org/drawingml/2006/picture">
+                      <pic:pic>
+                        <pic:nvPicPr>
+                          <pic:cNvPr id="0" name="frame_0196.jpg"/>
+                          <pic:cNvPicPr/>
+                        </pic:nvPicPr>
+                        <pic:blipFill>
+                          <a:blip r:embed="rId10"/>
+                          <a:stretch>
+                            <a:fillRect/>
+                          </a:stretch>
+                        </pic:blipFill>
+                        <pic:spPr>
+                          <a:xfrm>
+                            <a:off x="0" y="0"/>
+                            <a:ext cx="1097280" cy="617220"/>
+                          </a:xfrm>
+                          <a:prstGeom prst="rect"/>
+                        </pic:spPr>
+                      </pic:pic>
+                    </a:graphicData>
+                  </a:graphic>
+                </wp:inline>
+              </w:drawing>
             </w:r>
           </w:p>
         </w:tc>
@@ -442,7 +969,38 @@
           </w:tcPr>
           <w:p>
             <w:r>
-              <w:t>frame_0393.jpg</w:t>
+              <w:drawing>
+                <wp:inline xmlns:a="http://schemas.openxmlformats.org/drawingml/2006/main" xmlns:pic="http://schemas.openxmlformats.org/drawingml/2006/picture">
+                  <wp:extent cx="1097280" cy="617220"/>
+                  <wp:docPr id="18" name="Picture 18"/>
+                  <wp:cNvGraphicFramePr>
+                    <a:graphicFrameLocks noChangeAspect="1"/>
+                  </wp:cNvGraphicFramePr>
+                  <a:graphic>
+                    <a:graphicData uri="http://schemas.openxmlformats.org/drawingml/2006/picture">
+                      <pic:pic>
+                        <pic:nvPicPr>
+                          <pic:cNvPr id="0" name="frame_0393.jpg"/>
+                          <pic:cNvPicPr/>
+                        </pic:nvPicPr>
+                        <pic:blipFill>
+                          <a:blip r:embed="rId11"/>
+                          <a:stretch>
+                            <a:fillRect/>
+                          </a:stretch>
+                        </pic:blipFill>
+                        <pic:spPr>
+                          <a:xfrm>
+                            <a:off x="0" y="0"/>
+                            <a:ext cx="1097280" cy="617220"/>
+                          </a:xfrm>
+                          <a:prstGeom prst="rect"/>
+                        </pic:spPr>
+                      </pic:pic>
+                    </a:graphicData>
+                  </a:graphic>
+                </wp:inline>
+              </w:drawing>
             </w:r>
           </w:p>
         </w:tc>
@@ -486,7 +1044,38 @@
           </w:tcPr>
           <w:p>
             <w:r>
-              <w:t>frame_0000.jpg</w:t>
+              <w:drawing>
+                <wp:inline xmlns:a="http://schemas.openxmlformats.org/drawingml/2006/main" xmlns:pic="http://schemas.openxmlformats.org/drawingml/2006/picture">
+                  <wp:extent cx="1097280" cy="617220"/>
+                  <wp:docPr id="19" name="Picture 19"/>
+                  <wp:cNvGraphicFramePr>
+                    <a:graphicFrameLocks noChangeAspect="1"/>
+                  </wp:cNvGraphicFramePr>
+                  <a:graphic>
+                    <a:graphicData uri="http://schemas.openxmlformats.org/drawingml/2006/picture">
+                      <pic:pic>
+                        <pic:nvPicPr>
+                          <pic:cNvPr id="0" name="frame_0000.jpg"/>
+                          <pic:cNvPicPr/>
+                        </pic:nvPicPr>
+                        <pic:blipFill>
+                          <a:blip r:embed="rId9"/>
+                          <a:stretch>
+                            <a:fillRect/>
+                          </a:stretch>
+                        </pic:blipFill>
+                        <pic:spPr>
+                          <a:xfrm>
+                            <a:off x="0" y="0"/>
+                            <a:ext cx="1097280" cy="617220"/>
+                          </a:xfrm>
+                          <a:prstGeom prst="rect"/>
+                        </pic:spPr>
+                      </pic:pic>
+                    </a:graphicData>
+                  </a:graphic>
+                </wp:inline>
+              </w:drawing>
             </w:r>
           </w:p>
         </w:tc>
@@ -496,7 +1085,38 @@
           </w:tcPr>
           <w:p>
             <w:r>
-              <w:t>frame_0196.jpg</w:t>
+              <w:drawing>
+                <wp:inline xmlns:a="http://schemas.openxmlformats.org/drawingml/2006/main" xmlns:pic="http://schemas.openxmlformats.org/drawingml/2006/picture">
+                  <wp:extent cx="1097280" cy="617220"/>
+                  <wp:docPr id="20" name="Picture 20"/>
+                  <wp:cNvGraphicFramePr>
+                    <a:graphicFrameLocks noChangeAspect="1"/>
+                  </wp:cNvGraphicFramePr>
+                  <a:graphic>
+                    <a:graphicData uri="http://schemas.openxmlformats.org/drawingml/2006/picture">
+                      <pic:pic>
+                        <pic:nvPicPr>
+                          <pic:cNvPr id="0" name="frame_0196.jpg"/>
+                          <pic:cNvPicPr/>
+                        </pic:nvPicPr>
+                        <pic:blipFill>
+                          <a:blip r:embed="rId10"/>
+                          <a:stretch>
+                            <a:fillRect/>
+                          </a:stretch>
+                        </pic:blipFill>
+                        <pic:spPr>
+                          <a:xfrm>
+                            <a:off x="0" y="0"/>
+                            <a:ext cx="1097280" cy="617220"/>
+                          </a:xfrm>
+                          <a:prstGeom prst="rect"/>
+                        </pic:spPr>
+                      </pic:pic>
+                    </a:graphicData>
+                  </a:graphic>
+                </wp:inline>
+              </w:drawing>
             </w:r>
           </w:p>
         </w:tc>
@@ -506,7 +1126,38 @@
           </w:tcPr>
           <w:p>
             <w:r>
-              <w:t>frame_0393.jpg</w:t>
+              <w:drawing>
+                <wp:inline xmlns:a="http://schemas.openxmlformats.org/drawingml/2006/main" xmlns:pic="http://schemas.openxmlformats.org/drawingml/2006/picture">
+                  <wp:extent cx="1097280" cy="617220"/>
+                  <wp:docPr id="21" name="Picture 21"/>
+                  <wp:cNvGraphicFramePr>
+                    <a:graphicFrameLocks noChangeAspect="1"/>
+                  </wp:cNvGraphicFramePr>
+                  <a:graphic>
+                    <a:graphicData uri="http://schemas.openxmlformats.org/drawingml/2006/picture">
+                      <pic:pic>
+                        <pic:nvPicPr>
+                          <pic:cNvPr id="0" name="frame_0393.jpg"/>
+                          <pic:cNvPicPr/>
+                        </pic:nvPicPr>
+                        <pic:blipFill>
+                          <a:blip r:embed="rId11"/>
+                          <a:stretch>
+                            <a:fillRect/>
+                          </a:stretch>
+                        </pic:blipFill>
+                        <pic:spPr>
+                          <a:xfrm>
+                            <a:off x="0" y="0"/>
+                            <a:ext cx="1097280" cy="617220"/>
+                          </a:xfrm>
+                          <a:prstGeom prst="rect"/>
+                        </pic:spPr>
+                      </pic:pic>
+                    </a:graphicData>
+                  </a:graphic>
+                </wp:inline>
+              </w:drawing>
             </w:r>
           </w:p>
         </w:tc>
@@ -545,7 +1196,38 @@
           </w:tcPr>
           <w:p>
             <w:r>
-              <w:t>frame_0000.jpg</w:t>
+              <w:drawing>
+                <wp:inline xmlns:a="http://schemas.openxmlformats.org/drawingml/2006/main" xmlns:pic="http://schemas.openxmlformats.org/drawingml/2006/picture">
+                  <wp:extent cx="1097280" cy="617220"/>
+                  <wp:docPr id="22" name="Picture 22"/>
+                  <wp:cNvGraphicFramePr>
+                    <a:graphicFrameLocks noChangeAspect="1"/>
+                  </wp:cNvGraphicFramePr>
+                  <a:graphic>
+                    <a:graphicData uri="http://schemas.openxmlformats.org/drawingml/2006/picture">
+                      <pic:pic>
+                        <pic:nvPicPr>
+                          <pic:cNvPr id="0" name="frame_0000.jpg"/>
+                          <pic:cNvPicPr/>
+                        </pic:nvPicPr>
+                        <pic:blipFill>
+                          <a:blip r:embed="rId9"/>
+                          <a:stretch>
+                            <a:fillRect/>
+                          </a:stretch>
+                        </pic:blipFill>
+                        <pic:spPr>
+                          <a:xfrm>
+                            <a:off x="0" y="0"/>
+                            <a:ext cx="1097280" cy="617220"/>
+                          </a:xfrm>
+                          <a:prstGeom prst="rect"/>
+                        </pic:spPr>
+                      </pic:pic>
+                    </a:graphicData>
+                  </a:graphic>
+                </wp:inline>
+              </w:drawing>
             </w:r>
           </w:p>
         </w:tc>
@@ -555,7 +1237,38 @@
           </w:tcPr>
           <w:p>
             <w:r>
-              <w:t>frame_0196.jpg</w:t>
+              <w:drawing>
+                <wp:inline xmlns:a="http://schemas.openxmlformats.org/drawingml/2006/main" xmlns:pic="http://schemas.openxmlformats.org/drawingml/2006/picture">
+                  <wp:extent cx="1097280" cy="617220"/>
+                  <wp:docPr id="23" name="Picture 23"/>
+                  <wp:cNvGraphicFramePr>
+                    <a:graphicFrameLocks noChangeAspect="1"/>
+                  </wp:cNvGraphicFramePr>
+                  <a:graphic>
+                    <a:graphicData uri="http://schemas.openxmlformats.org/drawingml/2006/picture">
+                      <pic:pic>
+                        <pic:nvPicPr>
+                          <pic:cNvPr id="0" name="frame_0196.jpg"/>
+                          <pic:cNvPicPr/>
+                        </pic:nvPicPr>
+                        <pic:blipFill>
+                          <a:blip r:embed="rId10"/>
+                          <a:stretch>
+                            <a:fillRect/>
+                          </a:stretch>
+                        </pic:blipFill>
+                        <pic:spPr>
+                          <a:xfrm>
+                            <a:off x="0" y="0"/>
+                            <a:ext cx="1097280" cy="617220"/>
+                          </a:xfrm>
+                          <a:prstGeom prst="rect"/>
+                        </pic:spPr>
+                      </pic:pic>
+                    </a:graphicData>
+                  </a:graphic>
+                </wp:inline>
+              </w:drawing>
             </w:r>
           </w:p>
         </w:tc>
@@ -565,7 +1278,38 @@
           </w:tcPr>
           <w:p>
             <w:r>
-              <w:t>frame_0393.jpg</w:t>
+              <w:drawing>
+                <wp:inline xmlns:a="http://schemas.openxmlformats.org/drawingml/2006/main" xmlns:pic="http://schemas.openxmlformats.org/drawingml/2006/picture">
+                  <wp:extent cx="1097280" cy="617220"/>
+                  <wp:docPr id="24" name="Picture 24"/>
+                  <wp:cNvGraphicFramePr>
+                    <a:graphicFrameLocks noChangeAspect="1"/>
+                  </wp:cNvGraphicFramePr>
+                  <a:graphic>
+                    <a:graphicData uri="http://schemas.openxmlformats.org/drawingml/2006/picture">
+                      <pic:pic>
+                        <pic:nvPicPr>
+                          <pic:cNvPr id="0" name="frame_0393.jpg"/>
+                          <pic:cNvPicPr/>
+                        </pic:nvPicPr>
+                        <pic:blipFill>
+                          <a:blip r:embed="rId11"/>
+                          <a:stretch>
+                            <a:fillRect/>
+                          </a:stretch>
+                        </pic:blipFill>
+                        <pic:spPr>
+                          <a:xfrm>
+                            <a:off x="0" y="0"/>
+                            <a:ext cx="1097280" cy="617220"/>
+                          </a:xfrm>
+                          <a:prstGeom prst="rect"/>
+                        </pic:spPr>
+                      </pic:pic>
+                    </a:graphicData>
+                  </a:graphic>
+                </wp:inline>
+              </w:drawing>
             </w:r>
           </w:p>
         </w:tc>
@@ -604,7 +1348,38 @@
           </w:tcPr>
           <w:p>
             <w:r>
-              <w:t>frame_0000.jpg</w:t>
+              <w:drawing>
+                <wp:inline xmlns:a="http://schemas.openxmlformats.org/drawingml/2006/main" xmlns:pic="http://schemas.openxmlformats.org/drawingml/2006/picture">
+                  <wp:extent cx="1097280" cy="617220"/>
+                  <wp:docPr id="25" name="Picture 25"/>
+                  <wp:cNvGraphicFramePr>
+                    <a:graphicFrameLocks noChangeAspect="1"/>
+                  </wp:cNvGraphicFramePr>
+                  <a:graphic>
+                    <a:graphicData uri="http://schemas.openxmlformats.org/drawingml/2006/picture">
+                      <pic:pic>
+                        <pic:nvPicPr>
+                          <pic:cNvPr id="0" name="frame_0000.jpg"/>
+                          <pic:cNvPicPr/>
+                        </pic:nvPicPr>
+                        <pic:blipFill>
+                          <a:blip r:embed="rId9"/>
+                          <a:stretch>
+                            <a:fillRect/>
+                          </a:stretch>
+                        </pic:blipFill>
+                        <pic:spPr>
+                          <a:xfrm>
+                            <a:off x="0" y="0"/>
+                            <a:ext cx="1097280" cy="617220"/>
+                          </a:xfrm>
+                          <a:prstGeom prst="rect"/>
+                        </pic:spPr>
+                      </pic:pic>
+                    </a:graphicData>
+                  </a:graphic>
+                </wp:inline>
+              </w:drawing>
             </w:r>
           </w:p>
         </w:tc>
@@ -614,7 +1389,38 @@
           </w:tcPr>
           <w:p>
             <w:r>
-              <w:t>frame_0196.jpg</w:t>
+              <w:drawing>
+                <wp:inline xmlns:a="http://schemas.openxmlformats.org/drawingml/2006/main" xmlns:pic="http://schemas.openxmlformats.org/drawingml/2006/picture">
+                  <wp:extent cx="1097280" cy="617220"/>
+                  <wp:docPr id="26" name="Picture 26"/>
+                  <wp:cNvGraphicFramePr>
+                    <a:graphicFrameLocks noChangeAspect="1"/>
+                  </wp:cNvGraphicFramePr>
+                  <a:graphic>
+                    <a:graphicData uri="http://schemas.openxmlformats.org/drawingml/2006/picture">
+                      <pic:pic>
+                        <pic:nvPicPr>
+                          <pic:cNvPr id="0" name="frame_0196.jpg"/>
+                          <pic:cNvPicPr/>
+                        </pic:nvPicPr>
+                        <pic:blipFill>
+                          <a:blip r:embed="rId10"/>
+                          <a:stretch>
+                            <a:fillRect/>
+                          </a:stretch>
+                        </pic:blipFill>
+                        <pic:spPr>
+                          <a:xfrm>
+                            <a:off x="0" y="0"/>
+                            <a:ext cx="1097280" cy="617220"/>
+                          </a:xfrm>
+                          <a:prstGeom prst="rect"/>
+                        </pic:spPr>
+                      </pic:pic>
+                    </a:graphicData>
+                  </a:graphic>
+                </wp:inline>
+              </w:drawing>
             </w:r>
           </w:p>
         </w:tc>
@@ -624,7 +1430,38 @@
           </w:tcPr>
           <w:p>
             <w:r>
-              <w:t>frame_0393.jpg</w:t>
+              <w:drawing>
+                <wp:inline xmlns:a="http://schemas.openxmlformats.org/drawingml/2006/main" xmlns:pic="http://schemas.openxmlformats.org/drawingml/2006/picture">
+                  <wp:extent cx="1097280" cy="617220"/>
+                  <wp:docPr id="27" name="Picture 27"/>
+                  <wp:cNvGraphicFramePr>
+                    <a:graphicFrameLocks noChangeAspect="1"/>
+                  </wp:cNvGraphicFramePr>
+                  <a:graphic>
+                    <a:graphicData uri="http://schemas.openxmlformats.org/drawingml/2006/picture">
+                      <pic:pic>
+                        <pic:nvPicPr>
+                          <pic:cNvPr id="0" name="frame_0393.jpg"/>
+                          <pic:cNvPicPr/>
+                        </pic:nvPicPr>
+                        <pic:blipFill>
+                          <a:blip r:embed="rId11"/>
+                          <a:stretch>
+                            <a:fillRect/>
+                          </a:stretch>
+                        </pic:blipFill>
+                        <pic:spPr>
+                          <a:xfrm>
+                            <a:off x="0" y="0"/>
+                            <a:ext cx="1097280" cy="617220"/>
+                          </a:xfrm>
+                          <a:prstGeom prst="rect"/>
+                        </pic:spPr>
+                      </pic:pic>
+                    </a:graphicData>
+                  </a:graphic>
+                </wp:inline>
+              </w:drawing>
             </w:r>
           </w:p>
         </w:tc>
@@ -663,7 +1500,38 @@
           </w:tcPr>
           <w:p>
             <w:r>
-              <w:t>frame_0000.jpg</w:t>
+              <w:drawing>
+                <wp:inline xmlns:a="http://schemas.openxmlformats.org/drawingml/2006/main" xmlns:pic="http://schemas.openxmlformats.org/drawingml/2006/picture">
+                  <wp:extent cx="1097280" cy="617220"/>
+                  <wp:docPr id="28" name="Picture 28"/>
+                  <wp:cNvGraphicFramePr>
+                    <a:graphicFrameLocks noChangeAspect="1"/>
+                  </wp:cNvGraphicFramePr>
+                  <a:graphic>
+                    <a:graphicData uri="http://schemas.openxmlformats.org/drawingml/2006/picture">
+                      <pic:pic>
+                        <pic:nvPicPr>
+                          <pic:cNvPr id="0" name="frame_0000.jpg"/>
+                          <pic:cNvPicPr/>
+                        </pic:nvPicPr>
+                        <pic:blipFill>
+                          <a:blip r:embed="rId9"/>
+                          <a:stretch>
+                            <a:fillRect/>
+                          </a:stretch>
+                        </pic:blipFill>
+                        <pic:spPr>
+                          <a:xfrm>
+                            <a:off x="0" y="0"/>
+                            <a:ext cx="1097280" cy="617220"/>
+                          </a:xfrm>
+                          <a:prstGeom prst="rect"/>
+                        </pic:spPr>
+                      </pic:pic>
+                    </a:graphicData>
+                  </a:graphic>
+                </wp:inline>
+              </w:drawing>
             </w:r>
           </w:p>
         </w:tc>
@@ -673,7 +1541,38 @@
           </w:tcPr>
           <w:p>
             <w:r>
-              <w:t>frame_0196.jpg</w:t>
+              <w:drawing>
+                <wp:inline xmlns:a="http://schemas.openxmlformats.org/drawingml/2006/main" xmlns:pic="http://schemas.openxmlformats.org/drawingml/2006/picture">
+                  <wp:extent cx="1097280" cy="617220"/>
+                  <wp:docPr id="29" name="Picture 29"/>
+                  <wp:cNvGraphicFramePr>
+                    <a:graphicFrameLocks noChangeAspect="1"/>
+                  </wp:cNvGraphicFramePr>
+                  <a:graphic>
+                    <a:graphicData uri="http://schemas.openxmlformats.org/drawingml/2006/picture">
+                      <pic:pic>
+                        <pic:nvPicPr>
+                          <pic:cNvPr id="0" name="frame_0196.jpg"/>
+                          <pic:cNvPicPr/>
+                        </pic:nvPicPr>
+                        <pic:blipFill>
+                          <a:blip r:embed="rId10"/>
+                          <a:stretch>
+                            <a:fillRect/>
+                          </a:stretch>
+                        </pic:blipFill>
+                        <pic:spPr>
+                          <a:xfrm>
+                            <a:off x="0" y="0"/>
+                            <a:ext cx="1097280" cy="617220"/>
+                          </a:xfrm>
+                          <a:prstGeom prst="rect"/>
+                        </pic:spPr>
+                      </pic:pic>
+                    </a:graphicData>
+                  </a:graphic>
+                </wp:inline>
+              </w:drawing>
             </w:r>
           </w:p>
         </w:tc>
@@ -683,7 +1582,38 @@
           </w:tcPr>
           <w:p>
             <w:r>
-              <w:t>frame_0393.jpg</w:t>
+              <w:drawing>
+                <wp:inline xmlns:a="http://schemas.openxmlformats.org/drawingml/2006/main" xmlns:pic="http://schemas.openxmlformats.org/drawingml/2006/picture">
+                  <wp:extent cx="1097280" cy="617220"/>
+                  <wp:docPr id="30" name="Picture 30"/>
+                  <wp:cNvGraphicFramePr>
+                    <a:graphicFrameLocks noChangeAspect="1"/>
+                  </wp:cNvGraphicFramePr>
+                  <a:graphic>
+                    <a:graphicData uri="http://schemas.openxmlformats.org/drawingml/2006/picture">
+                      <pic:pic>
+                        <pic:nvPicPr>
+                          <pic:cNvPr id="0" name="frame_0393.jpg"/>
+                          <pic:cNvPicPr/>
+                        </pic:nvPicPr>
+                        <pic:blipFill>
+                          <a:blip r:embed="rId11"/>
+                          <a:stretch>
+                            <a:fillRect/>
+                          </a:stretch>
+                        </pic:blipFill>
+                        <pic:spPr>
+                          <a:xfrm>
+                            <a:off x="0" y="0"/>
+                            <a:ext cx="1097280" cy="617220"/>
+                          </a:xfrm>
+                          <a:prstGeom prst="rect"/>
+                        </pic:spPr>
+                      </pic:pic>
+                    </a:graphicData>
+                  </a:graphic>
+                </wp:inline>
+              </w:drawing>
             </w:r>
           </w:p>
         </w:tc>
@@ -722,7 +1652,38 @@
           </w:tcPr>
           <w:p>
             <w:r>
-              <w:t>frame_0000.jpg</w:t>
+              <w:drawing>
+                <wp:inline xmlns:a="http://schemas.openxmlformats.org/drawingml/2006/main" xmlns:pic="http://schemas.openxmlformats.org/drawingml/2006/picture">
+                  <wp:extent cx="1097280" cy="617220"/>
+                  <wp:docPr id="31" name="Picture 31"/>
+                  <wp:cNvGraphicFramePr>
+                    <a:graphicFrameLocks noChangeAspect="1"/>
+                  </wp:cNvGraphicFramePr>
+                  <a:graphic>
+                    <a:graphicData uri="http://schemas.openxmlformats.org/drawingml/2006/picture">
+                      <pic:pic>
+                        <pic:nvPicPr>
+                          <pic:cNvPr id="0" name="frame_0000.jpg"/>
+                          <pic:cNvPicPr/>
+                        </pic:nvPicPr>
+                        <pic:blipFill>
+                          <a:blip r:embed="rId9"/>
+                          <a:stretch>
+                            <a:fillRect/>
+                          </a:stretch>
+                        </pic:blipFill>
+                        <pic:spPr>
+                          <a:xfrm>
+                            <a:off x="0" y="0"/>
+                            <a:ext cx="1097280" cy="617220"/>
+                          </a:xfrm>
+                          <a:prstGeom prst="rect"/>
+                        </pic:spPr>
+                      </pic:pic>
+                    </a:graphicData>
+                  </a:graphic>
+                </wp:inline>
+              </w:drawing>
             </w:r>
           </w:p>
         </w:tc>
@@ -732,7 +1693,38 @@
           </w:tcPr>
           <w:p>
             <w:r>
-              <w:t>frame_0196.jpg</w:t>
+              <w:drawing>
+                <wp:inline xmlns:a="http://schemas.openxmlformats.org/drawingml/2006/main" xmlns:pic="http://schemas.openxmlformats.org/drawingml/2006/picture">
+                  <wp:extent cx="1097280" cy="617220"/>
+                  <wp:docPr id="32" name="Picture 32"/>
+                  <wp:cNvGraphicFramePr>
+                    <a:graphicFrameLocks noChangeAspect="1"/>
+                  </wp:cNvGraphicFramePr>
+                  <a:graphic>
+                    <a:graphicData uri="http://schemas.openxmlformats.org/drawingml/2006/picture">
+                      <pic:pic>
+                        <pic:nvPicPr>
+                          <pic:cNvPr id="0" name="frame_0196.jpg"/>
+                          <pic:cNvPicPr/>
+                        </pic:nvPicPr>
+                        <pic:blipFill>
+                          <a:blip r:embed="rId10"/>
+                          <a:stretch>
+                            <a:fillRect/>
+                          </a:stretch>
+                        </pic:blipFill>
+                        <pic:spPr>
+                          <a:xfrm>
+                            <a:off x="0" y="0"/>
+                            <a:ext cx="1097280" cy="617220"/>
+                          </a:xfrm>
+                          <a:prstGeom prst="rect"/>
+                        </pic:spPr>
+                      </pic:pic>
+                    </a:graphicData>
+                  </a:graphic>
+                </wp:inline>
+              </w:drawing>
             </w:r>
           </w:p>
         </w:tc>
@@ -742,7 +1734,38 @@
           </w:tcPr>
           <w:p>
             <w:r>
-              <w:t>frame_0393.jpg</w:t>
+              <w:drawing>
+                <wp:inline xmlns:a="http://schemas.openxmlformats.org/drawingml/2006/main" xmlns:pic="http://schemas.openxmlformats.org/drawingml/2006/picture">
+                  <wp:extent cx="1097280" cy="617220"/>
+                  <wp:docPr id="33" name="Picture 33"/>
+                  <wp:cNvGraphicFramePr>
+                    <a:graphicFrameLocks noChangeAspect="1"/>
+                  </wp:cNvGraphicFramePr>
+                  <a:graphic>
+                    <a:graphicData uri="http://schemas.openxmlformats.org/drawingml/2006/picture">
+                      <pic:pic>
+                        <pic:nvPicPr>
+                          <pic:cNvPr id="0" name="frame_0393.jpg"/>
+                          <pic:cNvPicPr/>
+                        </pic:nvPicPr>
+                        <pic:blipFill>
+                          <a:blip r:embed="rId11"/>
+                          <a:stretch>
+                            <a:fillRect/>
+                          </a:stretch>
+                        </pic:blipFill>
+                        <pic:spPr>
+                          <a:xfrm>
+                            <a:off x="0" y="0"/>
+                            <a:ext cx="1097280" cy="617220"/>
+                          </a:xfrm>
+                          <a:prstGeom prst="rect"/>
+                        </pic:spPr>
+                      </pic:pic>
+                    </a:graphicData>
+                  </a:graphic>
+                </wp:inline>
+              </w:drawing>
             </w:r>
           </w:p>
         </w:tc>
@@ -781,7 +1804,38 @@
           </w:tcPr>
           <w:p>
             <w:r>
-              <w:t>frame_0000.jpg</w:t>
+              <w:drawing>
+                <wp:inline xmlns:a="http://schemas.openxmlformats.org/drawingml/2006/main" xmlns:pic="http://schemas.openxmlformats.org/drawingml/2006/picture">
+                  <wp:extent cx="1097280" cy="617220"/>
+                  <wp:docPr id="34" name="Picture 34"/>
+                  <wp:cNvGraphicFramePr>
+                    <a:graphicFrameLocks noChangeAspect="1"/>
+                  </wp:cNvGraphicFramePr>
+                  <a:graphic>
+                    <a:graphicData uri="http://schemas.openxmlformats.org/drawingml/2006/picture">
+                      <pic:pic>
+                        <pic:nvPicPr>
+                          <pic:cNvPr id="0" name="frame_0000.jpg"/>
+                          <pic:cNvPicPr/>
+                        </pic:nvPicPr>
+                        <pic:blipFill>
+                          <a:blip r:embed="rId9"/>
+                          <a:stretch>
+                            <a:fillRect/>
+                          </a:stretch>
+                        </pic:blipFill>
+                        <pic:spPr>
+                          <a:xfrm>
+                            <a:off x="0" y="0"/>
+                            <a:ext cx="1097280" cy="617220"/>
+                          </a:xfrm>
+                          <a:prstGeom prst="rect"/>
+                        </pic:spPr>
+                      </pic:pic>
+                    </a:graphicData>
+                  </a:graphic>
+                </wp:inline>
+              </w:drawing>
             </w:r>
           </w:p>
         </w:tc>
@@ -791,7 +1845,38 @@
           </w:tcPr>
           <w:p>
             <w:r>
-              <w:t>frame_0196.jpg</w:t>
+              <w:drawing>
+                <wp:inline xmlns:a="http://schemas.openxmlformats.org/drawingml/2006/main" xmlns:pic="http://schemas.openxmlformats.org/drawingml/2006/picture">
+                  <wp:extent cx="1097280" cy="617220"/>
+                  <wp:docPr id="35" name="Picture 35"/>
+                  <wp:cNvGraphicFramePr>
+                    <a:graphicFrameLocks noChangeAspect="1"/>
+                  </wp:cNvGraphicFramePr>
+                  <a:graphic>
+                    <a:graphicData uri="http://schemas.openxmlformats.org/drawingml/2006/picture">
+                      <pic:pic>
+                        <pic:nvPicPr>
+                          <pic:cNvPr id="0" name="frame_0196.jpg"/>
+                          <pic:cNvPicPr/>
+                        </pic:nvPicPr>
+                        <pic:blipFill>
+                          <a:blip r:embed="rId10"/>
+                          <a:stretch>
+                            <a:fillRect/>
+                          </a:stretch>
+                        </pic:blipFill>
+                        <pic:spPr>
+                          <a:xfrm>
+                            <a:off x="0" y="0"/>
+                            <a:ext cx="1097280" cy="617220"/>
+                          </a:xfrm>
+                          <a:prstGeom prst="rect"/>
+                        </pic:spPr>
+                      </pic:pic>
+                    </a:graphicData>
+                  </a:graphic>
+                </wp:inline>
+              </w:drawing>
             </w:r>
           </w:p>
         </w:tc>
@@ -801,7 +1886,38 @@
           </w:tcPr>
           <w:p>
             <w:r>
-              <w:t>frame_0393.jpg</w:t>
+              <w:drawing>
+                <wp:inline xmlns:a="http://schemas.openxmlformats.org/drawingml/2006/main" xmlns:pic="http://schemas.openxmlformats.org/drawingml/2006/picture">
+                  <wp:extent cx="1097280" cy="617220"/>
+                  <wp:docPr id="36" name="Picture 36"/>
+                  <wp:cNvGraphicFramePr>
+                    <a:graphicFrameLocks noChangeAspect="1"/>
+                  </wp:cNvGraphicFramePr>
+                  <a:graphic>
+                    <a:graphicData uri="http://schemas.openxmlformats.org/drawingml/2006/picture">
+                      <pic:pic>
+                        <pic:nvPicPr>
+                          <pic:cNvPr id="0" name="frame_0393.jpg"/>
+                          <pic:cNvPicPr/>
+                        </pic:nvPicPr>
+                        <pic:blipFill>
+                          <a:blip r:embed="rId11"/>
+                          <a:stretch>
+                            <a:fillRect/>
+                          </a:stretch>
+                        </pic:blipFill>
+                        <pic:spPr>
+                          <a:xfrm>
+                            <a:off x="0" y="0"/>
+                            <a:ext cx="1097280" cy="617220"/>
+                          </a:xfrm>
+                          <a:prstGeom prst="rect"/>
+                        </pic:spPr>
+                      </pic:pic>
+                    </a:graphicData>
+                  </a:graphic>
+                </wp:inline>
+              </w:drawing>
             </w:r>
           </w:p>
         </w:tc>
@@ -855,7 +1971,38 @@
           </w:tcPr>
           <w:p>
             <w:r>
-              <w:t>frame_0000.jpg</w:t>
+              <w:drawing>
+                <wp:inline xmlns:a="http://schemas.openxmlformats.org/drawingml/2006/main" xmlns:pic="http://schemas.openxmlformats.org/drawingml/2006/picture">
+                  <wp:extent cx="1097280" cy="617220"/>
+                  <wp:docPr id="37" name="Picture 37"/>
+                  <wp:cNvGraphicFramePr>
+                    <a:graphicFrameLocks noChangeAspect="1"/>
+                  </wp:cNvGraphicFramePr>
+                  <a:graphic>
+                    <a:graphicData uri="http://schemas.openxmlformats.org/drawingml/2006/picture">
+                      <pic:pic>
+                        <pic:nvPicPr>
+                          <pic:cNvPr id="0" name="frame_0000.jpg"/>
+                          <pic:cNvPicPr/>
+                        </pic:nvPicPr>
+                        <pic:blipFill>
+                          <a:blip r:embed="rId9"/>
+                          <a:stretch>
+                            <a:fillRect/>
+                          </a:stretch>
+                        </pic:blipFill>
+                        <pic:spPr>
+                          <a:xfrm>
+                            <a:off x="0" y="0"/>
+                            <a:ext cx="1097280" cy="617220"/>
+                          </a:xfrm>
+                          <a:prstGeom prst="rect"/>
+                        </pic:spPr>
+                      </pic:pic>
+                    </a:graphicData>
+                  </a:graphic>
+                </wp:inline>
+              </w:drawing>
             </w:r>
           </w:p>
         </w:tc>
@@ -865,7 +2012,38 @@
           </w:tcPr>
           <w:p>
             <w:r>
-              <w:t>frame_0196.jpg</w:t>
+              <w:drawing>
+                <wp:inline xmlns:a="http://schemas.openxmlformats.org/drawingml/2006/main" xmlns:pic="http://schemas.openxmlformats.org/drawingml/2006/picture">
+                  <wp:extent cx="1097280" cy="617220"/>
+                  <wp:docPr id="38" name="Picture 38"/>
+                  <wp:cNvGraphicFramePr>
+                    <a:graphicFrameLocks noChangeAspect="1"/>
+                  </wp:cNvGraphicFramePr>
+                  <a:graphic>
+                    <a:graphicData uri="http://schemas.openxmlformats.org/drawingml/2006/picture">
+                      <pic:pic>
+                        <pic:nvPicPr>
+                          <pic:cNvPr id="0" name="frame_0196.jpg"/>
+                          <pic:cNvPicPr/>
+                        </pic:nvPicPr>
+                        <pic:blipFill>
+                          <a:blip r:embed="rId10"/>
+                          <a:stretch>
+                            <a:fillRect/>
+                          </a:stretch>
+                        </pic:blipFill>
+                        <pic:spPr>
+                          <a:xfrm>
+                            <a:off x="0" y="0"/>
+                            <a:ext cx="1097280" cy="617220"/>
+                          </a:xfrm>
+                          <a:prstGeom prst="rect"/>
+                        </pic:spPr>
+                      </pic:pic>
+                    </a:graphicData>
+                  </a:graphic>
+                </wp:inline>
+              </w:drawing>
             </w:r>
           </w:p>
         </w:tc>
@@ -875,7 +2053,38 @@
           </w:tcPr>
           <w:p>
             <w:r>
-              <w:t>frame_0393.jpg</w:t>
+              <w:drawing>
+                <wp:inline xmlns:a="http://schemas.openxmlformats.org/drawingml/2006/main" xmlns:pic="http://schemas.openxmlformats.org/drawingml/2006/picture">
+                  <wp:extent cx="1097280" cy="617220"/>
+                  <wp:docPr id="39" name="Picture 39"/>
+                  <wp:cNvGraphicFramePr>
+                    <a:graphicFrameLocks noChangeAspect="1"/>
+                  </wp:cNvGraphicFramePr>
+                  <a:graphic>
+                    <a:graphicData uri="http://schemas.openxmlformats.org/drawingml/2006/picture">
+                      <pic:pic>
+                        <pic:nvPicPr>
+                          <pic:cNvPr id="0" name="frame_0393.jpg"/>
+                          <pic:cNvPicPr/>
+                        </pic:nvPicPr>
+                        <pic:blipFill>
+                          <a:blip r:embed="rId11"/>
+                          <a:stretch>
+                            <a:fillRect/>
+                          </a:stretch>
+                        </pic:blipFill>
+                        <pic:spPr>
+                          <a:xfrm>
+                            <a:off x="0" y="0"/>
+                            <a:ext cx="1097280" cy="617220"/>
+                          </a:xfrm>
+                          <a:prstGeom prst="rect"/>
+                        </pic:spPr>
+                      </pic:pic>
+                    </a:graphicData>
+                  </a:graphic>
+                </wp:inline>
+              </w:drawing>
             </w:r>
           </w:p>
         </w:tc>
@@ -914,7 +2123,38 @@
           </w:tcPr>
           <w:p>
             <w:r>
-              <w:t>frame_0000.jpg</w:t>
+              <w:drawing>
+                <wp:inline xmlns:a="http://schemas.openxmlformats.org/drawingml/2006/main" xmlns:pic="http://schemas.openxmlformats.org/drawingml/2006/picture">
+                  <wp:extent cx="1097280" cy="617220"/>
+                  <wp:docPr id="40" name="Picture 40"/>
+                  <wp:cNvGraphicFramePr>
+                    <a:graphicFrameLocks noChangeAspect="1"/>
+                  </wp:cNvGraphicFramePr>
+                  <a:graphic>
+                    <a:graphicData uri="http://schemas.openxmlformats.org/drawingml/2006/picture">
+                      <pic:pic>
+                        <pic:nvPicPr>
+                          <pic:cNvPr id="0" name="frame_0000.jpg"/>
+                          <pic:cNvPicPr/>
+                        </pic:nvPicPr>
+                        <pic:blipFill>
+                          <a:blip r:embed="rId9"/>
+                          <a:stretch>
+                            <a:fillRect/>
+                          </a:stretch>
+                        </pic:blipFill>
+                        <pic:spPr>
+                          <a:xfrm>
+                            <a:off x="0" y="0"/>
+                            <a:ext cx="1097280" cy="617220"/>
+                          </a:xfrm>
+                          <a:prstGeom prst="rect"/>
+                        </pic:spPr>
+                      </pic:pic>
+                    </a:graphicData>
+                  </a:graphic>
+                </wp:inline>
+              </w:drawing>
             </w:r>
           </w:p>
         </w:tc>
@@ -924,7 +2164,38 @@
           </w:tcPr>
           <w:p>
             <w:r>
-              <w:t>frame_0196.jpg</w:t>
+              <w:drawing>
+                <wp:inline xmlns:a="http://schemas.openxmlformats.org/drawingml/2006/main" xmlns:pic="http://schemas.openxmlformats.org/drawingml/2006/picture">
+                  <wp:extent cx="1097280" cy="617220"/>
+                  <wp:docPr id="41" name="Picture 41"/>
+                  <wp:cNvGraphicFramePr>
+                    <a:graphicFrameLocks noChangeAspect="1"/>
+                  </wp:cNvGraphicFramePr>
+                  <a:graphic>
+                    <a:graphicData uri="http://schemas.openxmlformats.org/drawingml/2006/picture">
+                      <pic:pic>
+                        <pic:nvPicPr>
+                          <pic:cNvPr id="0" name="frame_0196.jpg"/>
+                          <pic:cNvPicPr/>
+                        </pic:nvPicPr>
+                        <pic:blipFill>
+                          <a:blip r:embed="rId10"/>
+                          <a:stretch>
+                            <a:fillRect/>
+                          </a:stretch>
+                        </pic:blipFill>
+                        <pic:spPr>
+                          <a:xfrm>
+                            <a:off x="0" y="0"/>
+                            <a:ext cx="1097280" cy="617220"/>
+                          </a:xfrm>
+                          <a:prstGeom prst="rect"/>
+                        </pic:spPr>
+                      </pic:pic>
+                    </a:graphicData>
+                  </a:graphic>
+                </wp:inline>
+              </w:drawing>
             </w:r>
           </w:p>
         </w:tc>
@@ -934,7 +2205,38 @@
           </w:tcPr>
           <w:p>
             <w:r>
-              <w:t>frame_0393.jpg</w:t>
+              <w:drawing>
+                <wp:inline xmlns:a="http://schemas.openxmlformats.org/drawingml/2006/main" xmlns:pic="http://schemas.openxmlformats.org/drawingml/2006/picture">
+                  <wp:extent cx="1097280" cy="617220"/>
+                  <wp:docPr id="42" name="Picture 42"/>
+                  <wp:cNvGraphicFramePr>
+                    <a:graphicFrameLocks noChangeAspect="1"/>
+                  </wp:cNvGraphicFramePr>
+                  <a:graphic>
+                    <a:graphicData uri="http://schemas.openxmlformats.org/drawingml/2006/picture">
+                      <pic:pic>
+                        <pic:nvPicPr>
+                          <pic:cNvPr id="0" name="frame_0393.jpg"/>
+                          <pic:cNvPicPr/>
+                        </pic:nvPicPr>
+                        <pic:blipFill>
+                          <a:blip r:embed="rId11"/>
+                          <a:stretch>
+                            <a:fillRect/>
+                          </a:stretch>
+                        </pic:blipFill>
+                        <pic:spPr>
+                          <a:xfrm>
+                            <a:off x="0" y="0"/>
+                            <a:ext cx="1097280" cy="617220"/>
+                          </a:xfrm>
+                          <a:prstGeom prst="rect"/>
+                        </pic:spPr>
+                      </pic:pic>
+                    </a:graphicData>
+                  </a:graphic>
+                </wp:inline>
+              </w:drawing>
             </w:r>
           </w:p>
         </w:tc>
@@ -973,7 +2275,38 @@
           </w:tcPr>
           <w:p>
             <w:r>
-              <w:t>frame_0000.jpg</w:t>
+              <w:drawing>
+                <wp:inline xmlns:a="http://schemas.openxmlformats.org/drawingml/2006/main" xmlns:pic="http://schemas.openxmlformats.org/drawingml/2006/picture">
+                  <wp:extent cx="1097280" cy="617220"/>
+                  <wp:docPr id="43" name="Picture 43"/>
+                  <wp:cNvGraphicFramePr>
+                    <a:graphicFrameLocks noChangeAspect="1"/>
+                  </wp:cNvGraphicFramePr>
+                  <a:graphic>
+                    <a:graphicData uri="http://schemas.openxmlformats.org/drawingml/2006/picture">
+                      <pic:pic>
+                        <pic:nvPicPr>
+                          <pic:cNvPr id="0" name="frame_0000.jpg"/>
+                          <pic:cNvPicPr/>
+                        </pic:nvPicPr>
+                        <pic:blipFill>
+                          <a:blip r:embed="rId9"/>
+                          <a:stretch>
+                            <a:fillRect/>
+                          </a:stretch>
+                        </pic:blipFill>
+                        <pic:spPr>
+                          <a:xfrm>
+                            <a:off x="0" y="0"/>
+                            <a:ext cx="1097280" cy="617220"/>
+                          </a:xfrm>
+                          <a:prstGeom prst="rect"/>
+                        </pic:spPr>
+                      </pic:pic>
+                    </a:graphicData>
+                  </a:graphic>
+                </wp:inline>
+              </w:drawing>
             </w:r>
           </w:p>
         </w:tc>
@@ -983,7 +2316,38 @@
           </w:tcPr>
           <w:p>
             <w:r>
-              <w:t>frame_0196.jpg</w:t>
+              <w:drawing>
+                <wp:inline xmlns:a="http://schemas.openxmlformats.org/drawingml/2006/main" xmlns:pic="http://schemas.openxmlformats.org/drawingml/2006/picture">
+                  <wp:extent cx="1097280" cy="617220"/>
+                  <wp:docPr id="44" name="Picture 44"/>
+                  <wp:cNvGraphicFramePr>
+                    <a:graphicFrameLocks noChangeAspect="1"/>
+                  </wp:cNvGraphicFramePr>
+                  <a:graphic>
+                    <a:graphicData uri="http://schemas.openxmlformats.org/drawingml/2006/picture">
+                      <pic:pic>
+                        <pic:nvPicPr>
+                          <pic:cNvPr id="0" name="frame_0196.jpg"/>
+                          <pic:cNvPicPr/>
+                        </pic:nvPicPr>
+                        <pic:blipFill>
+                          <a:blip r:embed="rId10"/>
+                          <a:stretch>
+                            <a:fillRect/>
+                          </a:stretch>
+                        </pic:blipFill>
+                        <pic:spPr>
+                          <a:xfrm>
+                            <a:off x="0" y="0"/>
+                            <a:ext cx="1097280" cy="617220"/>
+                          </a:xfrm>
+                          <a:prstGeom prst="rect"/>
+                        </pic:spPr>
+                      </pic:pic>
+                    </a:graphicData>
+                  </a:graphic>
+                </wp:inline>
+              </w:drawing>
             </w:r>
           </w:p>
         </w:tc>
@@ -993,7 +2357,38 @@
           </w:tcPr>
           <w:p>
             <w:r>
-              <w:t>frame_0393.jpg</w:t>
+              <w:drawing>
+                <wp:inline xmlns:a="http://schemas.openxmlformats.org/drawingml/2006/main" xmlns:pic="http://schemas.openxmlformats.org/drawingml/2006/picture">
+                  <wp:extent cx="1097280" cy="617220"/>
+                  <wp:docPr id="45" name="Picture 45"/>
+                  <wp:cNvGraphicFramePr>
+                    <a:graphicFrameLocks noChangeAspect="1"/>
+                  </wp:cNvGraphicFramePr>
+                  <a:graphic>
+                    <a:graphicData uri="http://schemas.openxmlformats.org/drawingml/2006/picture">
+                      <pic:pic>
+                        <pic:nvPicPr>
+                          <pic:cNvPr id="0" name="frame_0393.jpg"/>
+                          <pic:cNvPicPr/>
+                        </pic:nvPicPr>
+                        <pic:blipFill>
+                          <a:blip r:embed="rId11"/>
+                          <a:stretch>
+                            <a:fillRect/>
+                          </a:stretch>
+                        </pic:blipFill>
+                        <pic:spPr>
+                          <a:xfrm>
+                            <a:off x="0" y="0"/>
+                            <a:ext cx="1097280" cy="617220"/>
+                          </a:xfrm>
+                          <a:prstGeom prst="rect"/>
+                        </pic:spPr>
+                      </pic:pic>
+                    </a:graphicData>
+                  </a:graphic>
+                </wp:inline>
+              </w:drawing>
             </w:r>
           </w:p>
         </w:tc>
@@ -1032,7 +2427,38 @@
           </w:tcPr>
           <w:p>
             <w:r>
-              <w:t>frame_0000.jpg</w:t>
+              <w:drawing>
+                <wp:inline xmlns:a="http://schemas.openxmlformats.org/drawingml/2006/main" xmlns:pic="http://schemas.openxmlformats.org/drawingml/2006/picture">
+                  <wp:extent cx="1097280" cy="617220"/>
+                  <wp:docPr id="46" name="Picture 46"/>
+                  <wp:cNvGraphicFramePr>
+                    <a:graphicFrameLocks noChangeAspect="1"/>
+                  </wp:cNvGraphicFramePr>
+                  <a:graphic>
+                    <a:graphicData uri="http://schemas.openxmlformats.org/drawingml/2006/picture">
+                      <pic:pic>
+                        <pic:nvPicPr>
+                          <pic:cNvPr id="0" name="frame_0000.jpg"/>
+                          <pic:cNvPicPr/>
+                        </pic:nvPicPr>
+                        <pic:blipFill>
+                          <a:blip r:embed="rId9"/>
+                          <a:stretch>
+                            <a:fillRect/>
+                          </a:stretch>
+                        </pic:blipFill>
+                        <pic:spPr>
+                          <a:xfrm>
+                            <a:off x="0" y="0"/>
+                            <a:ext cx="1097280" cy="617220"/>
+                          </a:xfrm>
+                          <a:prstGeom prst="rect"/>
+                        </pic:spPr>
+                      </pic:pic>
+                    </a:graphicData>
+                  </a:graphic>
+                </wp:inline>
+              </w:drawing>
             </w:r>
           </w:p>
         </w:tc>
@@ -1042,7 +2468,38 @@
           </w:tcPr>
           <w:p>
             <w:r>
-              <w:t>frame_0196.jpg</w:t>
+              <w:drawing>
+                <wp:inline xmlns:a="http://schemas.openxmlformats.org/drawingml/2006/main" xmlns:pic="http://schemas.openxmlformats.org/drawingml/2006/picture">
+                  <wp:extent cx="1097280" cy="617220"/>
+                  <wp:docPr id="47" name="Picture 47"/>
+                  <wp:cNvGraphicFramePr>
+                    <a:graphicFrameLocks noChangeAspect="1"/>
+                  </wp:cNvGraphicFramePr>
+                  <a:graphic>
+                    <a:graphicData uri="http://schemas.openxmlformats.org/drawingml/2006/picture">
+                      <pic:pic>
+                        <pic:nvPicPr>
+                          <pic:cNvPr id="0" name="frame_0196.jpg"/>
+                          <pic:cNvPicPr/>
+                        </pic:nvPicPr>
+                        <pic:blipFill>
+                          <a:blip r:embed="rId10"/>
+                          <a:stretch>
+                            <a:fillRect/>
+                          </a:stretch>
+                        </pic:blipFill>
+                        <pic:spPr>
+                          <a:xfrm>
+                            <a:off x="0" y="0"/>
+                            <a:ext cx="1097280" cy="617220"/>
+                          </a:xfrm>
+                          <a:prstGeom prst="rect"/>
+                        </pic:spPr>
+                      </pic:pic>
+                    </a:graphicData>
+                  </a:graphic>
+                </wp:inline>
+              </w:drawing>
             </w:r>
           </w:p>
         </w:tc>
@@ -1052,7 +2509,38 @@
           </w:tcPr>
           <w:p>
             <w:r>
-              <w:t>frame_0393.jpg</w:t>
+              <w:drawing>
+                <wp:inline xmlns:a="http://schemas.openxmlformats.org/drawingml/2006/main" xmlns:pic="http://schemas.openxmlformats.org/drawingml/2006/picture">
+                  <wp:extent cx="1097280" cy="617220"/>
+                  <wp:docPr id="48" name="Picture 48"/>
+                  <wp:cNvGraphicFramePr>
+                    <a:graphicFrameLocks noChangeAspect="1"/>
+                  </wp:cNvGraphicFramePr>
+                  <a:graphic>
+                    <a:graphicData uri="http://schemas.openxmlformats.org/drawingml/2006/picture">
+                      <pic:pic>
+                        <pic:nvPicPr>
+                          <pic:cNvPr id="0" name="frame_0393.jpg"/>
+                          <pic:cNvPicPr/>
+                        </pic:nvPicPr>
+                        <pic:blipFill>
+                          <a:blip r:embed="rId11"/>
+                          <a:stretch>
+                            <a:fillRect/>
+                          </a:stretch>
+                        </pic:blipFill>
+                        <pic:spPr>
+                          <a:xfrm>
+                            <a:off x="0" y="0"/>
+                            <a:ext cx="1097280" cy="617220"/>
+                          </a:xfrm>
+                          <a:prstGeom prst="rect"/>
+                        </pic:spPr>
+                      </pic:pic>
+                    </a:graphicData>
+                  </a:graphic>
+                </wp:inline>
+              </w:drawing>
             </w:r>
           </w:p>
         </w:tc>
@@ -1091,7 +2579,38 @@
           </w:tcPr>
           <w:p>
             <w:r>
-              <w:t>frame_0000.jpg</w:t>
+              <w:drawing>
+                <wp:inline xmlns:a="http://schemas.openxmlformats.org/drawingml/2006/main" xmlns:pic="http://schemas.openxmlformats.org/drawingml/2006/picture">
+                  <wp:extent cx="1097280" cy="617220"/>
+                  <wp:docPr id="49" name="Picture 49"/>
+                  <wp:cNvGraphicFramePr>
+                    <a:graphicFrameLocks noChangeAspect="1"/>
+                  </wp:cNvGraphicFramePr>
+                  <a:graphic>
+                    <a:graphicData uri="http://schemas.openxmlformats.org/drawingml/2006/picture">
+                      <pic:pic>
+                        <pic:nvPicPr>
+                          <pic:cNvPr id="0" name="frame_0000.jpg"/>
+                          <pic:cNvPicPr/>
+                        </pic:nvPicPr>
+                        <pic:blipFill>
+                          <a:blip r:embed="rId9"/>
+                          <a:stretch>
+                            <a:fillRect/>
+                          </a:stretch>
+                        </pic:blipFill>
+                        <pic:spPr>
+                          <a:xfrm>
+                            <a:off x="0" y="0"/>
+                            <a:ext cx="1097280" cy="617220"/>
+                          </a:xfrm>
+                          <a:prstGeom prst="rect"/>
+                        </pic:spPr>
+                      </pic:pic>
+                    </a:graphicData>
+                  </a:graphic>
+                </wp:inline>
+              </w:drawing>
             </w:r>
           </w:p>
         </w:tc>
@@ -1101,7 +2620,38 @@
           </w:tcPr>
           <w:p>
             <w:r>
-              <w:t>frame_0196.jpg</w:t>
+              <w:drawing>
+                <wp:inline xmlns:a="http://schemas.openxmlformats.org/drawingml/2006/main" xmlns:pic="http://schemas.openxmlformats.org/drawingml/2006/picture">
+                  <wp:extent cx="1097280" cy="617220"/>
+                  <wp:docPr id="50" name="Picture 50"/>
+                  <wp:cNvGraphicFramePr>
+                    <a:graphicFrameLocks noChangeAspect="1"/>
+                  </wp:cNvGraphicFramePr>
+                  <a:graphic>
+                    <a:graphicData uri="http://schemas.openxmlformats.org/drawingml/2006/picture">
+                      <pic:pic>
+                        <pic:nvPicPr>
+                          <pic:cNvPr id="0" name="frame_0196.jpg"/>
+                          <pic:cNvPicPr/>
+                        </pic:nvPicPr>
+                        <pic:blipFill>
+                          <a:blip r:embed="rId10"/>
+                          <a:stretch>
+                            <a:fillRect/>
+                          </a:stretch>
+                        </pic:blipFill>
+                        <pic:spPr>
+                          <a:xfrm>
+                            <a:off x="0" y="0"/>
+                            <a:ext cx="1097280" cy="617220"/>
+                          </a:xfrm>
+                          <a:prstGeom prst="rect"/>
+                        </pic:spPr>
+                      </pic:pic>
+                    </a:graphicData>
+                  </a:graphic>
+                </wp:inline>
+              </w:drawing>
             </w:r>
           </w:p>
         </w:tc>
@@ -1111,7 +2661,38 @@
           </w:tcPr>
           <w:p>
             <w:r>
-              <w:t>frame_0393.jpg</w:t>
+              <w:drawing>
+                <wp:inline xmlns:a="http://schemas.openxmlformats.org/drawingml/2006/main" xmlns:pic="http://schemas.openxmlformats.org/drawingml/2006/picture">
+                  <wp:extent cx="1097280" cy="617220"/>
+                  <wp:docPr id="51" name="Picture 51"/>
+                  <wp:cNvGraphicFramePr>
+                    <a:graphicFrameLocks noChangeAspect="1"/>
+                  </wp:cNvGraphicFramePr>
+                  <a:graphic>
+                    <a:graphicData uri="http://schemas.openxmlformats.org/drawingml/2006/picture">
+                      <pic:pic>
+                        <pic:nvPicPr>
+                          <pic:cNvPr id="0" name="frame_0393.jpg"/>
+                          <pic:cNvPicPr/>
+                        </pic:nvPicPr>
+                        <pic:blipFill>
+                          <a:blip r:embed="rId11"/>
+                          <a:stretch>
+                            <a:fillRect/>
+                          </a:stretch>
+                        </pic:blipFill>
+                        <pic:spPr>
+                          <a:xfrm>
+                            <a:off x="0" y="0"/>
+                            <a:ext cx="1097280" cy="617220"/>
+                          </a:xfrm>
+                          <a:prstGeom prst="rect"/>
+                        </pic:spPr>
+                      </pic:pic>
+                    </a:graphicData>
+                  </a:graphic>
+                </wp:inline>
+              </w:drawing>
             </w:r>
           </w:p>
         </w:tc>
@@ -1150,7 +2731,38 @@
           </w:tcPr>
           <w:p>
             <w:r>
-              <w:t>frame_0000.jpg</w:t>
+              <w:drawing>
+                <wp:inline xmlns:a="http://schemas.openxmlformats.org/drawingml/2006/main" xmlns:pic="http://schemas.openxmlformats.org/drawingml/2006/picture">
+                  <wp:extent cx="1097280" cy="617220"/>
+                  <wp:docPr id="52" name="Picture 52"/>
+                  <wp:cNvGraphicFramePr>
+                    <a:graphicFrameLocks noChangeAspect="1"/>
+                  </wp:cNvGraphicFramePr>
+                  <a:graphic>
+                    <a:graphicData uri="http://schemas.openxmlformats.org/drawingml/2006/picture">
+                      <pic:pic>
+                        <pic:nvPicPr>
+                          <pic:cNvPr id="0" name="frame_0000.jpg"/>
+                          <pic:cNvPicPr/>
+                        </pic:nvPicPr>
+                        <pic:blipFill>
+                          <a:blip r:embed="rId9"/>
+                          <a:stretch>
+                            <a:fillRect/>
+                          </a:stretch>
+                        </pic:blipFill>
+                        <pic:spPr>
+                          <a:xfrm>
+                            <a:off x="0" y="0"/>
+                            <a:ext cx="1097280" cy="617220"/>
+                          </a:xfrm>
+                          <a:prstGeom prst="rect"/>
+                        </pic:spPr>
+                      </pic:pic>
+                    </a:graphicData>
+                  </a:graphic>
+                </wp:inline>
+              </w:drawing>
             </w:r>
           </w:p>
         </w:tc>
@@ -1160,7 +2772,38 @@
           </w:tcPr>
           <w:p>
             <w:r>
-              <w:t>frame_0196.jpg</w:t>
+              <w:drawing>
+                <wp:inline xmlns:a="http://schemas.openxmlformats.org/drawingml/2006/main" xmlns:pic="http://schemas.openxmlformats.org/drawingml/2006/picture">
+                  <wp:extent cx="1097280" cy="617220"/>
+                  <wp:docPr id="53" name="Picture 53"/>
+                  <wp:cNvGraphicFramePr>
+                    <a:graphicFrameLocks noChangeAspect="1"/>
+                  </wp:cNvGraphicFramePr>
+                  <a:graphic>
+                    <a:graphicData uri="http://schemas.openxmlformats.org/drawingml/2006/picture">
+                      <pic:pic>
+                        <pic:nvPicPr>
+                          <pic:cNvPr id="0" name="frame_0196.jpg"/>
+                          <pic:cNvPicPr/>
+                        </pic:nvPicPr>
+                        <pic:blipFill>
+                          <a:blip r:embed="rId10"/>
+                          <a:stretch>
+                            <a:fillRect/>
+                          </a:stretch>
+                        </pic:blipFill>
+                        <pic:spPr>
+                          <a:xfrm>
+                            <a:off x="0" y="0"/>
+                            <a:ext cx="1097280" cy="617220"/>
+                          </a:xfrm>
+                          <a:prstGeom prst="rect"/>
+                        </pic:spPr>
+                      </pic:pic>
+                    </a:graphicData>
+                  </a:graphic>
+                </wp:inline>
+              </w:drawing>
             </w:r>
           </w:p>
         </w:tc>
@@ -1170,7 +2813,38 @@
           </w:tcPr>
           <w:p>
             <w:r>
-              <w:t>frame_0393.jpg</w:t>
+              <w:drawing>
+                <wp:inline xmlns:a="http://schemas.openxmlformats.org/drawingml/2006/main" xmlns:pic="http://schemas.openxmlformats.org/drawingml/2006/picture">
+                  <wp:extent cx="1097280" cy="617220"/>
+                  <wp:docPr id="54" name="Picture 54"/>
+                  <wp:cNvGraphicFramePr>
+                    <a:graphicFrameLocks noChangeAspect="1"/>
+                  </wp:cNvGraphicFramePr>
+                  <a:graphic>
+                    <a:graphicData uri="http://schemas.openxmlformats.org/drawingml/2006/picture">
+                      <pic:pic>
+                        <pic:nvPicPr>
+                          <pic:cNvPr id="0" name="frame_0393.jpg"/>
+                          <pic:cNvPicPr/>
+                        </pic:nvPicPr>
+                        <pic:blipFill>
+                          <a:blip r:embed="rId11"/>
+                          <a:stretch>
+                            <a:fillRect/>
+                          </a:stretch>
+                        </pic:blipFill>
+                        <pic:spPr>
+                          <a:xfrm>
+                            <a:off x="0" y="0"/>
+                            <a:ext cx="1097280" cy="617220"/>
+                          </a:xfrm>
+                          <a:prstGeom prst="rect"/>
+                        </pic:spPr>
+                      </pic:pic>
+                    </a:graphicData>
+                  </a:graphic>
+                </wp:inline>
+              </w:drawing>
             </w:r>
           </w:p>
         </w:tc>
@@ -1214,7 +2888,38 @@
           </w:tcPr>
           <w:p>
             <w:r>
-              <w:t>frame_0000.jpg</w:t>
+              <w:drawing>
+                <wp:inline xmlns:a="http://schemas.openxmlformats.org/drawingml/2006/main" xmlns:pic="http://schemas.openxmlformats.org/drawingml/2006/picture">
+                  <wp:extent cx="1097280" cy="617220"/>
+                  <wp:docPr id="55" name="Picture 55"/>
+                  <wp:cNvGraphicFramePr>
+                    <a:graphicFrameLocks noChangeAspect="1"/>
+                  </wp:cNvGraphicFramePr>
+                  <a:graphic>
+                    <a:graphicData uri="http://schemas.openxmlformats.org/drawingml/2006/picture">
+                      <pic:pic>
+                        <pic:nvPicPr>
+                          <pic:cNvPr id="0" name="frame_0000.jpg"/>
+                          <pic:cNvPicPr/>
+                        </pic:nvPicPr>
+                        <pic:blipFill>
+                          <a:blip r:embed="rId9"/>
+                          <a:stretch>
+                            <a:fillRect/>
+                          </a:stretch>
+                        </pic:blipFill>
+                        <pic:spPr>
+                          <a:xfrm>
+                            <a:off x="0" y="0"/>
+                            <a:ext cx="1097280" cy="617220"/>
+                          </a:xfrm>
+                          <a:prstGeom prst="rect"/>
+                        </pic:spPr>
+                      </pic:pic>
+                    </a:graphicData>
+                  </a:graphic>
+                </wp:inline>
+              </w:drawing>
             </w:r>
           </w:p>
         </w:tc>
@@ -1224,7 +2929,38 @@
           </w:tcPr>
           <w:p>
             <w:r>
-              <w:t>frame_0196.jpg</w:t>
+              <w:drawing>
+                <wp:inline xmlns:a="http://schemas.openxmlformats.org/drawingml/2006/main" xmlns:pic="http://schemas.openxmlformats.org/drawingml/2006/picture">
+                  <wp:extent cx="1097280" cy="617220"/>
+                  <wp:docPr id="56" name="Picture 56"/>
+                  <wp:cNvGraphicFramePr>
+                    <a:graphicFrameLocks noChangeAspect="1"/>
+                  </wp:cNvGraphicFramePr>
+                  <a:graphic>
+                    <a:graphicData uri="http://schemas.openxmlformats.org/drawingml/2006/picture">
+                      <pic:pic>
+                        <pic:nvPicPr>
+                          <pic:cNvPr id="0" name="frame_0196.jpg"/>
+                          <pic:cNvPicPr/>
+                        </pic:nvPicPr>
+                        <pic:blipFill>
+                          <a:blip r:embed="rId10"/>
+                          <a:stretch>
+                            <a:fillRect/>
+                          </a:stretch>
+                        </pic:blipFill>
+                        <pic:spPr>
+                          <a:xfrm>
+                            <a:off x="0" y="0"/>
+                            <a:ext cx="1097280" cy="617220"/>
+                          </a:xfrm>
+                          <a:prstGeom prst="rect"/>
+                        </pic:spPr>
+                      </pic:pic>
+                    </a:graphicData>
+                  </a:graphic>
+                </wp:inline>
+              </w:drawing>
             </w:r>
           </w:p>
         </w:tc>
@@ -1234,7 +2970,38 @@
           </w:tcPr>
           <w:p>
             <w:r>
-              <w:t>frame_0393.jpg</w:t>
+              <w:drawing>
+                <wp:inline xmlns:a="http://schemas.openxmlformats.org/drawingml/2006/main" xmlns:pic="http://schemas.openxmlformats.org/drawingml/2006/picture">
+                  <wp:extent cx="1097280" cy="617220"/>
+                  <wp:docPr id="57" name="Picture 57"/>
+                  <wp:cNvGraphicFramePr>
+                    <a:graphicFrameLocks noChangeAspect="1"/>
+                  </wp:cNvGraphicFramePr>
+                  <a:graphic>
+                    <a:graphicData uri="http://schemas.openxmlformats.org/drawingml/2006/picture">
+                      <pic:pic>
+                        <pic:nvPicPr>
+                          <pic:cNvPr id="0" name="frame_0393.jpg"/>
+                          <pic:cNvPicPr/>
+                        </pic:nvPicPr>
+                        <pic:blipFill>
+                          <a:blip r:embed="rId11"/>
+                          <a:stretch>
+                            <a:fillRect/>
+                          </a:stretch>
+                        </pic:blipFill>
+                        <pic:spPr>
+                          <a:xfrm>
+                            <a:off x="0" y="0"/>
+                            <a:ext cx="1097280" cy="617220"/>
+                          </a:xfrm>
+                          <a:prstGeom prst="rect"/>
+                        </pic:spPr>
+                      </pic:pic>
+                    </a:graphicData>
+                  </a:graphic>
+                </wp:inline>
+              </w:drawing>
             </w:r>
           </w:p>
         </w:tc>
@@ -1273,7 +3040,38 @@
           </w:tcPr>
           <w:p>
             <w:r>
-              <w:t>frame_0000.jpg</w:t>
+              <w:drawing>
+                <wp:inline xmlns:a="http://schemas.openxmlformats.org/drawingml/2006/main" xmlns:pic="http://schemas.openxmlformats.org/drawingml/2006/picture">
+                  <wp:extent cx="1097280" cy="617220"/>
+                  <wp:docPr id="58" name="Picture 58"/>
+                  <wp:cNvGraphicFramePr>
+                    <a:graphicFrameLocks noChangeAspect="1"/>
+                  </wp:cNvGraphicFramePr>
+                  <a:graphic>
+                    <a:graphicData uri="http://schemas.openxmlformats.org/drawingml/2006/picture">
+                      <pic:pic>
+                        <pic:nvPicPr>
+                          <pic:cNvPr id="0" name="frame_0000.jpg"/>
+                          <pic:cNvPicPr/>
+                        </pic:nvPicPr>
+                        <pic:blipFill>
+                          <a:blip r:embed="rId9"/>
+                          <a:stretch>
+                            <a:fillRect/>
+                          </a:stretch>
+                        </pic:blipFill>
+                        <pic:spPr>
+                          <a:xfrm>
+                            <a:off x="0" y="0"/>
+                            <a:ext cx="1097280" cy="617220"/>
+                          </a:xfrm>
+                          <a:prstGeom prst="rect"/>
+                        </pic:spPr>
+                      </pic:pic>
+                    </a:graphicData>
+                  </a:graphic>
+                </wp:inline>
+              </w:drawing>
             </w:r>
           </w:p>
         </w:tc>
@@ -1283,7 +3081,38 @@
           </w:tcPr>
           <w:p>
             <w:r>
-              <w:t>frame_0196.jpg</w:t>
+              <w:drawing>
+                <wp:inline xmlns:a="http://schemas.openxmlformats.org/drawingml/2006/main" xmlns:pic="http://schemas.openxmlformats.org/drawingml/2006/picture">
+                  <wp:extent cx="1097280" cy="617220"/>
+                  <wp:docPr id="59" name="Picture 59"/>
+                  <wp:cNvGraphicFramePr>
+                    <a:graphicFrameLocks noChangeAspect="1"/>
+                  </wp:cNvGraphicFramePr>
+                  <a:graphic>
+                    <a:graphicData uri="http://schemas.openxmlformats.org/drawingml/2006/picture">
+                      <pic:pic>
+                        <pic:nvPicPr>
+                          <pic:cNvPr id="0" name="frame_0196.jpg"/>
+                          <pic:cNvPicPr/>
+                        </pic:nvPicPr>
+                        <pic:blipFill>
+                          <a:blip r:embed="rId10"/>
+                          <a:stretch>
+                            <a:fillRect/>
+                          </a:stretch>
+                        </pic:blipFill>
+                        <pic:spPr>
+                          <a:xfrm>
+                            <a:off x="0" y="0"/>
+                            <a:ext cx="1097280" cy="617220"/>
+                          </a:xfrm>
+                          <a:prstGeom prst="rect"/>
+                        </pic:spPr>
+                      </pic:pic>
+                    </a:graphicData>
+                  </a:graphic>
+                </wp:inline>
+              </w:drawing>
             </w:r>
           </w:p>
         </w:tc>
@@ -1293,7 +3122,38 @@
           </w:tcPr>
           <w:p>
             <w:r>
-              <w:t>frame_0393.jpg</w:t>
+              <w:drawing>
+                <wp:inline xmlns:a="http://schemas.openxmlformats.org/drawingml/2006/main" xmlns:pic="http://schemas.openxmlformats.org/drawingml/2006/picture">
+                  <wp:extent cx="1097280" cy="617220"/>
+                  <wp:docPr id="60" name="Picture 60"/>
+                  <wp:cNvGraphicFramePr>
+                    <a:graphicFrameLocks noChangeAspect="1"/>
+                  </wp:cNvGraphicFramePr>
+                  <a:graphic>
+                    <a:graphicData uri="http://schemas.openxmlformats.org/drawingml/2006/picture">
+                      <pic:pic>
+                        <pic:nvPicPr>
+                          <pic:cNvPr id="0" name="frame_0393.jpg"/>
+                          <pic:cNvPicPr/>
+                        </pic:nvPicPr>
+                        <pic:blipFill>
+                          <a:blip r:embed="rId11"/>
+                          <a:stretch>
+                            <a:fillRect/>
+                          </a:stretch>
+                        </pic:blipFill>
+                        <pic:spPr>
+                          <a:xfrm>
+                            <a:off x="0" y="0"/>
+                            <a:ext cx="1097280" cy="617220"/>
+                          </a:xfrm>
+                          <a:prstGeom prst="rect"/>
+                        </pic:spPr>
+                      </pic:pic>
+                    </a:graphicData>
+                  </a:graphic>
+                </wp:inline>
+              </w:drawing>
             </w:r>
           </w:p>
         </w:tc>
@@ -1332,7 +3192,38 @@
           </w:tcPr>
           <w:p>
             <w:r>
-              <w:t>frame_0000.jpg</w:t>
+              <w:drawing>
+                <wp:inline xmlns:a="http://schemas.openxmlformats.org/drawingml/2006/main" xmlns:pic="http://schemas.openxmlformats.org/drawingml/2006/picture">
+                  <wp:extent cx="1097280" cy="617220"/>
+                  <wp:docPr id="61" name="Picture 61"/>
+                  <wp:cNvGraphicFramePr>
+                    <a:graphicFrameLocks noChangeAspect="1"/>
+                  </wp:cNvGraphicFramePr>
+                  <a:graphic>
+                    <a:graphicData uri="http://schemas.openxmlformats.org/drawingml/2006/picture">
+                      <pic:pic>
+                        <pic:nvPicPr>
+                          <pic:cNvPr id="0" name="frame_0000.jpg"/>
+                          <pic:cNvPicPr/>
+                        </pic:nvPicPr>
+                        <pic:blipFill>
+                          <a:blip r:embed="rId9"/>
+                          <a:stretch>
+                            <a:fillRect/>
+                          </a:stretch>
+                        </pic:blipFill>
+                        <pic:spPr>
+                          <a:xfrm>
+                            <a:off x="0" y="0"/>
+                            <a:ext cx="1097280" cy="617220"/>
+                          </a:xfrm>
+                          <a:prstGeom prst="rect"/>
+                        </pic:spPr>
+                      </pic:pic>
+                    </a:graphicData>
+                  </a:graphic>
+                </wp:inline>
+              </w:drawing>
             </w:r>
           </w:p>
         </w:tc>
@@ -1342,7 +3233,38 @@
           </w:tcPr>
           <w:p>
             <w:r>
-              <w:t>frame_0196.jpg</w:t>
+              <w:drawing>
+                <wp:inline xmlns:a="http://schemas.openxmlformats.org/drawingml/2006/main" xmlns:pic="http://schemas.openxmlformats.org/drawingml/2006/picture">
+                  <wp:extent cx="1097280" cy="617220"/>
+                  <wp:docPr id="62" name="Picture 62"/>
+                  <wp:cNvGraphicFramePr>
+                    <a:graphicFrameLocks noChangeAspect="1"/>
+                  </wp:cNvGraphicFramePr>
+                  <a:graphic>
+                    <a:graphicData uri="http://schemas.openxmlformats.org/drawingml/2006/picture">
+                      <pic:pic>
+                        <pic:nvPicPr>
+                          <pic:cNvPr id="0" name="frame_0196.jpg"/>
+                          <pic:cNvPicPr/>
+                        </pic:nvPicPr>
+                        <pic:blipFill>
+                          <a:blip r:embed="rId10"/>
+                          <a:stretch>
+                            <a:fillRect/>
+                          </a:stretch>
+                        </pic:blipFill>
+                        <pic:spPr>
+                          <a:xfrm>
+                            <a:off x="0" y="0"/>
+                            <a:ext cx="1097280" cy="617220"/>
+                          </a:xfrm>
+                          <a:prstGeom prst="rect"/>
+                        </pic:spPr>
+                      </pic:pic>
+                    </a:graphicData>
+                  </a:graphic>
+                </wp:inline>
+              </w:drawing>
             </w:r>
           </w:p>
         </w:tc>
@@ -1352,7 +3274,38 @@
           </w:tcPr>
           <w:p>
             <w:r>
-              <w:t>frame_0393.jpg</w:t>
+              <w:drawing>
+                <wp:inline xmlns:a="http://schemas.openxmlformats.org/drawingml/2006/main" xmlns:pic="http://schemas.openxmlformats.org/drawingml/2006/picture">
+                  <wp:extent cx="1097280" cy="617220"/>
+                  <wp:docPr id="63" name="Picture 63"/>
+                  <wp:cNvGraphicFramePr>
+                    <a:graphicFrameLocks noChangeAspect="1"/>
+                  </wp:cNvGraphicFramePr>
+                  <a:graphic>
+                    <a:graphicData uri="http://schemas.openxmlformats.org/drawingml/2006/picture">
+                      <pic:pic>
+                        <pic:nvPicPr>
+                          <pic:cNvPr id="0" name="frame_0393.jpg"/>
+                          <pic:cNvPicPr/>
+                        </pic:nvPicPr>
+                        <pic:blipFill>
+                          <a:blip r:embed="rId11"/>
+                          <a:stretch>
+                            <a:fillRect/>
+                          </a:stretch>
+                        </pic:blipFill>
+                        <pic:spPr>
+                          <a:xfrm>
+                            <a:off x="0" y="0"/>
+                            <a:ext cx="1097280" cy="617220"/>
+                          </a:xfrm>
+                          <a:prstGeom prst="rect"/>
+                        </pic:spPr>
+                      </pic:pic>
+                    </a:graphicData>
+                  </a:graphic>
+                </wp:inline>
+              </w:drawing>
             </w:r>
           </w:p>
         </w:tc>
@@ -1391,7 +3344,38 @@
           </w:tcPr>
           <w:p>
             <w:r>
-              <w:t>frame_0000.jpg</w:t>
+              <w:drawing>
+                <wp:inline xmlns:a="http://schemas.openxmlformats.org/drawingml/2006/main" xmlns:pic="http://schemas.openxmlformats.org/drawingml/2006/picture">
+                  <wp:extent cx="1097280" cy="617220"/>
+                  <wp:docPr id="64" name="Picture 64"/>
+                  <wp:cNvGraphicFramePr>
+                    <a:graphicFrameLocks noChangeAspect="1"/>
+                  </wp:cNvGraphicFramePr>
+                  <a:graphic>
+                    <a:graphicData uri="http://schemas.openxmlformats.org/drawingml/2006/picture">
+                      <pic:pic>
+                        <pic:nvPicPr>
+                          <pic:cNvPr id="0" name="frame_0000.jpg"/>
+                          <pic:cNvPicPr/>
+                        </pic:nvPicPr>
+                        <pic:blipFill>
+                          <a:blip r:embed="rId9"/>
+                          <a:stretch>
+                            <a:fillRect/>
+                          </a:stretch>
+                        </pic:blipFill>
+                        <pic:spPr>
+                          <a:xfrm>
+                            <a:off x="0" y="0"/>
+                            <a:ext cx="1097280" cy="617220"/>
+                          </a:xfrm>
+                          <a:prstGeom prst="rect"/>
+                        </pic:spPr>
+                      </pic:pic>
+                    </a:graphicData>
+                  </a:graphic>
+                </wp:inline>
+              </w:drawing>
             </w:r>
           </w:p>
         </w:tc>
@@ -1401,7 +3385,38 @@
           </w:tcPr>
           <w:p>
             <w:r>
-              <w:t>frame_0196.jpg</w:t>
+              <w:drawing>
+                <wp:inline xmlns:a="http://schemas.openxmlformats.org/drawingml/2006/main" xmlns:pic="http://schemas.openxmlformats.org/drawingml/2006/picture">
+                  <wp:extent cx="1097280" cy="617220"/>
+                  <wp:docPr id="65" name="Picture 65"/>
+                  <wp:cNvGraphicFramePr>
+                    <a:graphicFrameLocks noChangeAspect="1"/>
+                  </wp:cNvGraphicFramePr>
+                  <a:graphic>
+                    <a:graphicData uri="http://schemas.openxmlformats.org/drawingml/2006/picture">
+                      <pic:pic>
+                        <pic:nvPicPr>
+                          <pic:cNvPr id="0" name="frame_0196.jpg"/>
+                          <pic:cNvPicPr/>
+                        </pic:nvPicPr>
+                        <pic:blipFill>
+                          <a:blip r:embed="rId10"/>
+                          <a:stretch>
+                            <a:fillRect/>
+                          </a:stretch>
+                        </pic:blipFill>
+                        <pic:spPr>
+                          <a:xfrm>
+                            <a:off x="0" y="0"/>
+                            <a:ext cx="1097280" cy="617220"/>
+                          </a:xfrm>
+                          <a:prstGeom prst="rect"/>
+                        </pic:spPr>
+                      </pic:pic>
+                    </a:graphicData>
+                  </a:graphic>
+                </wp:inline>
+              </w:drawing>
             </w:r>
           </w:p>
         </w:tc>
@@ -1411,7 +3426,38 @@
           </w:tcPr>
           <w:p>
             <w:r>
-              <w:t>frame_0393.jpg</w:t>
+              <w:drawing>
+                <wp:inline xmlns:a="http://schemas.openxmlformats.org/drawingml/2006/main" xmlns:pic="http://schemas.openxmlformats.org/drawingml/2006/picture">
+                  <wp:extent cx="1097280" cy="617220"/>
+                  <wp:docPr id="66" name="Picture 66"/>
+                  <wp:cNvGraphicFramePr>
+                    <a:graphicFrameLocks noChangeAspect="1"/>
+                  </wp:cNvGraphicFramePr>
+                  <a:graphic>
+                    <a:graphicData uri="http://schemas.openxmlformats.org/drawingml/2006/picture">
+                      <pic:pic>
+                        <pic:nvPicPr>
+                          <pic:cNvPr id="0" name="frame_0393.jpg"/>
+                          <pic:cNvPicPr/>
+                        </pic:nvPicPr>
+                        <pic:blipFill>
+                          <a:blip r:embed="rId11"/>
+                          <a:stretch>
+                            <a:fillRect/>
+                          </a:stretch>
+                        </pic:blipFill>
+                        <pic:spPr>
+                          <a:xfrm>
+                            <a:off x="0" y="0"/>
+                            <a:ext cx="1097280" cy="617220"/>
+                          </a:xfrm>
+                          <a:prstGeom prst="rect"/>
+                        </pic:spPr>
+                      </pic:pic>
+                    </a:graphicData>
+                  </a:graphic>
+                </wp:inline>
+              </w:drawing>
             </w:r>
           </w:p>
         </w:tc>
@@ -1450,7 +3496,38 @@
           </w:tcPr>
           <w:p>
             <w:r>
-              <w:t>frame_0000.jpg</w:t>
+              <w:drawing>
+                <wp:inline xmlns:a="http://schemas.openxmlformats.org/drawingml/2006/main" xmlns:pic="http://schemas.openxmlformats.org/drawingml/2006/picture">
+                  <wp:extent cx="1097280" cy="617220"/>
+                  <wp:docPr id="67" name="Picture 67"/>
+                  <wp:cNvGraphicFramePr>
+                    <a:graphicFrameLocks noChangeAspect="1"/>
+                  </wp:cNvGraphicFramePr>
+                  <a:graphic>
+                    <a:graphicData uri="http://schemas.openxmlformats.org/drawingml/2006/picture">
+                      <pic:pic>
+                        <pic:nvPicPr>
+                          <pic:cNvPr id="0" name="frame_0000.jpg"/>
+                          <pic:cNvPicPr/>
+                        </pic:nvPicPr>
+                        <pic:blipFill>
+                          <a:blip r:embed="rId9"/>
+                          <a:stretch>
+                            <a:fillRect/>
+                          </a:stretch>
+                        </pic:blipFill>
+                        <pic:spPr>
+                          <a:xfrm>
+                            <a:off x="0" y="0"/>
+                            <a:ext cx="1097280" cy="617220"/>
+                          </a:xfrm>
+                          <a:prstGeom prst="rect"/>
+                        </pic:spPr>
+                      </pic:pic>
+                    </a:graphicData>
+                  </a:graphic>
+                </wp:inline>
+              </w:drawing>
             </w:r>
           </w:p>
         </w:tc>
@@ -1460,7 +3537,38 @@
           </w:tcPr>
           <w:p>
             <w:r>
-              <w:t>frame_0196.jpg</w:t>
+              <w:drawing>
+                <wp:inline xmlns:a="http://schemas.openxmlformats.org/drawingml/2006/main" xmlns:pic="http://schemas.openxmlformats.org/drawingml/2006/picture">
+                  <wp:extent cx="1097280" cy="617220"/>
+                  <wp:docPr id="68" name="Picture 68"/>
+                  <wp:cNvGraphicFramePr>
+                    <a:graphicFrameLocks noChangeAspect="1"/>
+                  </wp:cNvGraphicFramePr>
+                  <a:graphic>
+                    <a:graphicData uri="http://schemas.openxmlformats.org/drawingml/2006/picture">
+                      <pic:pic>
+                        <pic:nvPicPr>
+                          <pic:cNvPr id="0" name="frame_0196.jpg"/>
+                          <pic:cNvPicPr/>
+                        </pic:nvPicPr>
+                        <pic:blipFill>
+                          <a:blip r:embed="rId10"/>
+                          <a:stretch>
+                            <a:fillRect/>
+                          </a:stretch>
+                        </pic:blipFill>
+                        <pic:spPr>
+                          <a:xfrm>
+                            <a:off x="0" y="0"/>
+                            <a:ext cx="1097280" cy="617220"/>
+                          </a:xfrm>
+                          <a:prstGeom prst="rect"/>
+                        </pic:spPr>
+                      </pic:pic>
+                    </a:graphicData>
+                  </a:graphic>
+                </wp:inline>
+              </w:drawing>
             </w:r>
           </w:p>
         </w:tc>
@@ -1470,7 +3578,38 @@
           </w:tcPr>
           <w:p>
             <w:r>
-              <w:t>frame_0393.jpg</w:t>
+              <w:drawing>
+                <wp:inline xmlns:a="http://schemas.openxmlformats.org/drawingml/2006/main" xmlns:pic="http://schemas.openxmlformats.org/drawingml/2006/picture">
+                  <wp:extent cx="1097280" cy="617220"/>
+                  <wp:docPr id="69" name="Picture 69"/>
+                  <wp:cNvGraphicFramePr>
+                    <a:graphicFrameLocks noChangeAspect="1"/>
+                  </wp:cNvGraphicFramePr>
+                  <a:graphic>
+                    <a:graphicData uri="http://schemas.openxmlformats.org/drawingml/2006/picture">
+                      <pic:pic>
+                        <pic:nvPicPr>
+                          <pic:cNvPr id="0" name="frame_0393.jpg"/>
+                          <pic:cNvPicPr/>
+                        </pic:nvPicPr>
+                        <pic:blipFill>
+                          <a:blip r:embed="rId11"/>
+                          <a:stretch>
+                            <a:fillRect/>
+                          </a:stretch>
+                        </pic:blipFill>
+                        <pic:spPr>
+                          <a:xfrm>
+                            <a:off x="0" y="0"/>
+                            <a:ext cx="1097280" cy="617220"/>
+                          </a:xfrm>
+                          <a:prstGeom prst="rect"/>
+                        </pic:spPr>
+                      </pic:pic>
+                    </a:graphicData>
+                  </a:graphic>
+                </wp:inline>
+              </w:drawing>
             </w:r>
           </w:p>
         </w:tc>
@@ -1509,7 +3648,38 @@
           </w:tcPr>
           <w:p>
             <w:r>
-              <w:t>frame_0000.jpg</w:t>
+              <w:drawing>
+                <wp:inline xmlns:a="http://schemas.openxmlformats.org/drawingml/2006/main" xmlns:pic="http://schemas.openxmlformats.org/drawingml/2006/picture">
+                  <wp:extent cx="1097280" cy="617220"/>
+                  <wp:docPr id="70" name="Picture 70"/>
+                  <wp:cNvGraphicFramePr>
+                    <a:graphicFrameLocks noChangeAspect="1"/>
+                  </wp:cNvGraphicFramePr>
+                  <a:graphic>
+                    <a:graphicData uri="http://schemas.openxmlformats.org/drawingml/2006/picture">
+                      <pic:pic>
+                        <pic:nvPicPr>
+                          <pic:cNvPr id="0" name="frame_0000.jpg"/>
+                          <pic:cNvPicPr/>
+                        </pic:nvPicPr>
+                        <pic:blipFill>
+                          <a:blip r:embed="rId9"/>
+                          <a:stretch>
+                            <a:fillRect/>
+                          </a:stretch>
+                        </pic:blipFill>
+                        <pic:spPr>
+                          <a:xfrm>
+                            <a:off x="0" y="0"/>
+                            <a:ext cx="1097280" cy="617220"/>
+                          </a:xfrm>
+                          <a:prstGeom prst="rect"/>
+                        </pic:spPr>
+                      </pic:pic>
+                    </a:graphicData>
+                  </a:graphic>
+                </wp:inline>
+              </w:drawing>
             </w:r>
           </w:p>
         </w:tc>
@@ -1519,7 +3689,38 @@
           </w:tcPr>
           <w:p>
             <w:r>
-              <w:t>frame_0196.jpg</w:t>
+              <w:drawing>
+                <wp:inline xmlns:a="http://schemas.openxmlformats.org/drawingml/2006/main" xmlns:pic="http://schemas.openxmlformats.org/drawingml/2006/picture">
+                  <wp:extent cx="1097280" cy="617220"/>
+                  <wp:docPr id="71" name="Picture 71"/>
+                  <wp:cNvGraphicFramePr>
+                    <a:graphicFrameLocks noChangeAspect="1"/>
+                  </wp:cNvGraphicFramePr>
+                  <a:graphic>
+                    <a:graphicData uri="http://schemas.openxmlformats.org/drawingml/2006/picture">
+                      <pic:pic>
+                        <pic:nvPicPr>
+                          <pic:cNvPr id="0" name="frame_0196.jpg"/>
+                          <pic:cNvPicPr/>
+                        </pic:nvPicPr>
+                        <pic:blipFill>
+                          <a:blip r:embed="rId10"/>
+                          <a:stretch>
+                            <a:fillRect/>
+                          </a:stretch>
+                        </pic:blipFill>
+                        <pic:spPr>
+                          <a:xfrm>
+                            <a:off x="0" y="0"/>
+                            <a:ext cx="1097280" cy="617220"/>
+                          </a:xfrm>
+                          <a:prstGeom prst="rect"/>
+                        </pic:spPr>
+                      </pic:pic>
+                    </a:graphicData>
+                  </a:graphic>
+                </wp:inline>
+              </w:drawing>
             </w:r>
           </w:p>
         </w:tc>
@@ -1529,7 +3730,38 @@
           </w:tcPr>
           <w:p>
             <w:r>
-              <w:t>frame_0393.jpg</w:t>
+              <w:drawing>
+                <wp:inline xmlns:a="http://schemas.openxmlformats.org/drawingml/2006/main" xmlns:pic="http://schemas.openxmlformats.org/drawingml/2006/picture">
+                  <wp:extent cx="1097280" cy="617220"/>
+                  <wp:docPr id="72" name="Picture 72"/>
+                  <wp:cNvGraphicFramePr>
+                    <a:graphicFrameLocks noChangeAspect="1"/>
+                  </wp:cNvGraphicFramePr>
+                  <a:graphic>
+                    <a:graphicData uri="http://schemas.openxmlformats.org/drawingml/2006/picture">
+                      <pic:pic>
+                        <pic:nvPicPr>
+                          <pic:cNvPr id="0" name="frame_0393.jpg"/>
+                          <pic:cNvPicPr/>
+                        </pic:nvPicPr>
+                        <pic:blipFill>
+                          <a:blip r:embed="rId11"/>
+                          <a:stretch>
+                            <a:fillRect/>
+                          </a:stretch>
+                        </pic:blipFill>
+                        <pic:spPr>
+                          <a:xfrm>
+                            <a:off x="0" y="0"/>
+                            <a:ext cx="1097280" cy="617220"/>
+                          </a:xfrm>
+                          <a:prstGeom prst="rect"/>
+                        </pic:spPr>
+                      </pic:pic>
+                    </a:graphicData>
+                  </a:graphic>
+                </wp:inline>
+              </w:drawing>
             </w:r>
           </w:p>
         </w:tc>
@@ -1583,7 +3815,38 @@
           </w:tcPr>
           <w:p>
             <w:r>
-              <w:t>frame_0000.jpg</w:t>
+              <w:drawing>
+                <wp:inline xmlns:a="http://schemas.openxmlformats.org/drawingml/2006/main" xmlns:pic="http://schemas.openxmlformats.org/drawingml/2006/picture">
+                  <wp:extent cx="1097280" cy="617220"/>
+                  <wp:docPr id="73" name="Picture 73"/>
+                  <wp:cNvGraphicFramePr>
+                    <a:graphicFrameLocks noChangeAspect="1"/>
+                  </wp:cNvGraphicFramePr>
+                  <a:graphic>
+                    <a:graphicData uri="http://schemas.openxmlformats.org/drawingml/2006/picture">
+                      <pic:pic>
+                        <pic:nvPicPr>
+                          <pic:cNvPr id="0" name="frame_0000.jpg"/>
+                          <pic:cNvPicPr/>
+                        </pic:nvPicPr>
+                        <pic:blipFill>
+                          <a:blip r:embed="rId9"/>
+                          <a:stretch>
+                            <a:fillRect/>
+                          </a:stretch>
+                        </pic:blipFill>
+                        <pic:spPr>
+                          <a:xfrm>
+                            <a:off x="0" y="0"/>
+                            <a:ext cx="1097280" cy="617220"/>
+                          </a:xfrm>
+                          <a:prstGeom prst="rect"/>
+                        </pic:spPr>
+                      </pic:pic>
+                    </a:graphicData>
+                  </a:graphic>
+                </wp:inline>
+              </w:drawing>
             </w:r>
           </w:p>
         </w:tc>
@@ -1593,7 +3856,38 @@
           </w:tcPr>
           <w:p>
             <w:r>
-              <w:t>frame_0196.jpg</w:t>
+              <w:drawing>
+                <wp:inline xmlns:a="http://schemas.openxmlformats.org/drawingml/2006/main" xmlns:pic="http://schemas.openxmlformats.org/drawingml/2006/picture">
+                  <wp:extent cx="1097280" cy="617220"/>
+                  <wp:docPr id="74" name="Picture 74"/>
+                  <wp:cNvGraphicFramePr>
+                    <a:graphicFrameLocks noChangeAspect="1"/>
+                  </wp:cNvGraphicFramePr>
+                  <a:graphic>
+                    <a:graphicData uri="http://schemas.openxmlformats.org/drawingml/2006/picture">
+                      <pic:pic>
+                        <pic:nvPicPr>
+                          <pic:cNvPr id="0" name="frame_0196.jpg"/>
+                          <pic:cNvPicPr/>
+                        </pic:nvPicPr>
+                        <pic:blipFill>
+                          <a:blip r:embed="rId10"/>
+                          <a:stretch>
+                            <a:fillRect/>
+                          </a:stretch>
+                        </pic:blipFill>
+                        <pic:spPr>
+                          <a:xfrm>
+                            <a:off x="0" y="0"/>
+                            <a:ext cx="1097280" cy="617220"/>
+                          </a:xfrm>
+                          <a:prstGeom prst="rect"/>
+                        </pic:spPr>
+                      </pic:pic>
+                    </a:graphicData>
+                  </a:graphic>
+                </wp:inline>
+              </w:drawing>
             </w:r>
           </w:p>
         </w:tc>
@@ -1603,7 +3897,38 @@
           </w:tcPr>
           <w:p>
             <w:r>
-              <w:t>frame_0393.jpg</w:t>
+              <w:drawing>
+                <wp:inline xmlns:a="http://schemas.openxmlformats.org/drawingml/2006/main" xmlns:pic="http://schemas.openxmlformats.org/drawingml/2006/picture">
+                  <wp:extent cx="1097280" cy="617220"/>
+                  <wp:docPr id="75" name="Picture 75"/>
+                  <wp:cNvGraphicFramePr>
+                    <a:graphicFrameLocks noChangeAspect="1"/>
+                  </wp:cNvGraphicFramePr>
+                  <a:graphic>
+                    <a:graphicData uri="http://schemas.openxmlformats.org/drawingml/2006/picture">
+                      <pic:pic>
+                        <pic:nvPicPr>
+                          <pic:cNvPr id="0" name="frame_0393.jpg"/>
+                          <pic:cNvPicPr/>
+                        </pic:nvPicPr>
+                        <pic:blipFill>
+                          <a:blip r:embed="rId11"/>
+                          <a:stretch>
+                            <a:fillRect/>
+                          </a:stretch>
+                        </pic:blipFill>
+                        <pic:spPr>
+                          <a:xfrm>
+                            <a:off x="0" y="0"/>
+                            <a:ext cx="1097280" cy="617220"/>
+                          </a:xfrm>
+                          <a:prstGeom prst="rect"/>
+                        </pic:spPr>
+                      </pic:pic>
+                    </a:graphicData>
+                  </a:graphic>
+                </wp:inline>
+              </w:drawing>
             </w:r>
           </w:p>
         </w:tc>
@@ -1642,7 +3967,38 @@
           </w:tcPr>
           <w:p>
             <w:r>
-              <w:t>frame_0000.jpg</w:t>
+              <w:drawing>
+                <wp:inline xmlns:a="http://schemas.openxmlformats.org/drawingml/2006/main" xmlns:pic="http://schemas.openxmlformats.org/drawingml/2006/picture">
+                  <wp:extent cx="1097280" cy="617220"/>
+                  <wp:docPr id="76" name="Picture 76"/>
+                  <wp:cNvGraphicFramePr>
+                    <a:graphicFrameLocks noChangeAspect="1"/>
+                  </wp:cNvGraphicFramePr>
+                  <a:graphic>
+                    <a:graphicData uri="http://schemas.openxmlformats.org/drawingml/2006/picture">
+                      <pic:pic>
+                        <pic:nvPicPr>
+                          <pic:cNvPr id="0" name="frame_0000.jpg"/>
+                          <pic:cNvPicPr/>
+                        </pic:nvPicPr>
+                        <pic:blipFill>
+                          <a:blip r:embed="rId9"/>
+                          <a:stretch>
+                            <a:fillRect/>
+                          </a:stretch>
+                        </pic:blipFill>
+                        <pic:spPr>
+                          <a:xfrm>
+                            <a:off x="0" y="0"/>
+                            <a:ext cx="1097280" cy="617220"/>
+                          </a:xfrm>
+                          <a:prstGeom prst="rect"/>
+                        </pic:spPr>
+                      </pic:pic>
+                    </a:graphicData>
+                  </a:graphic>
+                </wp:inline>
+              </w:drawing>
             </w:r>
           </w:p>
         </w:tc>
@@ -1652,7 +4008,38 @@
           </w:tcPr>
           <w:p>
             <w:r>
-              <w:t>frame_0196.jpg</w:t>
+              <w:drawing>
+                <wp:inline xmlns:a="http://schemas.openxmlformats.org/drawingml/2006/main" xmlns:pic="http://schemas.openxmlformats.org/drawingml/2006/picture">
+                  <wp:extent cx="1097280" cy="617220"/>
+                  <wp:docPr id="77" name="Picture 77"/>
+                  <wp:cNvGraphicFramePr>
+                    <a:graphicFrameLocks noChangeAspect="1"/>
+                  </wp:cNvGraphicFramePr>
+                  <a:graphic>
+                    <a:graphicData uri="http://schemas.openxmlformats.org/drawingml/2006/picture">
+                      <pic:pic>
+                        <pic:nvPicPr>
+                          <pic:cNvPr id="0" name="frame_0196.jpg"/>
+                          <pic:cNvPicPr/>
+                        </pic:nvPicPr>
+                        <pic:blipFill>
+                          <a:blip r:embed="rId10"/>
+                          <a:stretch>
+                            <a:fillRect/>
+                          </a:stretch>
+                        </pic:blipFill>
+                        <pic:spPr>
+                          <a:xfrm>
+                            <a:off x="0" y="0"/>
+                            <a:ext cx="1097280" cy="617220"/>
+                          </a:xfrm>
+                          <a:prstGeom prst="rect"/>
+                        </pic:spPr>
+                      </pic:pic>
+                    </a:graphicData>
+                  </a:graphic>
+                </wp:inline>
+              </w:drawing>
             </w:r>
           </w:p>
         </w:tc>
@@ -1662,7 +4049,38 @@
           </w:tcPr>
           <w:p>
             <w:r>
-              <w:t>frame_0393.jpg</w:t>
+              <w:drawing>
+                <wp:inline xmlns:a="http://schemas.openxmlformats.org/drawingml/2006/main" xmlns:pic="http://schemas.openxmlformats.org/drawingml/2006/picture">
+                  <wp:extent cx="1097280" cy="617220"/>
+                  <wp:docPr id="78" name="Picture 78"/>
+                  <wp:cNvGraphicFramePr>
+                    <a:graphicFrameLocks noChangeAspect="1"/>
+                  </wp:cNvGraphicFramePr>
+                  <a:graphic>
+                    <a:graphicData uri="http://schemas.openxmlformats.org/drawingml/2006/picture">
+                      <pic:pic>
+                        <pic:nvPicPr>
+                          <pic:cNvPr id="0" name="frame_0393.jpg"/>
+                          <pic:cNvPicPr/>
+                        </pic:nvPicPr>
+                        <pic:blipFill>
+                          <a:blip r:embed="rId11"/>
+                          <a:stretch>
+                            <a:fillRect/>
+                          </a:stretch>
+                        </pic:blipFill>
+                        <pic:spPr>
+                          <a:xfrm>
+                            <a:off x="0" y="0"/>
+                            <a:ext cx="1097280" cy="617220"/>
+                          </a:xfrm>
+                          <a:prstGeom prst="rect"/>
+                        </pic:spPr>
+                      </pic:pic>
+                    </a:graphicData>
+                  </a:graphic>
+                </wp:inline>
+              </w:drawing>
             </w:r>
           </w:p>
         </w:tc>
@@ -1701,7 +4119,38 @@
           </w:tcPr>
           <w:p>
             <w:r>
-              <w:t>frame_0000.jpg</w:t>
+              <w:drawing>
+                <wp:inline xmlns:a="http://schemas.openxmlformats.org/drawingml/2006/main" xmlns:pic="http://schemas.openxmlformats.org/drawingml/2006/picture">
+                  <wp:extent cx="1097280" cy="617220"/>
+                  <wp:docPr id="79" name="Picture 79"/>
+                  <wp:cNvGraphicFramePr>
+                    <a:graphicFrameLocks noChangeAspect="1"/>
+                  </wp:cNvGraphicFramePr>
+                  <a:graphic>
+                    <a:graphicData uri="http://schemas.openxmlformats.org/drawingml/2006/picture">
+                      <pic:pic>
+                        <pic:nvPicPr>
+                          <pic:cNvPr id="0" name="frame_0000.jpg"/>
+                          <pic:cNvPicPr/>
+                        </pic:nvPicPr>
+                        <pic:blipFill>
+                          <a:blip r:embed="rId9"/>
+                          <a:stretch>
+                            <a:fillRect/>
+                          </a:stretch>
+                        </pic:blipFill>
+                        <pic:spPr>
+                          <a:xfrm>
+                            <a:off x="0" y="0"/>
+                            <a:ext cx="1097280" cy="617220"/>
+                          </a:xfrm>
+                          <a:prstGeom prst="rect"/>
+                        </pic:spPr>
+                      </pic:pic>
+                    </a:graphicData>
+                  </a:graphic>
+                </wp:inline>
+              </w:drawing>
             </w:r>
           </w:p>
         </w:tc>
@@ -1711,7 +4160,38 @@
           </w:tcPr>
           <w:p>
             <w:r>
-              <w:t>frame_0196.jpg</w:t>
+              <w:drawing>
+                <wp:inline xmlns:a="http://schemas.openxmlformats.org/drawingml/2006/main" xmlns:pic="http://schemas.openxmlformats.org/drawingml/2006/picture">
+                  <wp:extent cx="1097280" cy="617220"/>
+                  <wp:docPr id="80" name="Picture 80"/>
+                  <wp:cNvGraphicFramePr>
+                    <a:graphicFrameLocks noChangeAspect="1"/>
+                  </wp:cNvGraphicFramePr>
+                  <a:graphic>
+                    <a:graphicData uri="http://schemas.openxmlformats.org/drawingml/2006/picture">
+                      <pic:pic>
+                        <pic:nvPicPr>
+                          <pic:cNvPr id="0" name="frame_0196.jpg"/>
+                          <pic:cNvPicPr/>
+                        </pic:nvPicPr>
+                        <pic:blipFill>
+                          <a:blip r:embed="rId10"/>
+                          <a:stretch>
+                            <a:fillRect/>
+                          </a:stretch>
+                        </pic:blipFill>
+                        <pic:spPr>
+                          <a:xfrm>
+                            <a:off x="0" y="0"/>
+                            <a:ext cx="1097280" cy="617220"/>
+                          </a:xfrm>
+                          <a:prstGeom prst="rect"/>
+                        </pic:spPr>
+                      </pic:pic>
+                    </a:graphicData>
+                  </a:graphic>
+                </wp:inline>
+              </w:drawing>
             </w:r>
           </w:p>
         </w:tc>
@@ -1721,7 +4201,38 @@
           </w:tcPr>
           <w:p>
             <w:r>
-              <w:t>frame_0393.jpg</w:t>
+              <w:drawing>
+                <wp:inline xmlns:a="http://schemas.openxmlformats.org/drawingml/2006/main" xmlns:pic="http://schemas.openxmlformats.org/drawingml/2006/picture">
+                  <wp:extent cx="1097280" cy="617220"/>
+                  <wp:docPr id="81" name="Picture 81"/>
+                  <wp:cNvGraphicFramePr>
+                    <a:graphicFrameLocks noChangeAspect="1"/>
+                  </wp:cNvGraphicFramePr>
+                  <a:graphic>
+                    <a:graphicData uri="http://schemas.openxmlformats.org/drawingml/2006/picture">
+                      <pic:pic>
+                        <pic:nvPicPr>
+                          <pic:cNvPr id="0" name="frame_0393.jpg"/>
+                          <pic:cNvPicPr/>
+                        </pic:nvPicPr>
+                        <pic:blipFill>
+                          <a:blip r:embed="rId11"/>
+                          <a:stretch>
+                            <a:fillRect/>
+                          </a:stretch>
+                        </pic:blipFill>
+                        <pic:spPr>
+                          <a:xfrm>
+                            <a:off x="0" y="0"/>
+                            <a:ext cx="1097280" cy="617220"/>
+                          </a:xfrm>
+                          <a:prstGeom prst="rect"/>
+                        </pic:spPr>
+                      </pic:pic>
+                    </a:graphicData>
+                  </a:graphic>
+                </wp:inline>
+              </w:drawing>
             </w:r>
           </w:p>
         </w:tc>
@@ -1760,7 +4271,38 @@
           </w:tcPr>
           <w:p>
             <w:r>
-              <w:t>frame_0000.jpg</w:t>
+              <w:drawing>
+                <wp:inline xmlns:a="http://schemas.openxmlformats.org/drawingml/2006/main" xmlns:pic="http://schemas.openxmlformats.org/drawingml/2006/picture">
+                  <wp:extent cx="1097280" cy="617220"/>
+                  <wp:docPr id="82" name="Picture 82"/>
+                  <wp:cNvGraphicFramePr>
+                    <a:graphicFrameLocks noChangeAspect="1"/>
+                  </wp:cNvGraphicFramePr>
+                  <a:graphic>
+                    <a:graphicData uri="http://schemas.openxmlformats.org/drawingml/2006/picture">
+                      <pic:pic>
+                        <pic:nvPicPr>
+                          <pic:cNvPr id="0" name="frame_0000.jpg"/>
+                          <pic:cNvPicPr/>
+                        </pic:nvPicPr>
+                        <pic:blipFill>
+                          <a:blip r:embed="rId9"/>
+                          <a:stretch>
+                            <a:fillRect/>
+                          </a:stretch>
+                        </pic:blipFill>
+                        <pic:spPr>
+                          <a:xfrm>
+                            <a:off x="0" y="0"/>
+                            <a:ext cx="1097280" cy="617220"/>
+                          </a:xfrm>
+                          <a:prstGeom prst="rect"/>
+                        </pic:spPr>
+                      </pic:pic>
+                    </a:graphicData>
+                  </a:graphic>
+                </wp:inline>
+              </w:drawing>
             </w:r>
           </w:p>
         </w:tc>
@@ -1770,7 +4312,38 @@
           </w:tcPr>
           <w:p>
             <w:r>
-              <w:t>frame_0196.jpg</w:t>
+              <w:drawing>
+                <wp:inline xmlns:a="http://schemas.openxmlformats.org/drawingml/2006/main" xmlns:pic="http://schemas.openxmlformats.org/drawingml/2006/picture">
+                  <wp:extent cx="1097280" cy="617220"/>
+                  <wp:docPr id="83" name="Picture 83"/>
+                  <wp:cNvGraphicFramePr>
+                    <a:graphicFrameLocks noChangeAspect="1"/>
+                  </wp:cNvGraphicFramePr>
+                  <a:graphic>
+                    <a:graphicData uri="http://schemas.openxmlformats.org/drawingml/2006/picture">
+                      <pic:pic>
+                        <pic:nvPicPr>
+                          <pic:cNvPr id="0" name="frame_0196.jpg"/>
+                          <pic:cNvPicPr/>
+                        </pic:nvPicPr>
+                        <pic:blipFill>
+                          <a:blip r:embed="rId10"/>
+                          <a:stretch>
+                            <a:fillRect/>
+                          </a:stretch>
+                        </pic:blipFill>
+                        <pic:spPr>
+                          <a:xfrm>
+                            <a:off x="0" y="0"/>
+                            <a:ext cx="1097280" cy="617220"/>
+                          </a:xfrm>
+                          <a:prstGeom prst="rect"/>
+                        </pic:spPr>
+                      </pic:pic>
+                    </a:graphicData>
+                  </a:graphic>
+                </wp:inline>
+              </w:drawing>
             </w:r>
           </w:p>
         </w:tc>
@@ -1780,7 +4353,38 @@
           </w:tcPr>
           <w:p>
             <w:r>
-              <w:t>frame_0393.jpg</w:t>
+              <w:drawing>
+                <wp:inline xmlns:a="http://schemas.openxmlformats.org/drawingml/2006/main" xmlns:pic="http://schemas.openxmlformats.org/drawingml/2006/picture">
+                  <wp:extent cx="1097280" cy="617220"/>
+                  <wp:docPr id="84" name="Picture 84"/>
+                  <wp:cNvGraphicFramePr>
+                    <a:graphicFrameLocks noChangeAspect="1"/>
+                  </wp:cNvGraphicFramePr>
+                  <a:graphic>
+                    <a:graphicData uri="http://schemas.openxmlformats.org/drawingml/2006/picture">
+                      <pic:pic>
+                        <pic:nvPicPr>
+                          <pic:cNvPr id="0" name="frame_0393.jpg"/>
+                          <pic:cNvPicPr/>
+                        </pic:nvPicPr>
+                        <pic:blipFill>
+                          <a:blip r:embed="rId11"/>
+                          <a:stretch>
+                            <a:fillRect/>
+                          </a:stretch>
+                        </pic:blipFill>
+                        <pic:spPr>
+                          <a:xfrm>
+                            <a:off x="0" y="0"/>
+                            <a:ext cx="1097280" cy="617220"/>
+                          </a:xfrm>
+                          <a:prstGeom prst="rect"/>
+                        </pic:spPr>
+                      </pic:pic>
+                    </a:graphicData>
+                  </a:graphic>
+                </wp:inline>
+              </w:drawing>
             </w:r>
           </w:p>
         </w:tc>
@@ -1819,7 +4423,38 @@
           </w:tcPr>
           <w:p>
             <w:r>
-              <w:t>frame_0000.jpg</w:t>
+              <w:drawing>
+                <wp:inline xmlns:a="http://schemas.openxmlformats.org/drawingml/2006/main" xmlns:pic="http://schemas.openxmlformats.org/drawingml/2006/picture">
+                  <wp:extent cx="1097280" cy="617220"/>
+                  <wp:docPr id="85" name="Picture 85"/>
+                  <wp:cNvGraphicFramePr>
+                    <a:graphicFrameLocks noChangeAspect="1"/>
+                  </wp:cNvGraphicFramePr>
+                  <a:graphic>
+                    <a:graphicData uri="http://schemas.openxmlformats.org/drawingml/2006/picture">
+                      <pic:pic>
+                        <pic:nvPicPr>
+                          <pic:cNvPr id="0" name="frame_0000.jpg"/>
+                          <pic:cNvPicPr/>
+                        </pic:nvPicPr>
+                        <pic:blipFill>
+                          <a:blip r:embed="rId9"/>
+                          <a:stretch>
+                            <a:fillRect/>
+                          </a:stretch>
+                        </pic:blipFill>
+                        <pic:spPr>
+                          <a:xfrm>
+                            <a:off x="0" y="0"/>
+                            <a:ext cx="1097280" cy="617220"/>
+                          </a:xfrm>
+                          <a:prstGeom prst="rect"/>
+                        </pic:spPr>
+                      </pic:pic>
+                    </a:graphicData>
+                  </a:graphic>
+                </wp:inline>
+              </w:drawing>
             </w:r>
           </w:p>
         </w:tc>
@@ -1829,7 +4464,38 @@
           </w:tcPr>
           <w:p>
             <w:r>
-              <w:t>frame_0196.jpg</w:t>
+              <w:drawing>
+                <wp:inline xmlns:a="http://schemas.openxmlformats.org/drawingml/2006/main" xmlns:pic="http://schemas.openxmlformats.org/drawingml/2006/picture">
+                  <wp:extent cx="1097280" cy="617220"/>
+                  <wp:docPr id="86" name="Picture 86"/>
+                  <wp:cNvGraphicFramePr>
+                    <a:graphicFrameLocks noChangeAspect="1"/>
+                  </wp:cNvGraphicFramePr>
+                  <a:graphic>
+                    <a:graphicData uri="http://schemas.openxmlformats.org/drawingml/2006/picture">
+                      <pic:pic>
+                        <pic:nvPicPr>
+                          <pic:cNvPr id="0" name="frame_0196.jpg"/>
+                          <pic:cNvPicPr/>
+                        </pic:nvPicPr>
+                        <pic:blipFill>
+                          <a:blip r:embed="rId10"/>
+                          <a:stretch>
+                            <a:fillRect/>
+                          </a:stretch>
+                        </pic:blipFill>
+                        <pic:spPr>
+                          <a:xfrm>
+                            <a:off x="0" y="0"/>
+                            <a:ext cx="1097280" cy="617220"/>
+                          </a:xfrm>
+                          <a:prstGeom prst="rect"/>
+                        </pic:spPr>
+                      </pic:pic>
+                    </a:graphicData>
+                  </a:graphic>
+                </wp:inline>
+              </w:drawing>
             </w:r>
           </w:p>
         </w:tc>
@@ -1839,7 +4505,38 @@
           </w:tcPr>
           <w:p>
             <w:r>
-              <w:t>frame_0393.jpg</w:t>
+              <w:drawing>
+                <wp:inline xmlns:a="http://schemas.openxmlformats.org/drawingml/2006/main" xmlns:pic="http://schemas.openxmlformats.org/drawingml/2006/picture">
+                  <wp:extent cx="1097280" cy="617220"/>
+                  <wp:docPr id="87" name="Picture 87"/>
+                  <wp:cNvGraphicFramePr>
+                    <a:graphicFrameLocks noChangeAspect="1"/>
+                  </wp:cNvGraphicFramePr>
+                  <a:graphic>
+                    <a:graphicData uri="http://schemas.openxmlformats.org/drawingml/2006/picture">
+                      <pic:pic>
+                        <pic:nvPicPr>
+                          <pic:cNvPr id="0" name="frame_0393.jpg"/>
+                          <pic:cNvPicPr/>
+                        </pic:nvPicPr>
+                        <pic:blipFill>
+                          <a:blip r:embed="rId11"/>
+                          <a:stretch>
+                            <a:fillRect/>
+                          </a:stretch>
+                        </pic:blipFill>
+                        <pic:spPr>
+                          <a:xfrm>
+                            <a:off x="0" y="0"/>
+                            <a:ext cx="1097280" cy="617220"/>
+                          </a:xfrm>
+                          <a:prstGeom prst="rect"/>
+                        </pic:spPr>
+                      </pic:pic>
+                    </a:graphicData>
+                  </a:graphic>
+                </wp:inline>
+              </w:drawing>
             </w:r>
           </w:p>
         </w:tc>
@@ -1878,7 +4575,38 @@
           </w:tcPr>
           <w:p>
             <w:r>
-              <w:t>frame_0000.jpg</w:t>
+              <w:drawing>
+                <wp:inline xmlns:a="http://schemas.openxmlformats.org/drawingml/2006/main" xmlns:pic="http://schemas.openxmlformats.org/drawingml/2006/picture">
+                  <wp:extent cx="1097280" cy="617220"/>
+                  <wp:docPr id="88" name="Picture 88"/>
+                  <wp:cNvGraphicFramePr>
+                    <a:graphicFrameLocks noChangeAspect="1"/>
+                  </wp:cNvGraphicFramePr>
+                  <a:graphic>
+                    <a:graphicData uri="http://schemas.openxmlformats.org/drawingml/2006/picture">
+                      <pic:pic>
+                        <pic:nvPicPr>
+                          <pic:cNvPr id="0" name="frame_0000.jpg"/>
+                          <pic:cNvPicPr/>
+                        </pic:nvPicPr>
+                        <pic:blipFill>
+                          <a:blip r:embed="rId9"/>
+                          <a:stretch>
+                            <a:fillRect/>
+                          </a:stretch>
+                        </pic:blipFill>
+                        <pic:spPr>
+                          <a:xfrm>
+                            <a:off x="0" y="0"/>
+                            <a:ext cx="1097280" cy="617220"/>
+                          </a:xfrm>
+                          <a:prstGeom prst="rect"/>
+                        </pic:spPr>
+                      </pic:pic>
+                    </a:graphicData>
+                  </a:graphic>
+                </wp:inline>
+              </w:drawing>
             </w:r>
           </w:p>
         </w:tc>
@@ -1888,7 +4616,38 @@
           </w:tcPr>
           <w:p>
             <w:r>
-              <w:t>frame_0196.jpg</w:t>
+              <w:drawing>
+                <wp:inline xmlns:a="http://schemas.openxmlformats.org/drawingml/2006/main" xmlns:pic="http://schemas.openxmlformats.org/drawingml/2006/picture">
+                  <wp:extent cx="1097280" cy="617220"/>
+                  <wp:docPr id="89" name="Picture 89"/>
+                  <wp:cNvGraphicFramePr>
+                    <a:graphicFrameLocks noChangeAspect="1"/>
+                  </wp:cNvGraphicFramePr>
+                  <a:graphic>
+                    <a:graphicData uri="http://schemas.openxmlformats.org/drawingml/2006/picture">
+                      <pic:pic>
+                        <pic:nvPicPr>
+                          <pic:cNvPr id="0" name="frame_0196.jpg"/>
+                          <pic:cNvPicPr/>
+                        </pic:nvPicPr>
+                        <pic:blipFill>
+                          <a:blip r:embed="rId10"/>
+                          <a:stretch>
+                            <a:fillRect/>
+                          </a:stretch>
+                        </pic:blipFill>
+                        <pic:spPr>
+                          <a:xfrm>
+                            <a:off x="0" y="0"/>
+                            <a:ext cx="1097280" cy="617220"/>
+                          </a:xfrm>
+                          <a:prstGeom prst="rect"/>
+                        </pic:spPr>
+                      </pic:pic>
+                    </a:graphicData>
+                  </a:graphic>
+                </wp:inline>
+              </w:drawing>
             </w:r>
           </w:p>
         </w:tc>
@@ -1898,7 +4657,38 @@
           </w:tcPr>
           <w:p>
             <w:r>
-              <w:t>frame_0393.jpg</w:t>
+              <w:drawing>
+                <wp:inline xmlns:a="http://schemas.openxmlformats.org/drawingml/2006/main" xmlns:pic="http://schemas.openxmlformats.org/drawingml/2006/picture">
+                  <wp:extent cx="1097280" cy="617220"/>
+                  <wp:docPr id="90" name="Picture 90"/>
+                  <wp:cNvGraphicFramePr>
+                    <a:graphicFrameLocks noChangeAspect="1"/>
+                  </wp:cNvGraphicFramePr>
+                  <a:graphic>
+                    <a:graphicData uri="http://schemas.openxmlformats.org/drawingml/2006/picture">
+                      <pic:pic>
+                        <pic:nvPicPr>
+                          <pic:cNvPr id="0" name="frame_0393.jpg"/>
+                          <pic:cNvPicPr/>
+                        </pic:nvPicPr>
+                        <pic:blipFill>
+                          <a:blip r:embed="rId11"/>
+                          <a:stretch>
+                            <a:fillRect/>
+                          </a:stretch>
+                        </pic:blipFill>
+                        <pic:spPr>
+                          <a:xfrm>
+                            <a:off x="0" y="0"/>
+                            <a:ext cx="1097280" cy="617220"/>
+                          </a:xfrm>
+                          <a:prstGeom prst="rect"/>
+                        </pic:spPr>
+                      </pic:pic>
+                    </a:graphicData>
+                  </a:graphic>
+                </wp:inline>
+              </w:drawing>
             </w:r>
           </w:p>
         </w:tc>
@@ -1942,7 +4732,38 @@
           </w:tcPr>
           <w:p>
             <w:r>
-              <w:t>frame_0000.jpg</w:t>
+              <w:drawing>
+                <wp:inline xmlns:a="http://schemas.openxmlformats.org/drawingml/2006/main" xmlns:pic="http://schemas.openxmlformats.org/drawingml/2006/picture">
+                  <wp:extent cx="1097280" cy="617220"/>
+                  <wp:docPr id="91" name="Picture 91"/>
+                  <wp:cNvGraphicFramePr>
+                    <a:graphicFrameLocks noChangeAspect="1"/>
+                  </wp:cNvGraphicFramePr>
+                  <a:graphic>
+                    <a:graphicData uri="http://schemas.openxmlformats.org/drawingml/2006/picture">
+                      <pic:pic>
+                        <pic:nvPicPr>
+                          <pic:cNvPr id="0" name="frame_0000.jpg"/>
+                          <pic:cNvPicPr/>
+                        </pic:nvPicPr>
+                        <pic:blipFill>
+                          <a:blip r:embed="rId9"/>
+                          <a:stretch>
+                            <a:fillRect/>
+                          </a:stretch>
+                        </pic:blipFill>
+                        <pic:spPr>
+                          <a:xfrm>
+                            <a:off x="0" y="0"/>
+                            <a:ext cx="1097280" cy="617220"/>
+                          </a:xfrm>
+                          <a:prstGeom prst="rect"/>
+                        </pic:spPr>
+                      </pic:pic>
+                    </a:graphicData>
+                  </a:graphic>
+                </wp:inline>
+              </w:drawing>
             </w:r>
           </w:p>
         </w:tc>
@@ -1952,7 +4773,38 @@
           </w:tcPr>
           <w:p>
             <w:r>
-              <w:t>frame_0196.jpg</w:t>
+              <w:drawing>
+                <wp:inline xmlns:a="http://schemas.openxmlformats.org/drawingml/2006/main" xmlns:pic="http://schemas.openxmlformats.org/drawingml/2006/picture">
+                  <wp:extent cx="1097280" cy="617220"/>
+                  <wp:docPr id="92" name="Picture 92"/>
+                  <wp:cNvGraphicFramePr>
+                    <a:graphicFrameLocks noChangeAspect="1"/>
+                  </wp:cNvGraphicFramePr>
+                  <a:graphic>
+                    <a:graphicData uri="http://schemas.openxmlformats.org/drawingml/2006/picture">
+                      <pic:pic>
+                        <pic:nvPicPr>
+                          <pic:cNvPr id="0" name="frame_0196.jpg"/>
+                          <pic:cNvPicPr/>
+                        </pic:nvPicPr>
+                        <pic:blipFill>
+                          <a:blip r:embed="rId10"/>
+                          <a:stretch>
+                            <a:fillRect/>
+                          </a:stretch>
+                        </pic:blipFill>
+                        <pic:spPr>
+                          <a:xfrm>
+                            <a:off x="0" y="0"/>
+                            <a:ext cx="1097280" cy="617220"/>
+                          </a:xfrm>
+                          <a:prstGeom prst="rect"/>
+                        </pic:spPr>
+                      </pic:pic>
+                    </a:graphicData>
+                  </a:graphic>
+                </wp:inline>
+              </w:drawing>
             </w:r>
           </w:p>
         </w:tc>
@@ -1962,7 +4814,38 @@
           </w:tcPr>
           <w:p>
             <w:r>
-              <w:t>frame_0393.jpg</w:t>
+              <w:drawing>
+                <wp:inline xmlns:a="http://schemas.openxmlformats.org/drawingml/2006/main" xmlns:pic="http://schemas.openxmlformats.org/drawingml/2006/picture">
+                  <wp:extent cx="1097280" cy="617220"/>
+                  <wp:docPr id="93" name="Picture 93"/>
+                  <wp:cNvGraphicFramePr>
+                    <a:graphicFrameLocks noChangeAspect="1"/>
+                  </wp:cNvGraphicFramePr>
+                  <a:graphic>
+                    <a:graphicData uri="http://schemas.openxmlformats.org/drawingml/2006/picture">
+                      <pic:pic>
+                        <pic:nvPicPr>
+                          <pic:cNvPr id="0" name="frame_0393.jpg"/>
+                          <pic:cNvPicPr/>
+                        </pic:nvPicPr>
+                        <pic:blipFill>
+                          <a:blip r:embed="rId11"/>
+                          <a:stretch>
+                            <a:fillRect/>
+                          </a:stretch>
+                        </pic:blipFill>
+                        <pic:spPr>
+                          <a:xfrm>
+                            <a:off x="0" y="0"/>
+                            <a:ext cx="1097280" cy="617220"/>
+                          </a:xfrm>
+                          <a:prstGeom prst="rect"/>
+                        </pic:spPr>
+                      </pic:pic>
+                    </a:graphicData>
+                  </a:graphic>
+                </wp:inline>
+              </w:drawing>
             </w:r>
           </w:p>
         </w:tc>
@@ -2001,7 +4884,38 @@
           </w:tcPr>
           <w:p>
             <w:r>
-              <w:t>frame_0000.jpg</w:t>
+              <w:drawing>
+                <wp:inline xmlns:a="http://schemas.openxmlformats.org/drawingml/2006/main" xmlns:pic="http://schemas.openxmlformats.org/drawingml/2006/picture">
+                  <wp:extent cx="1097280" cy="617220"/>
+                  <wp:docPr id="94" name="Picture 94"/>
+                  <wp:cNvGraphicFramePr>
+                    <a:graphicFrameLocks noChangeAspect="1"/>
+                  </wp:cNvGraphicFramePr>
+                  <a:graphic>
+                    <a:graphicData uri="http://schemas.openxmlformats.org/drawingml/2006/picture">
+                      <pic:pic>
+                        <pic:nvPicPr>
+                          <pic:cNvPr id="0" name="frame_0000.jpg"/>
+                          <pic:cNvPicPr/>
+                        </pic:nvPicPr>
+                        <pic:blipFill>
+                          <a:blip r:embed="rId9"/>
+                          <a:stretch>
+                            <a:fillRect/>
+                          </a:stretch>
+                        </pic:blipFill>
+                        <pic:spPr>
+                          <a:xfrm>
+                            <a:off x="0" y="0"/>
+                            <a:ext cx="1097280" cy="617220"/>
+                          </a:xfrm>
+                          <a:prstGeom prst="rect"/>
+                        </pic:spPr>
+                      </pic:pic>
+                    </a:graphicData>
+                  </a:graphic>
+                </wp:inline>
+              </w:drawing>
             </w:r>
           </w:p>
         </w:tc>
@@ -2011,7 +4925,38 @@
           </w:tcPr>
           <w:p>
             <w:r>
-              <w:t>frame_0196.jpg</w:t>
+              <w:drawing>
+                <wp:inline xmlns:a="http://schemas.openxmlformats.org/drawingml/2006/main" xmlns:pic="http://schemas.openxmlformats.org/drawingml/2006/picture">
+                  <wp:extent cx="1097280" cy="617220"/>
+                  <wp:docPr id="95" name="Picture 95"/>
+                  <wp:cNvGraphicFramePr>
+                    <a:graphicFrameLocks noChangeAspect="1"/>
+                  </wp:cNvGraphicFramePr>
+                  <a:graphic>
+                    <a:graphicData uri="http://schemas.openxmlformats.org/drawingml/2006/picture">
+                      <pic:pic>
+                        <pic:nvPicPr>
+                          <pic:cNvPr id="0" name="frame_0196.jpg"/>
+                          <pic:cNvPicPr/>
+                        </pic:nvPicPr>
+                        <pic:blipFill>
+                          <a:blip r:embed="rId10"/>
+                          <a:stretch>
+                            <a:fillRect/>
+                          </a:stretch>
+                        </pic:blipFill>
+                        <pic:spPr>
+                          <a:xfrm>
+                            <a:off x="0" y="0"/>
+                            <a:ext cx="1097280" cy="617220"/>
+                          </a:xfrm>
+                          <a:prstGeom prst="rect"/>
+                        </pic:spPr>
+                      </pic:pic>
+                    </a:graphicData>
+                  </a:graphic>
+                </wp:inline>
+              </w:drawing>
             </w:r>
           </w:p>
         </w:tc>
@@ -2021,7 +4966,38 @@
           </w:tcPr>
           <w:p>
             <w:r>
-              <w:t>frame_0393.jpg</w:t>
+              <w:drawing>
+                <wp:inline xmlns:a="http://schemas.openxmlformats.org/drawingml/2006/main" xmlns:pic="http://schemas.openxmlformats.org/drawingml/2006/picture">
+                  <wp:extent cx="1097280" cy="617220"/>
+                  <wp:docPr id="96" name="Picture 96"/>
+                  <wp:cNvGraphicFramePr>
+                    <a:graphicFrameLocks noChangeAspect="1"/>
+                  </wp:cNvGraphicFramePr>
+                  <a:graphic>
+                    <a:graphicData uri="http://schemas.openxmlformats.org/drawingml/2006/picture">
+                      <pic:pic>
+                        <pic:nvPicPr>
+                          <pic:cNvPr id="0" name="frame_0393.jpg"/>
+                          <pic:cNvPicPr/>
+                        </pic:nvPicPr>
+                        <pic:blipFill>
+                          <a:blip r:embed="rId11"/>
+                          <a:stretch>
+                            <a:fillRect/>
+                          </a:stretch>
+                        </pic:blipFill>
+                        <pic:spPr>
+                          <a:xfrm>
+                            <a:off x="0" y="0"/>
+                            <a:ext cx="1097280" cy="617220"/>
+                          </a:xfrm>
+                          <a:prstGeom prst="rect"/>
+                        </pic:spPr>
+                      </pic:pic>
+                    </a:graphicData>
+                  </a:graphic>
+                </wp:inline>
+              </w:drawing>
             </w:r>
           </w:p>
         </w:tc>
@@ -2060,7 +5036,38 @@
           </w:tcPr>
           <w:p>
             <w:r>
-              <w:t>frame_0000.jpg</w:t>
+              <w:drawing>
+                <wp:inline xmlns:a="http://schemas.openxmlformats.org/drawingml/2006/main" xmlns:pic="http://schemas.openxmlformats.org/drawingml/2006/picture">
+                  <wp:extent cx="1097280" cy="617220"/>
+                  <wp:docPr id="97" name="Picture 97"/>
+                  <wp:cNvGraphicFramePr>
+                    <a:graphicFrameLocks noChangeAspect="1"/>
+                  </wp:cNvGraphicFramePr>
+                  <a:graphic>
+                    <a:graphicData uri="http://schemas.openxmlformats.org/drawingml/2006/picture">
+                      <pic:pic>
+                        <pic:nvPicPr>
+                          <pic:cNvPr id="0" name="frame_0000.jpg"/>
+                          <pic:cNvPicPr/>
+                        </pic:nvPicPr>
+                        <pic:blipFill>
+                          <a:blip r:embed="rId9"/>
+                          <a:stretch>
+                            <a:fillRect/>
+                          </a:stretch>
+                        </pic:blipFill>
+                        <pic:spPr>
+                          <a:xfrm>
+                            <a:off x="0" y="0"/>
+                            <a:ext cx="1097280" cy="617220"/>
+                          </a:xfrm>
+                          <a:prstGeom prst="rect"/>
+                        </pic:spPr>
+                      </pic:pic>
+                    </a:graphicData>
+                  </a:graphic>
+                </wp:inline>
+              </w:drawing>
             </w:r>
           </w:p>
         </w:tc>
@@ -2070,7 +5077,38 @@
           </w:tcPr>
           <w:p>
             <w:r>
-              <w:t>frame_0196.jpg</w:t>
+              <w:drawing>
+                <wp:inline xmlns:a="http://schemas.openxmlformats.org/drawingml/2006/main" xmlns:pic="http://schemas.openxmlformats.org/drawingml/2006/picture">
+                  <wp:extent cx="1097280" cy="617220"/>
+                  <wp:docPr id="98" name="Picture 98"/>
+                  <wp:cNvGraphicFramePr>
+                    <a:graphicFrameLocks noChangeAspect="1"/>
+                  </wp:cNvGraphicFramePr>
+                  <a:graphic>
+                    <a:graphicData uri="http://schemas.openxmlformats.org/drawingml/2006/picture">
+                      <pic:pic>
+                        <pic:nvPicPr>
+                          <pic:cNvPr id="0" name="frame_0196.jpg"/>
+                          <pic:cNvPicPr/>
+                        </pic:nvPicPr>
+                        <pic:blipFill>
+                          <a:blip r:embed="rId10"/>
+                          <a:stretch>
+                            <a:fillRect/>
+                          </a:stretch>
+                        </pic:blipFill>
+                        <pic:spPr>
+                          <a:xfrm>
+                            <a:off x="0" y="0"/>
+                            <a:ext cx="1097280" cy="617220"/>
+                          </a:xfrm>
+                          <a:prstGeom prst="rect"/>
+                        </pic:spPr>
+                      </pic:pic>
+                    </a:graphicData>
+                  </a:graphic>
+                </wp:inline>
+              </w:drawing>
             </w:r>
           </w:p>
         </w:tc>
@@ -2080,7 +5118,38 @@
           </w:tcPr>
           <w:p>
             <w:r>
-              <w:t>frame_0393.jpg</w:t>
+              <w:drawing>
+                <wp:inline xmlns:a="http://schemas.openxmlformats.org/drawingml/2006/main" xmlns:pic="http://schemas.openxmlformats.org/drawingml/2006/picture">
+                  <wp:extent cx="1097280" cy="617220"/>
+                  <wp:docPr id="99" name="Picture 99"/>
+                  <wp:cNvGraphicFramePr>
+                    <a:graphicFrameLocks noChangeAspect="1"/>
+                  </wp:cNvGraphicFramePr>
+                  <a:graphic>
+                    <a:graphicData uri="http://schemas.openxmlformats.org/drawingml/2006/picture">
+                      <pic:pic>
+                        <pic:nvPicPr>
+                          <pic:cNvPr id="0" name="frame_0393.jpg"/>
+                          <pic:cNvPicPr/>
+                        </pic:nvPicPr>
+                        <pic:blipFill>
+                          <a:blip r:embed="rId11"/>
+                          <a:stretch>
+                            <a:fillRect/>
+                          </a:stretch>
+                        </pic:blipFill>
+                        <pic:spPr>
+                          <a:xfrm>
+                            <a:off x="0" y="0"/>
+                            <a:ext cx="1097280" cy="617220"/>
+                          </a:xfrm>
+                          <a:prstGeom prst="rect"/>
+                        </pic:spPr>
+                      </pic:pic>
+                    </a:graphicData>
+                  </a:graphic>
+                </wp:inline>
+              </w:drawing>
             </w:r>
           </w:p>
         </w:tc>
@@ -2119,7 +5188,38 @@
           </w:tcPr>
           <w:p>
             <w:r>
-              <w:t>frame_0000.jpg</w:t>
+              <w:drawing>
+                <wp:inline xmlns:a="http://schemas.openxmlformats.org/drawingml/2006/main" xmlns:pic="http://schemas.openxmlformats.org/drawingml/2006/picture">
+                  <wp:extent cx="1097280" cy="617220"/>
+                  <wp:docPr id="100" name="Picture 100"/>
+                  <wp:cNvGraphicFramePr>
+                    <a:graphicFrameLocks noChangeAspect="1"/>
+                  </wp:cNvGraphicFramePr>
+                  <a:graphic>
+                    <a:graphicData uri="http://schemas.openxmlformats.org/drawingml/2006/picture">
+                      <pic:pic>
+                        <pic:nvPicPr>
+                          <pic:cNvPr id="0" name="frame_0000.jpg"/>
+                          <pic:cNvPicPr/>
+                        </pic:nvPicPr>
+                        <pic:blipFill>
+                          <a:blip r:embed="rId9"/>
+                          <a:stretch>
+                            <a:fillRect/>
+                          </a:stretch>
+                        </pic:blipFill>
+                        <pic:spPr>
+                          <a:xfrm>
+                            <a:off x="0" y="0"/>
+                            <a:ext cx="1097280" cy="617220"/>
+                          </a:xfrm>
+                          <a:prstGeom prst="rect"/>
+                        </pic:spPr>
+                      </pic:pic>
+                    </a:graphicData>
+                  </a:graphic>
+                </wp:inline>
+              </w:drawing>
             </w:r>
           </w:p>
         </w:tc>
@@ -2129,7 +5229,38 @@
           </w:tcPr>
           <w:p>
             <w:r>
-              <w:t>frame_0196.jpg</w:t>
+              <w:drawing>
+                <wp:inline xmlns:a="http://schemas.openxmlformats.org/drawingml/2006/main" xmlns:pic="http://schemas.openxmlformats.org/drawingml/2006/picture">
+                  <wp:extent cx="1097280" cy="617220"/>
+                  <wp:docPr id="101" name="Picture 101"/>
+                  <wp:cNvGraphicFramePr>
+                    <a:graphicFrameLocks noChangeAspect="1"/>
+                  </wp:cNvGraphicFramePr>
+                  <a:graphic>
+                    <a:graphicData uri="http://schemas.openxmlformats.org/drawingml/2006/picture">
+                      <pic:pic>
+                        <pic:nvPicPr>
+                          <pic:cNvPr id="0" name="frame_0196.jpg"/>
+                          <pic:cNvPicPr/>
+                        </pic:nvPicPr>
+                        <pic:blipFill>
+                          <a:blip r:embed="rId10"/>
+                          <a:stretch>
+                            <a:fillRect/>
+                          </a:stretch>
+                        </pic:blipFill>
+                        <pic:spPr>
+                          <a:xfrm>
+                            <a:off x="0" y="0"/>
+                            <a:ext cx="1097280" cy="617220"/>
+                          </a:xfrm>
+                          <a:prstGeom prst="rect"/>
+                        </pic:spPr>
+                      </pic:pic>
+                    </a:graphicData>
+                  </a:graphic>
+                </wp:inline>
+              </w:drawing>
             </w:r>
           </w:p>
         </w:tc>
@@ -2139,7 +5270,38 @@
           </w:tcPr>
           <w:p>
             <w:r>
-              <w:t>frame_0393.jpg</w:t>
+              <w:drawing>
+                <wp:inline xmlns:a="http://schemas.openxmlformats.org/drawingml/2006/main" xmlns:pic="http://schemas.openxmlformats.org/drawingml/2006/picture">
+                  <wp:extent cx="1097280" cy="617220"/>
+                  <wp:docPr id="102" name="Picture 102"/>
+                  <wp:cNvGraphicFramePr>
+                    <a:graphicFrameLocks noChangeAspect="1"/>
+                  </wp:cNvGraphicFramePr>
+                  <a:graphic>
+                    <a:graphicData uri="http://schemas.openxmlformats.org/drawingml/2006/picture">
+                      <pic:pic>
+                        <pic:nvPicPr>
+                          <pic:cNvPr id="0" name="frame_0393.jpg"/>
+                          <pic:cNvPicPr/>
+                        </pic:nvPicPr>
+                        <pic:blipFill>
+                          <a:blip r:embed="rId11"/>
+                          <a:stretch>
+                            <a:fillRect/>
+                          </a:stretch>
+                        </pic:blipFill>
+                        <pic:spPr>
+                          <a:xfrm>
+                            <a:off x="0" y="0"/>
+                            <a:ext cx="1097280" cy="617220"/>
+                          </a:xfrm>
+                          <a:prstGeom prst="rect"/>
+                        </pic:spPr>
+                      </pic:pic>
+                    </a:graphicData>
+                  </a:graphic>
+                </wp:inline>
+              </w:drawing>
             </w:r>
           </w:p>
         </w:tc>
@@ -2178,7 +5340,38 @@
           </w:tcPr>
           <w:p>
             <w:r>
-              <w:t>frame_0000.jpg</w:t>
+              <w:drawing>
+                <wp:inline xmlns:a="http://schemas.openxmlformats.org/drawingml/2006/main" xmlns:pic="http://schemas.openxmlformats.org/drawingml/2006/picture">
+                  <wp:extent cx="1097280" cy="617220"/>
+                  <wp:docPr id="103" name="Picture 103"/>
+                  <wp:cNvGraphicFramePr>
+                    <a:graphicFrameLocks noChangeAspect="1"/>
+                  </wp:cNvGraphicFramePr>
+                  <a:graphic>
+                    <a:graphicData uri="http://schemas.openxmlformats.org/drawingml/2006/picture">
+                      <pic:pic>
+                        <pic:nvPicPr>
+                          <pic:cNvPr id="0" name="frame_0000.jpg"/>
+                          <pic:cNvPicPr/>
+                        </pic:nvPicPr>
+                        <pic:blipFill>
+                          <a:blip r:embed="rId9"/>
+                          <a:stretch>
+                            <a:fillRect/>
+                          </a:stretch>
+                        </pic:blipFill>
+                        <pic:spPr>
+                          <a:xfrm>
+                            <a:off x="0" y="0"/>
+                            <a:ext cx="1097280" cy="617220"/>
+                          </a:xfrm>
+                          <a:prstGeom prst="rect"/>
+                        </pic:spPr>
+                      </pic:pic>
+                    </a:graphicData>
+                  </a:graphic>
+                </wp:inline>
+              </w:drawing>
             </w:r>
           </w:p>
         </w:tc>
@@ -2188,7 +5381,38 @@
           </w:tcPr>
           <w:p>
             <w:r>
-              <w:t>frame_0196.jpg</w:t>
+              <w:drawing>
+                <wp:inline xmlns:a="http://schemas.openxmlformats.org/drawingml/2006/main" xmlns:pic="http://schemas.openxmlformats.org/drawingml/2006/picture">
+                  <wp:extent cx="1097280" cy="617220"/>
+                  <wp:docPr id="104" name="Picture 104"/>
+                  <wp:cNvGraphicFramePr>
+                    <a:graphicFrameLocks noChangeAspect="1"/>
+                  </wp:cNvGraphicFramePr>
+                  <a:graphic>
+                    <a:graphicData uri="http://schemas.openxmlformats.org/drawingml/2006/picture">
+                      <pic:pic>
+                        <pic:nvPicPr>
+                          <pic:cNvPr id="0" name="frame_0196.jpg"/>
+                          <pic:cNvPicPr/>
+                        </pic:nvPicPr>
+                        <pic:blipFill>
+                          <a:blip r:embed="rId10"/>
+                          <a:stretch>
+                            <a:fillRect/>
+                          </a:stretch>
+                        </pic:blipFill>
+                        <pic:spPr>
+                          <a:xfrm>
+                            <a:off x="0" y="0"/>
+                            <a:ext cx="1097280" cy="617220"/>
+                          </a:xfrm>
+                          <a:prstGeom prst="rect"/>
+                        </pic:spPr>
+                      </pic:pic>
+                    </a:graphicData>
+                  </a:graphic>
+                </wp:inline>
+              </w:drawing>
             </w:r>
           </w:p>
         </w:tc>
@@ -2198,7 +5422,38 @@
           </w:tcPr>
           <w:p>
             <w:r>
-              <w:t>frame_0393.jpg</w:t>
+              <w:drawing>
+                <wp:inline xmlns:a="http://schemas.openxmlformats.org/drawingml/2006/main" xmlns:pic="http://schemas.openxmlformats.org/drawingml/2006/picture">
+                  <wp:extent cx="1097280" cy="617220"/>
+                  <wp:docPr id="105" name="Picture 105"/>
+                  <wp:cNvGraphicFramePr>
+                    <a:graphicFrameLocks noChangeAspect="1"/>
+                  </wp:cNvGraphicFramePr>
+                  <a:graphic>
+                    <a:graphicData uri="http://schemas.openxmlformats.org/drawingml/2006/picture">
+                      <pic:pic>
+                        <pic:nvPicPr>
+                          <pic:cNvPr id="0" name="frame_0393.jpg"/>
+                          <pic:cNvPicPr/>
+                        </pic:nvPicPr>
+                        <pic:blipFill>
+                          <a:blip r:embed="rId11"/>
+                          <a:stretch>
+                            <a:fillRect/>
+                          </a:stretch>
+                        </pic:blipFill>
+                        <pic:spPr>
+                          <a:xfrm>
+                            <a:off x="0" y="0"/>
+                            <a:ext cx="1097280" cy="617220"/>
+                          </a:xfrm>
+                          <a:prstGeom prst="rect"/>
+                        </pic:spPr>
+                      </pic:pic>
+                    </a:graphicData>
+                  </a:graphic>
+                </wp:inline>
+              </w:drawing>
             </w:r>
           </w:p>
         </w:tc>
@@ -2237,7 +5492,38 @@
           </w:tcPr>
           <w:p>
             <w:r>
-              <w:t>frame_0000.jpg</w:t>
+              <w:drawing>
+                <wp:inline xmlns:a="http://schemas.openxmlformats.org/drawingml/2006/main" xmlns:pic="http://schemas.openxmlformats.org/drawingml/2006/picture">
+                  <wp:extent cx="1097280" cy="617220"/>
+                  <wp:docPr id="106" name="Picture 106"/>
+                  <wp:cNvGraphicFramePr>
+                    <a:graphicFrameLocks noChangeAspect="1"/>
+                  </wp:cNvGraphicFramePr>
+                  <a:graphic>
+                    <a:graphicData uri="http://schemas.openxmlformats.org/drawingml/2006/picture">
+                      <pic:pic>
+                        <pic:nvPicPr>
+                          <pic:cNvPr id="0" name="frame_0000.jpg"/>
+                          <pic:cNvPicPr/>
+                        </pic:nvPicPr>
+                        <pic:blipFill>
+                          <a:blip r:embed="rId9"/>
+                          <a:stretch>
+                            <a:fillRect/>
+                          </a:stretch>
+                        </pic:blipFill>
+                        <pic:spPr>
+                          <a:xfrm>
+                            <a:off x="0" y="0"/>
+                            <a:ext cx="1097280" cy="617220"/>
+                          </a:xfrm>
+                          <a:prstGeom prst="rect"/>
+                        </pic:spPr>
+                      </pic:pic>
+                    </a:graphicData>
+                  </a:graphic>
+                </wp:inline>
+              </w:drawing>
             </w:r>
           </w:p>
         </w:tc>
@@ -2247,7 +5533,38 @@
           </w:tcPr>
           <w:p>
             <w:r>
-              <w:t>frame_0196.jpg</w:t>
+              <w:drawing>
+                <wp:inline xmlns:a="http://schemas.openxmlformats.org/drawingml/2006/main" xmlns:pic="http://schemas.openxmlformats.org/drawingml/2006/picture">
+                  <wp:extent cx="1097280" cy="617220"/>
+                  <wp:docPr id="107" name="Picture 107"/>
+                  <wp:cNvGraphicFramePr>
+                    <a:graphicFrameLocks noChangeAspect="1"/>
+                  </wp:cNvGraphicFramePr>
+                  <a:graphic>
+                    <a:graphicData uri="http://schemas.openxmlformats.org/drawingml/2006/picture">
+                      <pic:pic>
+                        <pic:nvPicPr>
+                          <pic:cNvPr id="0" name="frame_0196.jpg"/>
+                          <pic:cNvPicPr/>
+                        </pic:nvPicPr>
+                        <pic:blipFill>
+                          <a:blip r:embed="rId10"/>
+                          <a:stretch>
+                            <a:fillRect/>
+                          </a:stretch>
+                        </pic:blipFill>
+                        <pic:spPr>
+                          <a:xfrm>
+                            <a:off x="0" y="0"/>
+                            <a:ext cx="1097280" cy="617220"/>
+                          </a:xfrm>
+                          <a:prstGeom prst="rect"/>
+                        </pic:spPr>
+                      </pic:pic>
+                    </a:graphicData>
+                  </a:graphic>
+                </wp:inline>
+              </w:drawing>
             </w:r>
           </w:p>
         </w:tc>
@@ -2257,7 +5574,38 @@
           </w:tcPr>
           <w:p>
             <w:r>
-              <w:t>frame_0393.jpg</w:t>
+              <w:drawing>
+                <wp:inline xmlns:a="http://schemas.openxmlformats.org/drawingml/2006/main" xmlns:pic="http://schemas.openxmlformats.org/drawingml/2006/picture">
+                  <wp:extent cx="1097280" cy="617220"/>
+                  <wp:docPr id="108" name="Picture 108"/>
+                  <wp:cNvGraphicFramePr>
+                    <a:graphicFrameLocks noChangeAspect="1"/>
+                  </wp:cNvGraphicFramePr>
+                  <a:graphic>
+                    <a:graphicData uri="http://schemas.openxmlformats.org/drawingml/2006/picture">
+                      <pic:pic>
+                        <pic:nvPicPr>
+                          <pic:cNvPr id="0" name="frame_0393.jpg"/>
+                          <pic:cNvPicPr/>
+                        </pic:nvPicPr>
+                        <pic:blipFill>
+                          <a:blip r:embed="rId11"/>
+                          <a:stretch>
+                            <a:fillRect/>
+                          </a:stretch>
+                        </pic:blipFill>
+                        <pic:spPr>
+                          <a:xfrm>
+                            <a:off x="0" y="0"/>
+                            <a:ext cx="1097280" cy="617220"/>
+                          </a:xfrm>
+                          <a:prstGeom prst="rect"/>
+                        </pic:spPr>
+                      </pic:pic>
+                    </a:graphicData>
+                  </a:graphic>
+                </wp:inline>
+              </w:drawing>
             </w:r>
           </w:p>
         </w:tc>
@@ -2311,7 +5659,38 @@
           </w:tcPr>
           <w:p>
             <w:r>
-              <w:t>frame_0000.jpg</w:t>
+              <w:drawing>
+                <wp:inline xmlns:a="http://schemas.openxmlformats.org/drawingml/2006/main" xmlns:pic="http://schemas.openxmlformats.org/drawingml/2006/picture">
+                  <wp:extent cx="1097280" cy="617220"/>
+                  <wp:docPr id="109" name="Picture 109"/>
+                  <wp:cNvGraphicFramePr>
+                    <a:graphicFrameLocks noChangeAspect="1"/>
+                  </wp:cNvGraphicFramePr>
+                  <a:graphic>
+                    <a:graphicData uri="http://schemas.openxmlformats.org/drawingml/2006/picture">
+                      <pic:pic>
+                        <pic:nvPicPr>
+                          <pic:cNvPr id="0" name="frame_0000.jpg"/>
+                          <pic:cNvPicPr/>
+                        </pic:nvPicPr>
+                        <pic:blipFill>
+                          <a:blip r:embed="rId9"/>
+                          <a:stretch>
+                            <a:fillRect/>
+                          </a:stretch>
+                        </pic:blipFill>
+                        <pic:spPr>
+                          <a:xfrm>
+                            <a:off x="0" y="0"/>
+                            <a:ext cx="1097280" cy="617220"/>
+                          </a:xfrm>
+                          <a:prstGeom prst="rect"/>
+                        </pic:spPr>
+                      </pic:pic>
+                    </a:graphicData>
+                  </a:graphic>
+                </wp:inline>
+              </w:drawing>
             </w:r>
           </w:p>
         </w:tc>
@@ -2321,7 +5700,38 @@
           </w:tcPr>
           <w:p>
             <w:r>
-              <w:t>frame_0196.jpg</w:t>
+              <w:drawing>
+                <wp:inline xmlns:a="http://schemas.openxmlformats.org/drawingml/2006/main" xmlns:pic="http://schemas.openxmlformats.org/drawingml/2006/picture">
+                  <wp:extent cx="1097280" cy="617220"/>
+                  <wp:docPr id="110" name="Picture 110"/>
+                  <wp:cNvGraphicFramePr>
+                    <a:graphicFrameLocks noChangeAspect="1"/>
+                  </wp:cNvGraphicFramePr>
+                  <a:graphic>
+                    <a:graphicData uri="http://schemas.openxmlformats.org/drawingml/2006/picture">
+                      <pic:pic>
+                        <pic:nvPicPr>
+                          <pic:cNvPr id="0" name="frame_0196.jpg"/>
+                          <pic:cNvPicPr/>
+                        </pic:nvPicPr>
+                        <pic:blipFill>
+                          <a:blip r:embed="rId10"/>
+                          <a:stretch>
+                            <a:fillRect/>
+                          </a:stretch>
+                        </pic:blipFill>
+                        <pic:spPr>
+                          <a:xfrm>
+                            <a:off x="0" y="0"/>
+                            <a:ext cx="1097280" cy="617220"/>
+                          </a:xfrm>
+                          <a:prstGeom prst="rect"/>
+                        </pic:spPr>
+                      </pic:pic>
+                    </a:graphicData>
+                  </a:graphic>
+                </wp:inline>
+              </w:drawing>
             </w:r>
           </w:p>
         </w:tc>
@@ -2331,7 +5741,38 @@
           </w:tcPr>
           <w:p>
             <w:r>
-              <w:t>frame_0393.jpg</w:t>
+              <w:drawing>
+                <wp:inline xmlns:a="http://schemas.openxmlformats.org/drawingml/2006/main" xmlns:pic="http://schemas.openxmlformats.org/drawingml/2006/picture">
+                  <wp:extent cx="1097280" cy="617220"/>
+                  <wp:docPr id="111" name="Picture 111"/>
+                  <wp:cNvGraphicFramePr>
+                    <a:graphicFrameLocks noChangeAspect="1"/>
+                  </wp:cNvGraphicFramePr>
+                  <a:graphic>
+                    <a:graphicData uri="http://schemas.openxmlformats.org/drawingml/2006/picture">
+                      <pic:pic>
+                        <pic:nvPicPr>
+                          <pic:cNvPr id="0" name="frame_0393.jpg"/>
+                          <pic:cNvPicPr/>
+                        </pic:nvPicPr>
+                        <pic:blipFill>
+                          <a:blip r:embed="rId11"/>
+                          <a:stretch>
+                            <a:fillRect/>
+                          </a:stretch>
+                        </pic:blipFill>
+                        <pic:spPr>
+                          <a:xfrm>
+                            <a:off x="0" y="0"/>
+                            <a:ext cx="1097280" cy="617220"/>
+                          </a:xfrm>
+                          <a:prstGeom prst="rect"/>
+                        </pic:spPr>
+                      </pic:pic>
+                    </a:graphicData>
+                  </a:graphic>
+                </wp:inline>
+              </w:drawing>
             </w:r>
           </w:p>
         </w:tc>
@@ -2370,7 +5811,38 @@
           </w:tcPr>
           <w:p>
             <w:r>
-              <w:t>frame_0000.jpg</w:t>
+              <w:drawing>
+                <wp:inline xmlns:a="http://schemas.openxmlformats.org/drawingml/2006/main" xmlns:pic="http://schemas.openxmlformats.org/drawingml/2006/picture">
+                  <wp:extent cx="1097280" cy="617220"/>
+                  <wp:docPr id="112" name="Picture 112"/>
+                  <wp:cNvGraphicFramePr>
+                    <a:graphicFrameLocks noChangeAspect="1"/>
+                  </wp:cNvGraphicFramePr>
+                  <a:graphic>
+                    <a:graphicData uri="http://schemas.openxmlformats.org/drawingml/2006/picture">
+                      <pic:pic>
+                        <pic:nvPicPr>
+                          <pic:cNvPr id="0" name="frame_0000.jpg"/>
+                          <pic:cNvPicPr/>
+                        </pic:nvPicPr>
+                        <pic:blipFill>
+                          <a:blip r:embed="rId9"/>
+                          <a:stretch>
+                            <a:fillRect/>
+                          </a:stretch>
+                        </pic:blipFill>
+                        <pic:spPr>
+                          <a:xfrm>
+                            <a:off x="0" y="0"/>
+                            <a:ext cx="1097280" cy="617220"/>
+                          </a:xfrm>
+                          <a:prstGeom prst="rect"/>
+                        </pic:spPr>
+                      </pic:pic>
+                    </a:graphicData>
+                  </a:graphic>
+                </wp:inline>
+              </w:drawing>
             </w:r>
           </w:p>
         </w:tc>
@@ -2380,7 +5852,38 @@
           </w:tcPr>
           <w:p>
             <w:r>
-              <w:t>frame_0196.jpg</w:t>
+              <w:drawing>
+                <wp:inline xmlns:a="http://schemas.openxmlformats.org/drawingml/2006/main" xmlns:pic="http://schemas.openxmlformats.org/drawingml/2006/picture">
+                  <wp:extent cx="1097280" cy="617220"/>
+                  <wp:docPr id="113" name="Picture 113"/>
+                  <wp:cNvGraphicFramePr>
+                    <a:graphicFrameLocks noChangeAspect="1"/>
+                  </wp:cNvGraphicFramePr>
+                  <a:graphic>
+                    <a:graphicData uri="http://schemas.openxmlformats.org/drawingml/2006/picture">
+                      <pic:pic>
+                        <pic:nvPicPr>
+                          <pic:cNvPr id="0" name="frame_0196.jpg"/>
+                          <pic:cNvPicPr/>
+                        </pic:nvPicPr>
+                        <pic:blipFill>
+                          <a:blip r:embed="rId10"/>
+                          <a:stretch>
+                            <a:fillRect/>
+                          </a:stretch>
+                        </pic:blipFill>
+                        <pic:spPr>
+                          <a:xfrm>
+                            <a:off x="0" y="0"/>
+                            <a:ext cx="1097280" cy="617220"/>
+                          </a:xfrm>
+                          <a:prstGeom prst="rect"/>
+                        </pic:spPr>
+                      </pic:pic>
+                    </a:graphicData>
+                  </a:graphic>
+                </wp:inline>
+              </w:drawing>
             </w:r>
           </w:p>
         </w:tc>
@@ -2390,7 +5893,38 @@
           </w:tcPr>
           <w:p>
             <w:r>
-              <w:t>frame_0393.jpg</w:t>
+              <w:drawing>
+                <wp:inline xmlns:a="http://schemas.openxmlformats.org/drawingml/2006/main" xmlns:pic="http://schemas.openxmlformats.org/drawingml/2006/picture">
+                  <wp:extent cx="1097280" cy="617220"/>
+                  <wp:docPr id="114" name="Picture 114"/>
+                  <wp:cNvGraphicFramePr>
+                    <a:graphicFrameLocks noChangeAspect="1"/>
+                  </wp:cNvGraphicFramePr>
+                  <a:graphic>
+                    <a:graphicData uri="http://schemas.openxmlformats.org/drawingml/2006/picture">
+                      <pic:pic>
+                        <pic:nvPicPr>
+                          <pic:cNvPr id="0" name="frame_0393.jpg"/>
+                          <pic:cNvPicPr/>
+                        </pic:nvPicPr>
+                        <pic:blipFill>
+                          <a:blip r:embed="rId11"/>
+                          <a:stretch>
+                            <a:fillRect/>
+                          </a:stretch>
+                        </pic:blipFill>
+                        <pic:spPr>
+                          <a:xfrm>
+                            <a:off x="0" y="0"/>
+                            <a:ext cx="1097280" cy="617220"/>
+                          </a:xfrm>
+                          <a:prstGeom prst="rect"/>
+                        </pic:spPr>
+                      </pic:pic>
+                    </a:graphicData>
+                  </a:graphic>
+                </wp:inline>
+              </w:drawing>
             </w:r>
           </w:p>
         </w:tc>
@@ -2429,7 +5963,38 @@
           </w:tcPr>
           <w:p>
             <w:r>
-              <w:t>frame_0000.jpg</w:t>
+              <w:drawing>
+                <wp:inline xmlns:a="http://schemas.openxmlformats.org/drawingml/2006/main" xmlns:pic="http://schemas.openxmlformats.org/drawingml/2006/picture">
+                  <wp:extent cx="1097280" cy="617220"/>
+                  <wp:docPr id="115" name="Picture 115"/>
+                  <wp:cNvGraphicFramePr>
+                    <a:graphicFrameLocks noChangeAspect="1"/>
+                  </wp:cNvGraphicFramePr>
+                  <a:graphic>
+                    <a:graphicData uri="http://schemas.openxmlformats.org/drawingml/2006/picture">
+                      <pic:pic>
+                        <pic:nvPicPr>
+                          <pic:cNvPr id="0" name="frame_0000.jpg"/>
+                          <pic:cNvPicPr/>
+                        </pic:nvPicPr>
+                        <pic:blipFill>
+                          <a:blip r:embed="rId9"/>
+                          <a:stretch>
+                            <a:fillRect/>
+                          </a:stretch>
+                        </pic:blipFill>
+                        <pic:spPr>
+                          <a:xfrm>
+                            <a:off x="0" y="0"/>
+                            <a:ext cx="1097280" cy="617220"/>
+                          </a:xfrm>
+                          <a:prstGeom prst="rect"/>
+                        </pic:spPr>
+                      </pic:pic>
+                    </a:graphicData>
+                  </a:graphic>
+                </wp:inline>
+              </w:drawing>
             </w:r>
           </w:p>
         </w:tc>
@@ -2439,7 +6004,38 @@
           </w:tcPr>
           <w:p>
             <w:r>
-              <w:t>frame_0196.jpg</w:t>
+              <w:drawing>
+                <wp:inline xmlns:a="http://schemas.openxmlformats.org/drawingml/2006/main" xmlns:pic="http://schemas.openxmlformats.org/drawingml/2006/picture">
+                  <wp:extent cx="1097280" cy="617220"/>
+                  <wp:docPr id="116" name="Picture 116"/>
+                  <wp:cNvGraphicFramePr>
+                    <a:graphicFrameLocks noChangeAspect="1"/>
+                  </wp:cNvGraphicFramePr>
+                  <a:graphic>
+                    <a:graphicData uri="http://schemas.openxmlformats.org/drawingml/2006/picture">
+                      <pic:pic>
+                        <pic:nvPicPr>
+                          <pic:cNvPr id="0" name="frame_0196.jpg"/>
+                          <pic:cNvPicPr/>
+                        </pic:nvPicPr>
+                        <pic:blipFill>
+                          <a:blip r:embed="rId10"/>
+                          <a:stretch>
+                            <a:fillRect/>
+                          </a:stretch>
+                        </pic:blipFill>
+                        <pic:spPr>
+                          <a:xfrm>
+                            <a:off x="0" y="0"/>
+                            <a:ext cx="1097280" cy="617220"/>
+                          </a:xfrm>
+                          <a:prstGeom prst="rect"/>
+                        </pic:spPr>
+                      </pic:pic>
+                    </a:graphicData>
+                  </a:graphic>
+                </wp:inline>
+              </w:drawing>
             </w:r>
           </w:p>
         </w:tc>
@@ -2449,7 +6045,38 @@
           </w:tcPr>
           <w:p>
             <w:r>
-              <w:t>frame_0393.jpg</w:t>
+              <w:drawing>
+                <wp:inline xmlns:a="http://schemas.openxmlformats.org/drawingml/2006/main" xmlns:pic="http://schemas.openxmlformats.org/drawingml/2006/picture">
+                  <wp:extent cx="1097280" cy="617220"/>
+                  <wp:docPr id="117" name="Picture 117"/>
+                  <wp:cNvGraphicFramePr>
+                    <a:graphicFrameLocks noChangeAspect="1"/>
+                  </wp:cNvGraphicFramePr>
+                  <a:graphic>
+                    <a:graphicData uri="http://schemas.openxmlformats.org/drawingml/2006/picture">
+                      <pic:pic>
+                        <pic:nvPicPr>
+                          <pic:cNvPr id="0" name="frame_0393.jpg"/>
+                          <pic:cNvPicPr/>
+                        </pic:nvPicPr>
+                        <pic:blipFill>
+                          <a:blip r:embed="rId11"/>
+                          <a:stretch>
+                            <a:fillRect/>
+                          </a:stretch>
+                        </pic:blipFill>
+                        <pic:spPr>
+                          <a:xfrm>
+                            <a:off x="0" y="0"/>
+                            <a:ext cx="1097280" cy="617220"/>
+                          </a:xfrm>
+                          <a:prstGeom prst="rect"/>
+                        </pic:spPr>
+                      </pic:pic>
+                    </a:graphicData>
+                  </a:graphic>
+                </wp:inline>
+              </w:drawing>
             </w:r>
           </w:p>
         </w:tc>
@@ -2488,7 +6115,38 @@
           </w:tcPr>
           <w:p>
             <w:r>
-              <w:t>frame_0000.jpg</w:t>
+              <w:drawing>
+                <wp:inline xmlns:a="http://schemas.openxmlformats.org/drawingml/2006/main" xmlns:pic="http://schemas.openxmlformats.org/drawingml/2006/picture">
+                  <wp:extent cx="1097280" cy="617220"/>
+                  <wp:docPr id="118" name="Picture 118"/>
+                  <wp:cNvGraphicFramePr>
+                    <a:graphicFrameLocks noChangeAspect="1"/>
+                  </wp:cNvGraphicFramePr>
+                  <a:graphic>
+                    <a:graphicData uri="http://schemas.openxmlformats.org/drawingml/2006/picture">
+                      <pic:pic>
+                        <pic:nvPicPr>
+                          <pic:cNvPr id="0" name="frame_0000.jpg"/>
+                          <pic:cNvPicPr/>
+                        </pic:nvPicPr>
+                        <pic:blipFill>
+                          <a:blip r:embed="rId9"/>
+                          <a:stretch>
+                            <a:fillRect/>
+                          </a:stretch>
+                        </pic:blipFill>
+                        <pic:spPr>
+                          <a:xfrm>
+                            <a:off x="0" y="0"/>
+                            <a:ext cx="1097280" cy="617220"/>
+                          </a:xfrm>
+                          <a:prstGeom prst="rect"/>
+                        </pic:spPr>
+                      </pic:pic>
+                    </a:graphicData>
+                  </a:graphic>
+                </wp:inline>
+              </w:drawing>
             </w:r>
           </w:p>
         </w:tc>
@@ -2498,7 +6156,38 @@
           </w:tcPr>
           <w:p>
             <w:r>
-              <w:t>frame_0196.jpg</w:t>
+              <w:drawing>
+                <wp:inline xmlns:a="http://schemas.openxmlformats.org/drawingml/2006/main" xmlns:pic="http://schemas.openxmlformats.org/drawingml/2006/picture">
+                  <wp:extent cx="1097280" cy="617220"/>
+                  <wp:docPr id="119" name="Picture 119"/>
+                  <wp:cNvGraphicFramePr>
+                    <a:graphicFrameLocks noChangeAspect="1"/>
+                  </wp:cNvGraphicFramePr>
+                  <a:graphic>
+                    <a:graphicData uri="http://schemas.openxmlformats.org/drawingml/2006/picture">
+                      <pic:pic>
+                        <pic:nvPicPr>
+                          <pic:cNvPr id="0" name="frame_0196.jpg"/>
+                          <pic:cNvPicPr/>
+                        </pic:nvPicPr>
+                        <pic:blipFill>
+                          <a:blip r:embed="rId10"/>
+                          <a:stretch>
+                            <a:fillRect/>
+                          </a:stretch>
+                        </pic:blipFill>
+                        <pic:spPr>
+                          <a:xfrm>
+                            <a:off x="0" y="0"/>
+                            <a:ext cx="1097280" cy="617220"/>
+                          </a:xfrm>
+                          <a:prstGeom prst="rect"/>
+                        </pic:spPr>
+                      </pic:pic>
+                    </a:graphicData>
+                  </a:graphic>
+                </wp:inline>
+              </w:drawing>
             </w:r>
           </w:p>
         </w:tc>
@@ -2508,7 +6197,38 @@
           </w:tcPr>
           <w:p>
             <w:r>
-              <w:t>frame_0393.jpg</w:t>
+              <w:drawing>
+                <wp:inline xmlns:a="http://schemas.openxmlformats.org/drawingml/2006/main" xmlns:pic="http://schemas.openxmlformats.org/drawingml/2006/picture">
+                  <wp:extent cx="1097280" cy="617220"/>
+                  <wp:docPr id="120" name="Picture 120"/>
+                  <wp:cNvGraphicFramePr>
+                    <a:graphicFrameLocks noChangeAspect="1"/>
+                  </wp:cNvGraphicFramePr>
+                  <a:graphic>
+                    <a:graphicData uri="http://schemas.openxmlformats.org/drawingml/2006/picture">
+                      <pic:pic>
+                        <pic:nvPicPr>
+                          <pic:cNvPr id="0" name="frame_0393.jpg"/>
+                          <pic:cNvPicPr/>
+                        </pic:nvPicPr>
+                        <pic:blipFill>
+                          <a:blip r:embed="rId11"/>
+                          <a:stretch>
+                            <a:fillRect/>
+                          </a:stretch>
+                        </pic:blipFill>
+                        <pic:spPr>
+                          <a:xfrm>
+                            <a:off x="0" y="0"/>
+                            <a:ext cx="1097280" cy="617220"/>
+                          </a:xfrm>
+                          <a:prstGeom prst="rect"/>
+                        </pic:spPr>
+                      </pic:pic>
+                    </a:graphicData>
+                  </a:graphic>
+                </wp:inline>
+              </w:drawing>
             </w:r>
           </w:p>
         </w:tc>
@@ -2547,7 +6267,38 @@
           </w:tcPr>
           <w:p>
             <w:r>
-              <w:t>frame_0000.jpg</w:t>
+              <w:drawing>
+                <wp:inline xmlns:a="http://schemas.openxmlformats.org/drawingml/2006/main" xmlns:pic="http://schemas.openxmlformats.org/drawingml/2006/picture">
+                  <wp:extent cx="1097280" cy="617220"/>
+                  <wp:docPr id="121" name="Picture 121"/>
+                  <wp:cNvGraphicFramePr>
+                    <a:graphicFrameLocks noChangeAspect="1"/>
+                  </wp:cNvGraphicFramePr>
+                  <a:graphic>
+                    <a:graphicData uri="http://schemas.openxmlformats.org/drawingml/2006/picture">
+                      <pic:pic>
+                        <pic:nvPicPr>
+                          <pic:cNvPr id="0" name="frame_0000.jpg"/>
+                          <pic:cNvPicPr/>
+                        </pic:nvPicPr>
+                        <pic:blipFill>
+                          <a:blip r:embed="rId9"/>
+                          <a:stretch>
+                            <a:fillRect/>
+                          </a:stretch>
+                        </pic:blipFill>
+                        <pic:spPr>
+                          <a:xfrm>
+                            <a:off x="0" y="0"/>
+                            <a:ext cx="1097280" cy="617220"/>
+                          </a:xfrm>
+                          <a:prstGeom prst="rect"/>
+                        </pic:spPr>
+                      </pic:pic>
+                    </a:graphicData>
+                  </a:graphic>
+                </wp:inline>
+              </w:drawing>
             </w:r>
           </w:p>
         </w:tc>
@@ -2557,7 +6308,38 @@
           </w:tcPr>
           <w:p>
             <w:r>
-              <w:t>frame_0196.jpg</w:t>
+              <w:drawing>
+                <wp:inline xmlns:a="http://schemas.openxmlformats.org/drawingml/2006/main" xmlns:pic="http://schemas.openxmlformats.org/drawingml/2006/picture">
+                  <wp:extent cx="1097280" cy="617220"/>
+                  <wp:docPr id="122" name="Picture 122"/>
+                  <wp:cNvGraphicFramePr>
+                    <a:graphicFrameLocks noChangeAspect="1"/>
+                  </wp:cNvGraphicFramePr>
+                  <a:graphic>
+                    <a:graphicData uri="http://schemas.openxmlformats.org/drawingml/2006/picture">
+                      <pic:pic>
+                        <pic:nvPicPr>
+                          <pic:cNvPr id="0" name="frame_0196.jpg"/>
+                          <pic:cNvPicPr/>
+                        </pic:nvPicPr>
+                        <pic:blipFill>
+                          <a:blip r:embed="rId10"/>
+                          <a:stretch>
+                            <a:fillRect/>
+                          </a:stretch>
+                        </pic:blipFill>
+                        <pic:spPr>
+                          <a:xfrm>
+                            <a:off x="0" y="0"/>
+                            <a:ext cx="1097280" cy="617220"/>
+                          </a:xfrm>
+                          <a:prstGeom prst="rect"/>
+                        </pic:spPr>
+                      </pic:pic>
+                    </a:graphicData>
+                  </a:graphic>
+                </wp:inline>
+              </w:drawing>
             </w:r>
           </w:p>
         </w:tc>
@@ -2567,7 +6349,38 @@
           </w:tcPr>
           <w:p>
             <w:r>
-              <w:t>frame_0393.jpg</w:t>
+              <w:drawing>
+                <wp:inline xmlns:a="http://schemas.openxmlformats.org/drawingml/2006/main" xmlns:pic="http://schemas.openxmlformats.org/drawingml/2006/picture">
+                  <wp:extent cx="1097280" cy="617220"/>
+                  <wp:docPr id="123" name="Picture 123"/>
+                  <wp:cNvGraphicFramePr>
+                    <a:graphicFrameLocks noChangeAspect="1"/>
+                  </wp:cNvGraphicFramePr>
+                  <a:graphic>
+                    <a:graphicData uri="http://schemas.openxmlformats.org/drawingml/2006/picture">
+                      <pic:pic>
+                        <pic:nvPicPr>
+                          <pic:cNvPr id="0" name="frame_0393.jpg"/>
+                          <pic:cNvPicPr/>
+                        </pic:nvPicPr>
+                        <pic:blipFill>
+                          <a:blip r:embed="rId11"/>
+                          <a:stretch>
+                            <a:fillRect/>
+                          </a:stretch>
+                        </pic:blipFill>
+                        <pic:spPr>
+                          <a:xfrm>
+                            <a:off x="0" y="0"/>
+                            <a:ext cx="1097280" cy="617220"/>
+                          </a:xfrm>
+                          <a:prstGeom prst="rect"/>
+                        </pic:spPr>
+                      </pic:pic>
+                    </a:graphicData>
+                  </a:graphic>
+                </wp:inline>
+              </w:drawing>
             </w:r>
           </w:p>
         </w:tc>
@@ -2606,7 +6419,38 @@
           </w:tcPr>
           <w:p>
             <w:r>
-              <w:t>frame_0000.jpg</w:t>
+              <w:drawing>
+                <wp:inline xmlns:a="http://schemas.openxmlformats.org/drawingml/2006/main" xmlns:pic="http://schemas.openxmlformats.org/drawingml/2006/picture">
+                  <wp:extent cx="1097280" cy="617220"/>
+                  <wp:docPr id="124" name="Picture 124"/>
+                  <wp:cNvGraphicFramePr>
+                    <a:graphicFrameLocks noChangeAspect="1"/>
+                  </wp:cNvGraphicFramePr>
+                  <a:graphic>
+                    <a:graphicData uri="http://schemas.openxmlformats.org/drawingml/2006/picture">
+                      <pic:pic>
+                        <pic:nvPicPr>
+                          <pic:cNvPr id="0" name="frame_0000.jpg"/>
+                          <pic:cNvPicPr/>
+                        </pic:nvPicPr>
+                        <pic:blipFill>
+                          <a:blip r:embed="rId9"/>
+                          <a:stretch>
+                            <a:fillRect/>
+                          </a:stretch>
+                        </pic:blipFill>
+                        <pic:spPr>
+                          <a:xfrm>
+                            <a:off x="0" y="0"/>
+                            <a:ext cx="1097280" cy="617220"/>
+                          </a:xfrm>
+                          <a:prstGeom prst="rect"/>
+                        </pic:spPr>
+                      </pic:pic>
+                    </a:graphicData>
+                  </a:graphic>
+                </wp:inline>
+              </w:drawing>
             </w:r>
           </w:p>
         </w:tc>
@@ -2616,7 +6460,38 @@
           </w:tcPr>
           <w:p>
             <w:r>
-              <w:t>frame_0196.jpg</w:t>
+              <w:drawing>
+                <wp:inline xmlns:a="http://schemas.openxmlformats.org/drawingml/2006/main" xmlns:pic="http://schemas.openxmlformats.org/drawingml/2006/picture">
+                  <wp:extent cx="1097280" cy="617220"/>
+                  <wp:docPr id="125" name="Picture 125"/>
+                  <wp:cNvGraphicFramePr>
+                    <a:graphicFrameLocks noChangeAspect="1"/>
+                  </wp:cNvGraphicFramePr>
+                  <a:graphic>
+                    <a:graphicData uri="http://schemas.openxmlformats.org/drawingml/2006/picture">
+                      <pic:pic>
+                        <pic:nvPicPr>
+                          <pic:cNvPr id="0" name="frame_0196.jpg"/>
+                          <pic:cNvPicPr/>
+                        </pic:nvPicPr>
+                        <pic:blipFill>
+                          <a:blip r:embed="rId10"/>
+                          <a:stretch>
+                            <a:fillRect/>
+                          </a:stretch>
+                        </pic:blipFill>
+                        <pic:spPr>
+                          <a:xfrm>
+                            <a:off x="0" y="0"/>
+                            <a:ext cx="1097280" cy="617220"/>
+                          </a:xfrm>
+                          <a:prstGeom prst="rect"/>
+                        </pic:spPr>
+                      </pic:pic>
+                    </a:graphicData>
+                  </a:graphic>
+                </wp:inline>
+              </w:drawing>
             </w:r>
           </w:p>
         </w:tc>
@@ -2626,7 +6501,38 @@
           </w:tcPr>
           <w:p>
             <w:r>
-              <w:t>frame_0393.jpg</w:t>
+              <w:drawing>
+                <wp:inline xmlns:a="http://schemas.openxmlformats.org/drawingml/2006/main" xmlns:pic="http://schemas.openxmlformats.org/drawingml/2006/picture">
+                  <wp:extent cx="1097280" cy="617220"/>
+                  <wp:docPr id="126" name="Picture 126"/>
+                  <wp:cNvGraphicFramePr>
+                    <a:graphicFrameLocks noChangeAspect="1"/>
+                  </wp:cNvGraphicFramePr>
+                  <a:graphic>
+                    <a:graphicData uri="http://schemas.openxmlformats.org/drawingml/2006/picture">
+                      <pic:pic>
+                        <pic:nvPicPr>
+                          <pic:cNvPr id="0" name="frame_0393.jpg"/>
+                          <pic:cNvPicPr/>
+                        </pic:nvPicPr>
+                        <pic:blipFill>
+                          <a:blip r:embed="rId11"/>
+                          <a:stretch>
+                            <a:fillRect/>
+                          </a:stretch>
+                        </pic:blipFill>
+                        <pic:spPr>
+                          <a:xfrm>
+                            <a:off x="0" y="0"/>
+                            <a:ext cx="1097280" cy="617220"/>
+                          </a:xfrm>
+                          <a:prstGeom prst="rect"/>
+                        </pic:spPr>
+                      </pic:pic>
+                    </a:graphicData>
+                  </a:graphic>
+                </wp:inline>
+              </w:drawing>
             </w:r>
           </w:p>
         </w:tc>
@@ -2670,7 +6576,38 @@
           </w:tcPr>
           <w:p>
             <w:r>
-              <w:t>frame_0000.jpg</w:t>
+              <w:drawing>
+                <wp:inline xmlns:a="http://schemas.openxmlformats.org/drawingml/2006/main" xmlns:pic="http://schemas.openxmlformats.org/drawingml/2006/picture">
+                  <wp:extent cx="1097280" cy="617220"/>
+                  <wp:docPr id="127" name="Picture 127"/>
+                  <wp:cNvGraphicFramePr>
+                    <a:graphicFrameLocks noChangeAspect="1"/>
+                  </wp:cNvGraphicFramePr>
+                  <a:graphic>
+                    <a:graphicData uri="http://schemas.openxmlformats.org/drawingml/2006/picture">
+                      <pic:pic>
+                        <pic:nvPicPr>
+                          <pic:cNvPr id="0" name="frame_0000.jpg"/>
+                          <pic:cNvPicPr/>
+                        </pic:nvPicPr>
+                        <pic:blipFill>
+                          <a:blip r:embed="rId9"/>
+                          <a:stretch>
+                            <a:fillRect/>
+                          </a:stretch>
+                        </pic:blipFill>
+                        <pic:spPr>
+                          <a:xfrm>
+                            <a:off x="0" y="0"/>
+                            <a:ext cx="1097280" cy="617220"/>
+                          </a:xfrm>
+                          <a:prstGeom prst="rect"/>
+                        </pic:spPr>
+                      </pic:pic>
+                    </a:graphicData>
+                  </a:graphic>
+                </wp:inline>
+              </w:drawing>
             </w:r>
           </w:p>
         </w:tc>
@@ -2680,7 +6617,38 @@
           </w:tcPr>
           <w:p>
             <w:r>
-              <w:t>frame_0196.jpg</w:t>
+              <w:drawing>
+                <wp:inline xmlns:a="http://schemas.openxmlformats.org/drawingml/2006/main" xmlns:pic="http://schemas.openxmlformats.org/drawingml/2006/picture">
+                  <wp:extent cx="1097280" cy="617220"/>
+                  <wp:docPr id="128" name="Picture 128"/>
+                  <wp:cNvGraphicFramePr>
+                    <a:graphicFrameLocks noChangeAspect="1"/>
+                  </wp:cNvGraphicFramePr>
+                  <a:graphic>
+                    <a:graphicData uri="http://schemas.openxmlformats.org/drawingml/2006/picture">
+                      <pic:pic>
+                        <pic:nvPicPr>
+                          <pic:cNvPr id="0" name="frame_0196.jpg"/>
+                          <pic:cNvPicPr/>
+                        </pic:nvPicPr>
+                        <pic:blipFill>
+                          <a:blip r:embed="rId10"/>
+                          <a:stretch>
+                            <a:fillRect/>
+                          </a:stretch>
+                        </pic:blipFill>
+                        <pic:spPr>
+                          <a:xfrm>
+                            <a:off x="0" y="0"/>
+                            <a:ext cx="1097280" cy="617220"/>
+                          </a:xfrm>
+                          <a:prstGeom prst="rect"/>
+                        </pic:spPr>
+                      </pic:pic>
+                    </a:graphicData>
+                  </a:graphic>
+                </wp:inline>
+              </w:drawing>
             </w:r>
           </w:p>
         </w:tc>
@@ -2690,7 +6658,38 @@
           </w:tcPr>
           <w:p>
             <w:r>
-              <w:t>frame_0393.jpg</w:t>
+              <w:drawing>
+                <wp:inline xmlns:a="http://schemas.openxmlformats.org/drawingml/2006/main" xmlns:pic="http://schemas.openxmlformats.org/drawingml/2006/picture">
+                  <wp:extent cx="1097280" cy="617220"/>
+                  <wp:docPr id="129" name="Picture 129"/>
+                  <wp:cNvGraphicFramePr>
+                    <a:graphicFrameLocks noChangeAspect="1"/>
+                  </wp:cNvGraphicFramePr>
+                  <a:graphic>
+                    <a:graphicData uri="http://schemas.openxmlformats.org/drawingml/2006/picture">
+                      <pic:pic>
+                        <pic:nvPicPr>
+                          <pic:cNvPr id="0" name="frame_0393.jpg"/>
+                          <pic:cNvPicPr/>
+                        </pic:nvPicPr>
+                        <pic:blipFill>
+                          <a:blip r:embed="rId11"/>
+                          <a:stretch>
+                            <a:fillRect/>
+                          </a:stretch>
+                        </pic:blipFill>
+                        <pic:spPr>
+                          <a:xfrm>
+                            <a:off x="0" y="0"/>
+                            <a:ext cx="1097280" cy="617220"/>
+                          </a:xfrm>
+                          <a:prstGeom prst="rect"/>
+                        </pic:spPr>
+                      </pic:pic>
+                    </a:graphicData>
+                  </a:graphic>
+                </wp:inline>
+              </w:drawing>
             </w:r>
           </w:p>
         </w:tc>
@@ -2729,7 +6728,38 @@
           </w:tcPr>
           <w:p>
             <w:r>
-              <w:t>frame_0000.jpg</w:t>
+              <w:drawing>
+                <wp:inline xmlns:a="http://schemas.openxmlformats.org/drawingml/2006/main" xmlns:pic="http://schemas.openxmlformats.org/drawingml/2006/picture">
+                  <wp:extent cx="1097280" cy="617220"/>
+                  <wp:docPr id="130" name="Picture 130"/>
+                  <wp:cNvGraphicFramePr>
+                    <a:graphicFrameLocks noChangeAspect="1"/>
+                  </wp:cNvGraphicFramePr>
+                  <a:graphic>
+                    <a:graphicData uri="http://schemas.openxmlformats.org/drawingml/2006/picture">
+                      <pic:pic>
+                        <pic:nvPicPr>
+                          <pic:cNvPr id="0" name="frame_0000.jpg"/>
+                          <pic:cNvPicPr/>
+                        </pic:nvPicPr>
+                        <pic:blipFill>
+                          <a:blip r:embed="rId9"/>
+                          <a:stretch>
+                            <a:fillRect/>
+                          </a:stretch>
+                        </pic:blipFill>
+                        <pic:spPr>
+                          <a:xfrm>
+                            <a:off x="0" y="0"/>
+                            <a:ext cx="1097280" cy="617220"/>
+                          </a:xfrm>
+                          <a:prstGeom prst="rect"/>
+                        </pic:spPr>
+                      </pic:pic>
+                    </a:graphicData>
+                  </a:graphic>
+                </wp:inline>
+              </w:drawing>
             </w:r>
           </w:p>
         </w:tc>
@@ -2739,7 +6769,38 @@
           </w:tcPr>
           <w:p>
             <w:r>
-              <w:t>frame_0196.jpg</w:t>
+              <w:drawing>
+                <wp:inline xmlns:a="http://schemas.openxmlformats.org/drawingml/2006/main" xmlns:pic="http://schemas.openxmlformats.org/drawingml/2006/picture">
+                  <wp:extent cx="1097280" cy="617220"/>
+                  <wp:docPr id="131" name="Picture 131"/>
+                  <wp:cNvGraphicFramePr>
+                    <a:graphicFrameLocks noChangeAspect="1"/>
+                  </wp:cNvGraphicFramePr>
+                  <a:graphic>
+                    <a:graphicData uri="http://schemas.openxmlformats.org/drawingml/2006/picture">
+                      <pic:pic>
+                        <pic:nvPicPr>
+                          <pic:cNvPr id="0" name="frame_0196.jpg"/>
+                          <pic:cNvPicPr/>
+                        </pic:nvPicPr>
+                        <pic:blipFill>
+                          <a:blip r:embed="rId10"/>
+                          <a:stretch>
+                            <a:fillRect/>
+                          </a:stretch>
+                        </pic:blipFill>
+                        <pic:spPr>
+                          <a:xfrm>
+                            <a:off x="0" y="0"/>
+                            <a:ext cx="1097280" cy="617220"/>
+                          </a:xfrm>
+                          <a:prstGeom prst="rect"/>
+                        </pic:spPr>
+                      </pic:pic>
+                    </a:graphicData>
+                  </a:graphic>
+                </wp:inline>
+              </w:drawing>
             </w:r>
           </w:p>
         </w:tc>
@@ -2749,7 +6810,38 @@
           </w:tcPr>
           <w:p>
             <w:r>
-              <w:t>frame_0393.jpg</w:t>
+              <w:drawing>
+                <wp:inline xmlns:a="http://schemas.openxmlformats.org/drawingml/2006/main" xmlns:pic="http://schemas.openxmlformats.org/drawingml/2006/picture">
+                  <wp:extent cx="1097280" cy="617220"/>
+                  <wp:docPr id="132" name="Picture 132"/>
+                  <wp:cNvGraphicFramePr>
+                    <a:graphicFrameLocks noChangeAspect="1"/>
+                  </wp:cNvGraphicFramePr>
+                  <a:graphic>
+                    <a:graphicData uri="http://schemas.openxmlformats.org/drawingml/2006/picture">
+                      <pic:pic>
+                        <pic:nvPicPr>
+                          <pic:cNvPr id="0" name="frame_0393.jpg"/>
+                          <pic:cNvPicPr/>
+                        </pic:nvPicPr>
+                        <pic:blipFill>
+                          <a:blip r:embed="rId11"/>
+                          <a:stretch>
+                            <a:fillRect/>
+                          </a:stretch>
+                        </pic:blipFill>
+                        <pic:spPr>
+                          <a:xfrm>
+                            <a:off x="0" y="0"/>
+                            <a:ext cx="1097280" cy="617220"/>
+                          </a:xfrm>
+                          <a:prstGeom prst="rect"/>
+                        </pic:spPr>
+                      </pic:pic>
+                    </a:graphicData>
+                  </a:graphic>
+                </wp:inline>
+              </w:drawing>
             </w:r>
           </w:p>
         </w:tc>
@@ -2788,7 +6880,38 @@
           </w:tcPr>
           <w:p>
             <w:r>
-              <w:t>frame_0000.jpg</w:t>
+              <w:drawing>
+                <wp:inline xmlns:a="http://schemas.openxmlformats.org/drawingml/2006/main" xmlns:pic="http://schemas.openxmlformats.org/drawingml/2006/picture">
+                  <wp:extent cx="1097280" cy="617220"/>
+                  <wp:docPr id="133" name="Picture 133"/>
+                  <wp:cNvGraphicFramePr>
+                    <a:graphicFrameLocks noChangeAspect="1"/>
+                  </wp:cNvGraphicFramePr>
+                  <a:graphic>
+                    <a:graphicData uri="http://schemas.openxmlformats.org/drawingml/2006/picture">
+                      <pic:pic>
+                        <pic:nvPicPr>
+                          <pic:cNvPr id="0" name="frame_0000.jpg"/>
+                          <pic:cNvPicPr/>
+                        </pic:nvPicPr>
+                        <pic:blipFill>
+                          <a:blip r:embed="rId9"/>
+                          <a:stretch>
+                            <a:fillRect/>
+                          </a:stretch>
+                        </pic:blipFill>
+                        <pic:spPr>
+                          <a:xfrm>
+                            <a:off x="0" y="0"/>
+                            <a:ext cx="1097280" cy="617220"/>
+                          </a:xfrm>
+                          <a:prstGeom prst="rect"/>
+                        </pic:spPr>
+                      </pic:pic>
+                    </a:graphicData>
+                  </a:graphic>
+                </wp:inline>
+              </w:drawing>
             </w:r>
           </w:p>
         </w:tc>
@@ -2798,7 +6921,38 @@
           </w:tcPr>
           <w:p>
             <w:r>
-              <w:t>frame_0196.jpg</w:t>
+              <w:drawing>
+                <wp:inline xmlns:a="http://schemas.openxmlformats.org/drawingml/2006/main" xmlns:pic="http://schemas.openxmlformats.org/drawingml/2006/picture">
+                  <wp:extent cx="1097280" cy="617220"/>
+                  <wp:docPr id="134" name="Picture 134"/>
+                  <wp:cNvGraphicFramePr>
+                    <a:graphicFrameLocks noChangeAspect="1"/>
+                  </wp:cNvGraphicFramePr>
+                  <a:graphic>
+                    <a:graphicData uri="http://schemas.openxmlformats.org/drawingml/2006/picture">
+                      <pic:pic>
+                        <pic:nvPicPr>
+                          <pic:cNvPr id="0" name="frame_0196.jpg"/>
+                          <pic:cNvPicPr/>
+                        </pic:nvPicPr>
+                        <pic:blipFill>
+                          <a:blip r:embed="rId10"/>
+                          <a:stretch>
+                            <a:fillRect/>
+                          </a:stretch>
+                        </pic:blipFill>
+                        <pic:spPr>
+                          <a:xfrm>
+                            <a:off x="0" y="0"/>
+                            <a:ext cx="1097280" cy="617220"/>
+                          </a:xfrm>
+                          <a:prstGeom prst="rect"/>
+                        </pic:spPr>
+                      </pic:pic>
+                    </a:graphicData>
+                  </a:graphic>
+                </wp:inline>
+              </w:drawing>
             </w:r>
           </w:p>
         </w:tc>
@@ -2808,7 +6962,38 @@
           </w:tcPr>
           <w:p>
             <w:r>
-              <w:t>frame_0393.jpg</w:t>
+              <w:drawing>
+                <wp:inline xmlns:a="http://schemas.openxmlformats.org/drawingml/2006/main" xmlns:pic="http://schemas.openxmlformats.org/drawingml/2006/picture">
+                  <wp:extent cx="1097280" cy="617220"/>
+                  <wp:docPr id="135" name="Picture 135"/>
+                  <wp:cNvGraphicFramePr>
+                    <a:graphicFrameLocks noChangeAspect="1"/>
+                  </wp:cNvGraphicFramePr>
+                  <a:graphic>
+                    <a:graphicData uri="http://schemas.openxmlformats.org/drawingml/2006/picture">
+                      <pic:pic>
+                        <pic:nvPicPr>
+                          <pic:cNvPr id="0" name="frame_0393.jpg"/>
+                          <pic:cNvPicPr/>
+                        </pic:nvPicPr>
+                        <pic:blipFill>
+                          <a:blip r:embed="rId11"/>
+                          <a:stretch>
+                            <a:fillRect/>
+                          </a:stretch>
+                        </pic:blipFill>
+                        <pic:spPr>
+                          <a:xfrm>
+                            <a:off x="0" y="0"/>
+                            <a:ext cx="1097280" cy="617220"/>
+                          </a:xfrm>
+                          <a:prstGeom prst="rect"/>
+                        </pic:spPr>
+                      </pic:pic>
+                    </a:graphicData>
+                  </a:graphic>
+                </wp:inline>
+              </w:drawing>
             </w:r>
           </w:p>
         </w:tc>
@@ -2847,7 +7032,38 @@
           </w:tcPr>
           <w:p>
             <w:r>
-              <w:t>frame_0000.jpg</w:t>
+              <w:drawing>
+                <wp:inline xmlns:a="http://schemas.openxmlformats.org/drawingml/2006/main" xmlns:pic="http://schemas.openxmlformats.org/drawingml/2006/picture">
+                  <wp:extent cx="1097280" cy="617220"/>
+                  <wp:docPr id="136" name="Picture 136"/>
+                  <wp:cNvGraphicFramePr>
+                    <a:graphicFrameLocks noChangeAspect="1"/>
+                  </wp:cNvGraphicFramePr>
+                  <a:graphic>
+                    <a:graphicData uri="http://schemas.openxmlformats.org/drawingml/2006/picture">
+                      <pic:pic>
+                        <pic:nvPicPr>
+                          <pic:cNvPr id="0" name="frame_0000.jpg"/>
+                          <pic:cNvPicPr/>
+                        </pic:nvPicPr>
+                        <pic:blipFill>
+                          <a:blip r:embed="rId9"/>
+                          <a:stretch>
+                            <a:fillRect/>
+                          </a:stretch>
+                        </pic:blipFill>
+                        <pic:spPr>
+                          <a:xfrm>
+                            <a:off x="0" y="0"/>
+                            <a:ext cx="1097280" cy="617220"/>
+                          </a:xfrm>
+                          <a:prstGeom prst="rect"/>
+                        </pic:spPr>
+                      </pic:pic>
+                    </a:graphicData>
+                  </a:graphic>
+                </wp:inline>
+              </w:drawing>
             </w:r>
           </w:p>
         </w:tc>
@@ -2857,7 +7073,38 @@
           </w:tcPr>
           <w:p>
             <w:r>
-              <w:t>frame_0196.jpg</w:t>
+              <w:drawing>
+                <wp:inline xmlns:a="http://schemas.openxmlformats.org/drawingml/2006/main" xmlns:pic="http://schemas.openxmlformats.org/drawingml/2006/picture">
+                  <wp:extent cx="1097280" cy="617220"/>
+                  <wp:docPr id="137" name="Picture 137"/>
+                  <wp:cNvGraphicFramePr>
+                    <a:graphicFrameLocks noChangeAspect="1"/>
+                  </wp:cNvGraphicFramePr>
+                  <a:graphic>
+                    <a:graphicData uri="http://schemas.openxmlformats.org/drawingml/2006/picture">
+                      <pic:pic>
+                        <pic:nvPicPr>
+                          <pic:cNvPr id="0" name="frame_0196.jpg"/>
+                          <pic:cNvPicPr/>
+                        </pic:nvPicPr>
+                        <pic:blipFill>
+                          <a:blip r:embed="rId10"/>
+                          <a:stretch>
+                            <a:fillRect/>
+                          </a:stretch>
+                        </pic:blipFill>
+                        <pic:spPr>
+                          <a:xfrm>
+                            <a:off x="0" y="0"/>
+                            <a:ext cx="1097280" cy="617220"/>
+                          </a:xfrm>
+                          <a:prstGeom prst="rect"/>
+                        </pic:spPr>
+                      </pic:pic>
+                    </a:graphicData>
+                  </a:graphic>
+                </wp:inline>
+              </w:drawing>
             </w:r>
           </w:p>
         </w:tc>
@@ -2867,7 +7114,38 @@
           </w:tcPr>
           <w:p>
             <w:r>
-              <w:t>frame_0393.jpg</w:t>
+              <w:drawing>
+                <wp:inline xmlns:a="http://schemas.openxmlformats.org/drawingml/2006/main" xmlns:pic="http://schemas.openxmlformats.org/drawingml/2006/picture">
+                  <wp:extent cx="1097280" cy="617220"/>
+                  <wp:docPr id="138" name="Picture 138"/>
+                  <wp:cNvGraphicFramePr>
+                    <a:graphicFrameLocks noChangeAspect="1"/>
+                  </wp:cNvGraphicFramePr>
+                  <a:graphic>
+                    <a:graphicData uri="http://schemas.openxmlformats.org/drawingml/2006/picture">
+                      <pic:pic>
+                        <pic:nvPicPr>
+                          <pic:cNvPr id="0" name="frame_0393.jpg"/>
+                          <pic:cNvPicPr/>
+                        </pic:nvPicPr>
+                        <pic:blipFill>
+                          <a:blip r:embed="rId11"/>
+                          <a:stretch>
+                            <a:fillRect/>
+                          </a:stretch>
+                        </pic:blipFill>
+                        <pic:spPr>
+                          <a:xfrm>
+                            <a:off x="0" y="0"/>
+                            <a:ext cx="1097280" cy="617220"/>
+                          </a:xfrm>
+                          <a:prstGeom prst="rect"/>
+                        </pic:spPr>
+                      </pic:pic>
+                    </a:graphicData>
+                  </a:graphic>
+                </wp:inline>
+              </w:drawing>
             </w:r>
           </w:p>
         </w:tc>
@@ -2906,7 +7184,38 @@
           </w:tcPr>
           <w:p>
             <w:r>
-              <w:t>frame_0000.jpg</w:t>
+              <w:drawing>
+                <wp:inline xmlns:a="http://schemas.openxmlformats.org/drawingml/2006/main" xmlns:pic="http://schemas.openxmlformats.org/drawingml/2006/picture">
+                  <wp:extent cx="1097280" cy="617220"/>
+                  <wp:docPr id="139" name="Picture 139"/>
+                  <wp:cNvGraphicFramePr>
+                    <a:graphicFrameLocks noChangeAspect="1"/>
+                  </wp:cNvGraphicFramePr>
+                  <a:graphic>
+                    <a:graphicData uri="http://schemas.openxmlformats.org/drawingml/2006/picture">
+                      <pic:pic>
+                        <pic:nvPicPr>
+                          <pic:cNvPr id="0" name="frame_0000.jpg"/>
+                          <pic:cNvPicPr/>
+                        </pic:nvPicPr>
+                        <pic:blipFill>
+                          <a:blip r:embed="rId9"/>
+                          <a:stretch>
+                            <a:fillRect/>
+                          </a:stretch>
+                        </pic:blipFill>
+                        <pic:spPr>
+                          <a:xfrm>
+                            <a:off x="0" y="0"/>
+                            <a:ext cx="1097280" cy="617220"/>
+                          </a:xfrm>
+                          <a:prstGeom prst="rect"/>
+                        </pic:spPr>
+                      </pic:pic>
+                    </a:graphicData>
+                  </a:graphic>
+                </wp:inline>
+              </w:drawing>
             </w:r>
           </w:p>
         </w:tc>
@@ -2916,7 +7225,38 @@
           </w:tcPr>
           <w:p>
             <w:r>
-              <w:t>frame_0196.jpg</w:t>
+              <w:drawing>
+                <wp:inline xmlns:a="http://schemas.openxmlformats.org/drawingml/2006/main" xmlns:pic="http://schemas.openxmlformats.org/drawingml/2006/picture">
+                  <wp:extent cx="1097280" cy="617220"/>
+                  <wp:docPr id="140" name="Picture 140"/>
+                  <wp:cNvGraphicFramePr>
+                    <a:graphicFrameLocks noChangeAspect="1"/>
+                  </wp:cNvGraphicFramePr>
+                  <a:graphic>
+                    <a:graphicData uri="http://schemas.openxmlformats.org/drawingml/2006/picture">
+                      <pic:pic>
+                        <pic:nvPicPr>
+                          <pic:cNvPr id="0" name="frame_0196.jpg"/>
+                          <pic:cNvPicPr/>
+                        </pic:nvPicPr>
+                        <pic:blipFill>
+                          <a:blip r:embed="rId10"/>
+                          <a:stretch>
+                            <a:fillRect/>
+                          </a:stretch>
+                        </pic:blipFill>
+                        <pic:spPr>
+                          <a:xfrm>
+                            <a:off x="0" y="0"/>
+                            <a:ext cx="1097280" cy="617220"/>
+                          </a:xfrm>
+                          <a:prstGeom prst="rect"/>
+                        </pic:spPr>
+                      </pic:pic>
+                    </a:graphicData>
+                  </a:graphic>
+                </wp:inline>
+              </w:drawing>
             </w:r>
           </w:p>
         </w:tc>
@@ -2926,7 +7266,38 @@
           </w:tcPr>
           <w:p>
             <w:r>
-              <w:t>frame_0393.jpg</w:t>
+              <w:drawing>
+                <wp:inline xmlns:a="http://schemas.openxmlformats.org/drawingml/2006/main" xmlns:pic="http://schemas.openxmlformats.org/drawingml/2006/picture">
+                  <wp:extent cx="1097280" cy="617220"/>
+                  <wp:docPr id="141" name="Picture 141"/>
+                  <wp:cNvGraphicFramePr>
+                    <a:graphicFrameLocks noChangeAspect="1"/>
+                  </wp:cNvGraphicFramePr>
+                  <a:graphic>
+                    <a:graphicData uri="http://schemas.openxmlformats.org/drawingml/2006/picture">
+                      <pic:pic>
+                        <pic:nvPicPr>
+                          <pic:cNvPr id="0" name="frame_0393.jpg"/>
+                          <pic:cNvPicPr/>
+                        </pic:nvPicPr>
+                        <pic:blipFill>
+                          <a:blip r:embed="rId11"/>
+                          <a:stretch>
+                            <a:fillRect/>
+                          </a:stretch>
+                        </pic:blipFill>
+                        <pic:spPr>
+                          <a:xfrm>
+                            <a:off x="0" y="0"/>
+                            <a:ext cx="1097280" cy="617220"/>
+                          </a:xfrm>
+                          <a:prstGeom prst="rect"/>
+                        </pic:spPr>
+                      </pic:pic>
+                    </a:graphicData>
+                  </a:graphic>
+                </wp:inline>
+              </w:drawing>
             </w:r>
           </w:p>
         </w:tc>
@@ -2965,7 +7336,38 @@
           </w:tcPr>
           <w:p>
             <w:r>
-              <w:t>frame_0000.jpg</w:t>
+              <w:drawing>
+                <wp:inline xmlns:a="http://schemas.openxmlformats.org/drawingml/2006/main" xmlns:pic="http://schemas.openxmlformats.org/drawingml/2006/picture">
+                  <wp:extent cx="1097280" cy="617220"/>
+                  <wp:docPr id="142" name="Picture 142"/>
+                  <wp:cNvGraphicFramePr>
+                    <a:graphicFrameLocks noChangeAspect="1"/>
+                  </wp:cNvGraphicFramePr>
+                  <a:graphic>
+                    <a:graphicData uri="http://schemas.openxmlformats.org/drawingml/2006/picture">
+                      <pic:pic>
+                        <pic:nvPicPr>
+                          <pic:cNvPr id="0" name="frame_0000.jpg"/>
+                          <pic:cNvPicPr/>
+                        </pic:nvPicPr>
+                        <pic:blipFill>
+                          <a:blip r:embed="rId9"/>
+                          <a:stretch>
+                            <a:fillRect/>
+                          </a:stretch>
+                        </pic:blipFill>
+                        <pic:spPr>
+                          <a:xfrm>
+                            <a:off x="0" y="0"/>
+                            <a:ext cx="1097280" cy="617220"/>
+                          </a:xfrm>
+                          <a:prstGeom prst="rect"/>
+                        </pic:spPr>
+                      </pic:pic>
+                    </a:graphicData>
+                  </a:graphic>
+                </wp:inline>
+              </w:drawing>
             </w:r>
           </w:p>
         </w:tc>
@@ -2975,7 +7377,38 @@
           </w:tcPr>
           <w:p>
             <w:r>
-              <w:t>frame_0196.jpg</w:t>
+              <w:drawing>
+                <wp:inline xmlns:a="http://schemas.openxmlformats.org/drawingml/2006/main" xmlns:pic="http://schemas.openxmlformats.org/drawingml/2006/picture">
+                  <wp:extent cx="1097280" cy="617220"/>
+                  <wp:docPr id="143" name="Picture 143"/>
+                  <wp:cNvGraphicFramePr>
+                    <a:graphicFrameLocks noChangeAspect="1"/>
+                  </wp:cNvGraphicFramePr>
+                  <a:graphic>
+                    <a:graphicData uri="http://schemas.openxmlformats.org/drawingml/2006/picture">
+                      <pic:pic>
+                        <pic:nvPicPr>
+                          <pic:cNvPr id="0" name="frame_0196.jpg"/>
+                          <pic:cNvPicPr/>
+                        </pic:nvPicPr>
+                        <pic:blipFill>
+                          <a:blip r:embed="rId10"/>
+                          <a:stretch>
+                            <a:fillRect/>
+                          </a:stretch>
+                        </pic:blipFill>
+                        <pic:spPr>
+                          <a:xfrm>
+                            <a:off x="0" y="0"/>
+                            <a:ext cx="1097280" cy="617220"/>
+                          </a:xfrm>
+                          <a:prstGeom prst="rect"/>
+                        </pic:spPr>
+                      </pic:pic>
+                    </a:graphicData>
+                  </a:graphic>
+                </wp:inline>
+              </w:drawing>
             </w:r>
           </w:p>
         </w:tc>
@@ -2985,7 +7418,38 @@
           </w:tcPr>
           <w:p>
             <w:r>
-              <w:t>frame_0393.jpg</w:t>
+              <w:drawing>
+                <wp:inline xmlns:a="http://schemas.openxmlformats.org/drawingml/2006/main" xmlns:pic="http://schemas.openxmlformats.org/drawingml/2006/picture">
+                  <wp:extent cx="1097280" cy="617220"/>
+                  <wp:docPr id="144" name="Picture 144"/>
+                  <wp:cNvGraphicFramePr>
+                    <a:graphicFrameLocks noChangeAspect="1"/>
+                  </wp:cNvGraphicFramePr>
+                  <a:graphic>
+                    <a:graphicData uri="http://schemas.openxmlformats.org/drawingml/2006/picture">
+                      <pic:pic>
+                        <pic:nvPicPr>
+                          <pic:cNvPr id="0" name="frame_0393.jpg"/>
+                          <pic:cNvPicPr/>
+                        </pic:nvPicPr>
+                        <pic:blipFill>
+                          <a:blip r:embed="rId11"/>
+                          <a:stretch>
+                            <a:fillRect/>
+                          </a:stretch>
+                        </pic:blipFill>
+                        <pic:spPr>
+                          <a:xfrm>
+                            <a:off x="0" y="0"/>
+                            <a:ext cx="1097280" cy="617220"/>
+                          </a:xfrm>
+                          <a:prstGeom prst="rect"/>
+                        </pic:spPr>
+                      </pic:pic>
+                    </a:graphicData>
+                  </a:graphic>
+                </wp:inline>
+              </w:drawing>
             </w:r>
           </w:p>
         </w:tc>
@@ -3032,7 +7496,38 @@
           </w:tcPr>
           <w:p>
             <w:r>
-              <w:t>frame_0000.jpg</w:t>
+              <w:drawing>
+                <wp:inline xmlns:a="http://schemas.openxmlformats.org/drawingml/2006/main" xmlns:pic="http://schemas.openxmlformats.org/drawingml/2006/picture">
+                  <wp:extent cx="1280160" cy="720090"/>
+                  <wp:docPr id="145" name="Picture 145"/>
+                  <wp:cNvGraphicFramePr>
+                    <a:graphicFrameLocks noChangeAspect="1"/>
+                  </wp:cNvGraphicFramePr>
+                  <a:graphic>
+                    <a:graphicData uri="http://schemas.openxmlformats.org/drawingml/2006/picture">
+                      <pic:pic>
+                        <pic:nvPicPr>
+                          <pic:cNvPr id="0" name="frame_0000.jpg"/>
+                          <pic:cNvPicPr/>
+                        </pic:nvPicPr>
+                        <pic:blipFill>
+                          <a:blip r:embed="rId9"/>
+                          <a:stretch>
+                            <a:fillRect/>
+                          </a:stretch>
+                        </pic:blipFill>
+                        <pic:spPr>
+                          <a:xfrm>
+                            <a:off x="0" y="0"/>
+                            <a:ext cx="1280160" cy="720090"/>
+                          </a:xfrm>
+                          <a:prstGeom prst="rect"/>
+                        </pic:spPr>
+                      </pic:pic>
+                    </a:graphicData>
+                  </a:graphic>
+                </wp:inline>
+              </w:drawing>
             </w:r>
           </w:p>
         </w:tc>
@@ -3042,7 +7537,38 @@
           </w:tcPr>
           <w:p>
             <w:r>
-              <w:t>frame_0196.jpg</w:t>
+              <w:drawing>
+                <wp:inline xmlns:a="http://schemas.openxmlformats.org/drawingml/2006/main" xmlns:pic="http://schemas.openxmlformats.org/drawingml/2006/picture">
+                  <wp:extent cx="1280160" cy="720090"/>
+                  <wp:docPr id="146" name="Picture 146"/>
+                  <wp:cNvGraphicFramePr>
+                    <a:graphicFrameLocks noChangeAspect="1"/>
+                  </wp:cNvGraphicFramePr>
+                  <a:graphic>
+                    <a:graphicData uri="http://schemas.openxmlformats.org/drawingml/2006/picture">
+                      <pic:pic>
+                        <pic:nvPicPr>
+                          <pic:cNvPr id="0" name="frame_0196.jpg"/>
+                          <pic:cNvPicPr/>
+                        </pic:nvPicPr>
+                        <pic:blipFill>
+                          <a:blip r:embed="rId10"/>
+                          <a:stretch>
+                            <a:fillRect/>
+                          </a:stretch>
+                        </pic:blipFill>
+                        <pic:spPr>
+                          <a:xfrm>
+                            <a:off x="0" y="0"/>
+                            <a:ext cx="1280160" cy="720090"/>
+                          </a:xfrm>
+                          <a:prstGeom prst="rect"/>
+                        </pic:spPr>
+                      </pic:pic>
+                    </a:graphicData>
+                  </a:graphic>
+                </wp:inline>
+              </w:drawing>
             </w:r>
           </w:p>
         </w:tc>
@@ -3052,7 +7578,38 @@
           </w:tcPr>
           <w:p>
             <w:r>
-              <w:t>frame_0393.jpg</w:t>
+              <w:drawing>
+                <wp:inline xmlns:a="http://schemas.openxmlformats.org/drawingml/2006/main" xmlns:pic="http://schemas.openxmlformats.org/drawingml/2006/picture">
+                  <wp:extent cx="1280160" cy="720090"/>
+                  <wp:docPr id="147" name="Picture 147"/>
+                  <wp:cNvGraphicFramePr>
+                    <a:graphicFrameLocks noChangeAspect="1"/>
+                  </wp:cNvGraphicFramePr>
+                  <a:graphic>
+                    <a:graphicData uri="http://schemas.openxmlformats.org/drawingml/2006/picture">
+                      <pic:pic>
+                        <pic:nvPicPr>
+                          <pic:cNvPr id="0" name="frame_0393.jpg"/>
+                          <pic:cNvPicPr/>
+                        </pic:nvPicPr>
+                        <pic:blipFill>
+                          <a:blip r:embed="rId11"/>
+                          <a:stretch>
+                            <a:fillRect/>
+                          </a:stretch>
+                        </pic:blipFill>
+                        <pic:spPr>
+                          <a:xfrm>
+                            <a:off x="0" y="0"/>
+                            <a:ext cx="1280160" cy="720090"/>
+                          </a:xfrm>
+                          <a:prstGeom prst="rect"/>
+                        </pic:spPr>
+                      </pic:pic>
+                    </a:graphicData>
+                  </a:graphic>
+                </wp:inline>
+              </w:drawing>
             </w:r>
           </w:p>
         </w:tc>
@@ -3119,7 +7676,38 @@
           </w:tcPr>
           <w:p>
             <w:r>
-              <w:t>frame_0000.jpg</w:t>
+              <w:drawing>
+                <wp:inline xmlns:a="http://schemas.openxmlformats.org/drawingml/2006/main" xmlns:pic="http://schemas.openxmlformats.org/drawingml/2006/picture">
+                  <wp:extent cx="1280160" cy="720090"/>
+                  <wp:docPr id="148" name="Picture 148"/>
+                  <wp:cNvGraphicFramePr>
+                    <a:graphicFrameLocks noChangeAspect="1"/>
+                  </wp:cNvGraphicFramePr>
+                  <a:graphic>
+                    <a:graphicData uri="http://schemas.openxmlformats.org/drawingml/2006/picture">
+                      <pic:pic>
+                        <pic:nvPicPr>
+                          <pic:cNvPr id="0" name="frame_0000.jpg"/>
+                          <pic:cNvPicPr/>
+                        </pic:nvPicPr>
+                        <pic:blipFill>
+                          <a:blip r:embed="rId9"/>
+                          <a:stretch>
+                            <a:fillRect/>
+                          </a:stretch>
+                        </pic:blipFill>
+                        <pic:spPr>
+                          <a:xfrm>
+                            <a:off x="0" y="0"/>
+                            <a:ext cx="1280160" cy="720090"/>
+                          </a:xfrm>
+                          <a:prstGeom prst="rect"/>
+                        </pic:spPr>
+                      </pic:pic>
+                    </a:graphicData>
+                  </a:graphic>
+                </wp:inline>
+              </w:drawing>
             </w:r>
           </w:p>
         </w:tc>
@@ -3129,7 +7717,38 @@
           </w:tcPr>
           <w:p>
             <w:r>
-              <w:t>frame_0196.jpg</w:t>
+              <w:drawing>
+                <wp:inline xmlns:a="http://schemas.openxmlformats.org/drawingml/2006/main" xmlns:pic="http://schemas.openxmlformats.org/drawingml/2006/picture">
+                  <wp:extent cx="1280160" cy="720090"/>
+                  <wp:docPr id="149" name="Picture 149"/>
+                  <wp:cNvGraphicFramePr>
+                    <a:graphicFrameLocks noChangeAspect="1"/>
+                  </wp:cNvGraphicFramePr>
+                  <a:graphic>
+                    <a:graphicData uri="http://schemas.openxmlformats.org/drawingml/2006/picture">
+                      <pic:pic>
+                        <pic:nvPicPr>
+                          <pic:cNvPr id="0" name="frame_0196.jpg"/>
+                          <pic:cNvPicPr/>
+                        </pic:nvPicPr>
+                        <pic:blipFill>
+                          <a:blip r:embed="rId10"/>
+                          <a:stretch>
+                            <a:fillRect/>
+                          </a:stretch>
+                        </pic:blipFill>
+                        <pic:spPr>
+                          <a:xfrm>
+                            <a:off x="0" y="0"/>
+                            <a:ext cx="1280160" cy="720090"/>
+                          </a:xfrm>
+                          <a:prstGeom prst="rect"/>
+                        </pic:spPr>
+                      </pic:pic>
+                    </a:graphicData>
+                  </a:graphic>
+                </wp:inline>
+              </w:drawing>
             </w:r>
           </w:p>
         </w:tc>
@@ -3139,7 +7758,38 @@
           </w:tcPr>
           <w:p>
             <w:r>
-              <w:t>frame_0393.jpg</w:t>
+              <w:drawing>
+                <wp:inline xmlns:a="http://schemas.openxmlformats.org/drawingml/2006/main" xmlns:pic="http://schemas.openxmlformats.org/drawingml/2006/picture">
+                  <wp:extent cx="1280160" cy="720090"/>
+                  <wp:docPr id="150" name="Picture 150"/>
+                  <wp:cNvGraphicFramePr>
+                    <a:graphicFrameLocks noChangeAspect="1"/>
+                  </wp:cNvGraphicFramePr>
+                  <a:graphic>
+                    <a:graphicData uri="http://schemas.openxmlformats.org/drawingml/2006/picture">
+                      <pic:pic>
+                        <pic:nvPicPr>
+                          <pic:cNvPr id="0" name="frame_0393.jpg"/>
+                          <pic:cNvPicPr/>
+                        </pic:nvPicPr>
+                        <pic:blipFill>
+                          <a:blip r:embed="rId11"/>
+                          <a:stretch>
+                            <a:fillRect/>
+                          </a:stretch>
+                        </pic:blipFill>
+                        <pic:spPr>
+                          <a:xfrm>
+                            <a:off x="0" y="0"/>
+                            <a:ext cx="1280160" cy="720090"/>
+                          </a:xfrm>
+                          <a:prstGeom prst="rect"/>
+                        </pic:spPr>
+                      </pic:pic>
+                    </a:graphicData>
+                  </a:graphic>
+                </wp:inline>
+              </w:drawing>
             </w:r>
           </w:p>
         </w:tc>
@@ -3191,7 +7841,38 @@
           </w:tcPr>
           <w:p>
             <w:r>
-              <w:t>frame_0000.jpg</w:t>
+              <w:drawing>
+                <wp:inline xmlns:a="http://schemas.openxmlformats.org/drawingml/2006/main" xmlns:pic="http://schemas.openxmlformats.org/drawingml/2006/picture">
+                  <wp:extent cx="1280160" cy="720090"/>
+                  <wp:docPr id="151" name="Picture 151"/>
+                  <wp:cNvGraphicFramePr>
+                    <a:graphicFrameLocks noChangeAspect="1"/>
+                  </wp:cNvGraphicFramePr>
+                  <a:graphic>
+                    <a:graphicData uri="http://schemas.openxmlformats.org/drawingml/2006/picture">
+                      <pic:pic>
+                        <pic:nvPicPr>
+                          <pic:cNvPr id="0" name="frame_0000.jpg"/>
+                          <pic:cNvPicPr/>
+                        </pic:nvPicPr>
+                        <pic:blipFill>
+                          <a:blip r:embed="rId9"/>
+                          <a:stretch>
+                            <a:fillRect/>
+                          </a:stretch>
+                        </pic:blipFill>
+                        <pic:spPr>
+                          <a:xfrm>
+                            <a:off x="0" y="0"/>
+                            <a:ext cx="1280160" cy="720090"/>
+                          </a:xfrm>
+                          <a:prstGeom prst="rect"/>
+                        </pic:spPr>
+                      </pic:pic>
+                    </a:graphicData>
+                  </a:graphic>
+                </wp:inline>
+              </w:drawing>
             </w:r>
           </w:p>
         </w:tc>
@@ -3201,7 +7882,38 @@
           </w:tcPr>
           <w:p>
             <w:r>
-              <w:t>frame_0196.jpg</w:t>
+              <w:drawing>
+                <wp:inline xmlns:a="http://schemas.openxmlformats.org/drawingml/2006/main" xmlns:pic="http://schemas.openxmlformats.org/drawingml/2006/picture">
+                  <wp:extent cx="1280160" cy="720090"/>
+                  <wp:docPr id="152" name="Picture 152"/>
+                  <wp:cNvGraphicFramePr>
+                    <a:graphicFrameLocks noChangeAspect="1"/>
+                  </wp:cNvGraphicFramePr>
+                  <a:graphic>
+                    <a:graphicData uri="http://schemas.openxmlformats.org/drawingml/2006/picture">
+                      <pic:pic>
+                        <pic:nvPicPr>
+                          <pic:cNvPr id="0" name="frame_0196.jpg"/>
+                          <pic:cNvPicPr/>
+                        </pic:nvPicPr>
+                        <pic:blipFill>
+                          <a:blip r:embed="rId10"/>
+                          <a:stretch>
+                            <a:fillRect/>
+                          </a:stretch>
+                        </pic:blipFill>
+                        <pic:spPr>
+                          <a:xfrm>
+                            <a:off x="0" y="0"/>
+                            <a:ext cx="1280160" cy="720090"/>
+                          </a:xfrm>
+                          <a:prstGeom prst="rect"/>
+                        </pic:spPr>
+                      </pic:pic>
+                    </a:graphicData>
+                  </a:graphic>
+                </wp:inline>
+              </w:drawing>
             </w:r>
           </w:p>
         </w:tc>
@@ -3211,7 +7923,38 @@
           </w:tcPr>
           <w:p>
             <w:r>
-              <w:t>frame_0393.jpg</w:t>
+              <w:drawing>
+                <wp:inline xmlns:a="http://schemas.openxmlformats.org/drawingml/2006/main" xmlns:pic="http://schemas.openxmlformats.org/drawingml/2006/picture">
+                  <wp:extent cx="1280160" cy="720090"/>
+                  <wp:docPr id="153" name="Picture 153"/>
+                  <wp:cNvGraphicFramePr>
+                    <a:graphicFrameLocks noChangeAspect="1"/>
+                  </wp:cNvGraphicFramePr>
+                  <a:graphic>
+                    <a:graphicData uri="http://schemas.openxmlformats.org/drawingml/2006/picture">
+                      <pic:pic>
+                        <pic:nvPicPr>
+                          <pic:cNvPr id="0" name="frame_0393.jpg"/>
+                          <pic:cNvPicPr/>
+                        </pic:nvPicPr>
+                        <pic:blipFill>
+                          <a:blip r:embed="rId11"/>
+                          <a:stretch>
+                            <a:fillRect/>
+                          </a:stretch>
+                        </pic:blipFill>
+                        <pic:spPr>
+                          <a:xfrm>
+                            <a:off x="0" y="0"/>
+                            <a:ext cx="1280160" cy="720090"/>
+                          </a:xfrm>
+                          <a:prstGeom prst="rect"/>
+                        </pic:spPr>
+                      </pic:pic>
+                    </a:graphicData>
+                  </a:graphic>
+                </wp:inline>
+              </w:drawing>
             </w:r>
           </w:p>
         </w:tc>
@@ -3278,7 +8021,38 @@
           </w:tcPr>
           <w:p>
             <w:r>
-              <w:t>frame_0000.jpg</w:t>
+              <w:drawing>
+                <wp:inline xmlns:a="http://schemas.openxmlformats.org/drawingml/2006/main" xmlns:pic="http://schemas.openxmlformats.org/drawingml/2006/picture">
+                  <wp:extent cx="1280160" cy="720090"/>
+                  <wp:docPr id="154" name="Picture 154"/>
+                  <wp:cNvGraphicFramePr>
+                    <a:graphicFrameLocks noChangeAspect="1"/>
+                  </wp:cNvGraphicFramePr>
+                  <a:graphic>
+                    <a:graphicData uri="http://schemas.openxmlformats.org/drawingml/2006/picture">
+                      <pic:pic>
+                        <pic:nvPicPr>
+                          <pic:cNvPr id="0" name="frame_0000.jpg"/>
+                          <pic:cNvPicPr/>
+                        </pic:nvPicPr>
+                        <pic:blipFill>
+                          <a:blip r:embed="rId9"/>
+                          <a:stretch>
+                            <a:fillRect/>
+                          </a:stretch>
+                        </pic:blipFill>
+                        <pic:spPr>
+                          <a:xfrm>
+                            <a:off x="0" y="0"/>
+                            <a:ext cx="1280160" cy="720090"/>
+                          </a:xfrm>
+                          <a:prstGeom prst="rect"/>
+                        </pic:spPr>
+                      </pic:pic>
+                    </a:graphicData>
+                  </a:graphic>
+                </wp:inline>
+              </w:drawing>
             </w:r>
           </w:p>
         </w:tc>
@@ -3288,7 +8062,38 @@
           </w:tcPr>
           <w:p>
             <w:r>
-              <w:t>frame_0196.jpg</w:t>
+              <w:drawing>
+                <wp:inline xmlns:a="http://schemas.openxmlformats.org/drawingml/2006/main" xmlns:pic="http://schemas.openxmlformats.org/drawingml/2006/picture">
+                  <wp:extent cx="1280160" cy="720090"/>
+                  <wp:docPr id="155" name="Picture 155"/>
+                  <wp:cNvGraphicFramePr>
+                    <a:graphicFrameLocks noChangeAspect="1"/>
+                  </wp:cNvGraphicFramePr>
+                  <a:graphic>
+                    <a:graphicData uri="http://schemas.openxmlformats.org/drawingml/2006/picture">
+                      <pic:pic>
+                        <pic:nvPicPr>
+                          <pic:cNvPr id="0" name="frame_0196.jpg"/>
+                          <pic:cNvPicPr/>
+                        </pic:nvPicPr>
+                        <pic:blipFill>
+                          <a:blip r:embed="rId10"/>
+                          <a:stretch>
+                            <a:fillRect/>
+                          </a:stretch>
+                        </pic:blipFill>
+                        <pic:spPr>
+                          <a:xfrm>
+                            <a:off x="0" y="0"/>
+                            <a:ext cx="1280160" cy="720090"/>
+                          </a:xfrm>
+                          <a:prstGeom prst="rect"/>
+                        </pic:spPr>
+                      </pic:pic>
+                    </a:graphicData>
+                  </a:graphic>
+                </wp:inline>
+              </w:drawing>
             </w:r>
           </w:p>
         </w:tc>
@@ -3298,7 +8103,38 @@
           </w:tcPr>
           <w:p>
             <w:r>
-              <w:t>frame_0393.jpg</w:t>
+              <w:drawing>
+                <wp:inline xmlns:a="http://schemas.openxmlformats.org/drawingml/2006/main" xmlns:pic="http://schemas.openxmlformats.org/drawingml/2006/picture">
+                  <wp:extent cx="1280160" cy="720090"/>
+                  <wp:docPr id="156" name="Picture 156"/>
+                  <wp:cNvGraphicFramePr>
+                    <a:graphicFrameLocks noChangeAspect="1"/>
+                  </wp:cNvGraphicFramePr>
+                  <a:graphic>
+                    <a:graphicData uri="http://schemas.openxmlformats.org/drawingml/2006/picture">
+                      <pic:pic>
+                        <pic:nvPicPr>
+                          <pic:cNvPr id="0" name="frame_0393.jpg"/>
+                          <pic:cNvPicPr/>
+                        </pic:nvPicPr>
+                        <pic:blipFill>
+                          <a:blip r:embed="rId11"/>
+                          <a:stretch>
+                            <a:fillRect/>
+                          </a:stretch>
+                        </pic:blipFill>
+                        <pic:spPr>
+                          <a:xfrm>
+                            <a:off x="0" y="0"/>
+                            <a:ext cx="1280160" cy="720090"/>
+                          </a:xfrm>
+                          <a:prstGeom prst="rect"/>
+                        </pic:spPr>
+                      </pic:pic>
+                    </a:graphicData>
+                  </a:graphic>
+                </wp:inline>
+              </w:drawing>
             </w:r>
           </w:p>
         </w:tc>
@@ -3395,7 +8231,38 @@
           </w:tcPr>
           <w:p>
             <w:r>
-              <w:t>frame_0000.jpg</w:t>
+              <w:drawing>
+                <wp:inline xmlns:a="http://schemas.openxmlformats.org/drawingml/2006/main" xmlns:pic="http://schemas.openxmlformats.org/drawingml/2006/picture">
+                  <wp:extent cx="1280160" cy="720090"/>
+                  <wp:docPr id="157" name="Picture 157"/>
+                  <wp:cNvGraphicFramePr>
+                    <a:graphicFrameLocks noChangeAspect="1"/>
+                  </wp:cNvGraphicFramePr>
+                  <a:graphic>
+                    <a:graphicData uri="http://schemas.openxmlformats.org/drawingml/2006/picture">
+                      <pic:pic>
+                        <pic:nvPicPr>
+                          <pic:cNvPr id="0" name="frame_0000.jpg"/>
+                          <pic:cNvPicPr/>
+                        </pic:nvPicPr>
+                        <pic:blipFill>
+                          <a:blip r:embed="rId9"/>
+                          <a:stretch>
+                            <a:fillRect/>
+                          </a:stretch>
+                        </pic:blipFill>
+                        <pic:spPr>
+                          <a:xfrm>
+                            <a:off x="0" y="0"/>
+                            <a:ext cx="1280160" cy="720090"/>
+                          </a:xfrm>
+                          <a:prstGeom prst="rect"/>
+                        </pic:spPr>
+                      </pic:pic>
+                    </a:graphicData>
+                  </a:graphic>
+                </wp:inline>
+              </w:drawing>
             </w:r>
           </w:p>
         </w:tc>
@@ -3405,7 +8272,38 @@
           </w:tcPr>
           <w:p>
             <w:r>
-              <w:t>frame_0196.jpg</w:t>
+              <w:drawing>
+                <wp:inline xmlns:a="http://schemas.openxmlformats.org/drawingml/2006/main" xmlns:pic="http://schemas.openxmlformats.org/drawingml/2006/picture">
+                  <wp:extent cx="1280160" cy="720090"/>
+                  <wp:docPr id="158" name="Picture 158"/>
+                  <wp:cNvGraphicFramePr>
+                    <a:graphicFrameLocks noChangeAspect="1"/>
+                  </wp:cNvGraphicFramePr>
+                  <a:graphic>
+                    <a:graphicData uri="http://schemas.openxmlformats.org/drawingml/2006/picture">
+                      <pic:pic>
+                        <pic:nvPicPr>
+                          <pic:cNvPr id="0" name="frame_0196.jpg"/>
+                          <pic:cNvPicPr/>
+                        </pic:nvPicPr>
+                        <pic:blipFill>
+                          <a:blip r:embed="rId10"/>
+                          <a:stretch>
+                            <a:fillRect/>
+                          </a:stretch>
+                        </pic:blipFill>
+                        <pic:spPr>
+                          <a:xfrm>
+                            <a:off x="0" y="0"/>
+                            <a:ext cx="1280160" cy="720090"/>
+                          </a:xfrm>
+                          <a:prstGeom prst="rect"/>
+                        </pic:spPr>
+                      </pic:pic>
+                    </a:graphicData>
+                  </a:graphic>
+                </wp:inline>
+              </w:drawing>
             </w:r>
           </w:p>
         </w:tc>
@@ -3415,7 +8313,38 @@
           </w:tcPr>
           <w:p>
             <w:r>
-              <w:t>frame_0393.jpg</w:t>
+              <w:drawing>
+                <wp:inline xmlns:a="http://schemas.openxmlformats.org/drawingml/2006/main" xmlns:pic="http://schemas.openxmlformats.org/drawingml/2006/picture">
+                  <wp:extent cx="1280160" cy="720090"/>
+                  <wp:docPr id="159" name="Picture 159"/>
+                  <wp:cNvGraphicFramePr>
+                    <a:graphicFrameLocks noChangeAspect="1"/>
+                  </wp:cNvGraphicFramePr>
+                  <a:graphic>
+                    <a:graphicData uri="http://schemas.openxmlformats.org/drawingml/2006/picture">
+                      <pic:pic>
+                        <pic:nvPicPr>
+                          <pic:cNvPr id="0" name="frame_0393.jpg"/>
+                          <pic:cNvPicPr/>
+                        </pic:nvPicPr>
+                        <pic:blipFill>
+                          <a:blip r:embed="rId11"/>
+                          <a:stretch>
+                            <a:fillRect/>
+                          </a:stretch>
+                        </pic:blipFill>
+                        <pic:spPr>
+                          <a:xfrm>
+                            <a:off x="0" y="0"/>
+                            <a:ext cx="1280160" cy="720090"/>
+                          </a:xfrm>
+                          <a:prstGeom prst="rect"/>
+                        </pic:spPr>
+                      </pic:pic>
+                    </a:graphicData>
+                  </a:graphic>
+                </wp:inline>
+              </w:drawing>
             </w:r>
           </w:p>
         </w:tc>
@@ -3482,7 +8411,38 @@
           </w:tcPr>
           <w:p>
             <w:r>
-              <w:t>frame_0000.jpg</w:t>
+              <w:drawing>
+                <wp:inline xmlns:a="http://schemas.openxmlformats.org/drawingml/2006/main" xmlns:pic="http://schemas.openxmlformats.org/drawingml/2006/picture">
+                  <wp:extent cx="1280160" cy="720090"/>
+                  <wp:docPr id="160" name="Picture 160"/>
+                  <wp:cNvGraphicFramePr>
+                    <a:graphicFrameLocks noChangeAspect="1"/>
+                  </wp:cNvGraphicFramePr>
+                  <a:graphic>
+                    <a:graphicData uri="http://schemas.openxmlformats.org/drawingml/2006/picture">
+                      <pic:pic>
+                        <pic:nvPicPr>
+                          <pic:cNvPr id="0" name="frame_0000.jpg"/>
+                          <pic:cNvPicPr/>
+                        </pic:nvPicPr>
+                        <pic:blipFill>
+                          <a:blip r:embed="rId9"/>
+                          <a:stretch>
+                            <a:fillRect/>
+                          </a:stretch>
+                        </pic:blipFill>
+                        <pic:spPr>
+                          <a:xfrm>
+                            <a:off x="0" y="0"/>
+                            <a:ext cx="1280160" cy="720090"/>
+                          </a:xfrm>
+                          <a:prstGeom prst="rect"/>
+                        </pic:spPr>
+                      </pic:pic>
+                    </a:graphicData>
+                  </a:graphic>
+                </wp:inline>
+              </w:drawing>
             </w:r>
           </w:p>
         </w:tc>
@@ -3492,7 +8452,38 @@
           </w:tcPr>
           <w:p>
             <w:r>
-              <w:t>frame_0196.jpg</w:t>
+              <w:drawing>
+                <wp:inline xmlns:a="http://schemas.openxmlformats.org/drawingml/2006/main" xmlns:pic="http://schemas.openxmlformats.org/drawingml/2006/picture">
+                  <wp:extent cx="1280160" cy="720090"/>
+                  <wp:docPr id="161" name="Picture 161"/>
+                  <wp:cNvGraphicFramePr>
+                    <a:graphicFrameLocks noChangeAspect="1"/>
+                  </wp:cNvGraphicFramePr>
+                  <a:graphic>
+                    <a:graphicData uri="http://schemas.openxmlformats.org/drawingml/2006/picture">
+                      <pic:pic>
+                        <pic:nvPicPr>
+                          <pic:cNvPr id="0" name="frame_0196.jpg"/>
+                          <pic:cNvPicPr/>
+                        </pic:nvPicPr>
+                        <pic:blipFill>
+                          <a:blip r:embed="rId10"/>
+                          <a:stretch>
+                            <a:fillRect/>
+                          </a:stretch>
+                        </pic:blipFill>
+                        <pic:spPr>
+                          <a:xfrm>
+                            <a:off x="0" y="0"/>
+                            <a:ext cx="1280160" cy="720090"/>
+                          </a:xfrm>
+                          <a:prstGeom prst="rect"/>
+                        </pic:spPr>
+                      </pic:pic>
+                    </a:graphicData>
+                  </a:graphic>
+                </wp:inline>
+              </w:drawing>
             </w:r>
           </w:p>
         </w:tc>
@@ -3502,7 +8493,38 @@
           </w:tcPr>
           <w:p>
             <w:r>
-              <w:t>frame_0393.jpg</w:t>
+              <w:drawing>
+                <wp:inline xmlns:a="http://schemas.openxmlformats.org/drawingml/2006/main" xmlns:pic="http://schemas.openxmlformats.org/drawingml/2006/picture">
+                  <wp:extent cx="1280160" cy="720090"/>
+                  <wp:docPr id="162" name="Picture 162"/>
+                  <wp:cNvGraphicFramePr>
+                    <a:graphicFrameLocks noChangeAspect="1"/>
+                  </wp:cNvGraphicFramePr>
+                  <a:graphic>
+                    <a:graphicData uri="http://schemas.openxmlformats.org/drawingml/2006/picture">
+                      <pic:pic>
+                        <pic:nvPicPr>
+                          <pic:cNvPr id="0" name="frame_0393.jpg"/>
+                          <pic:cNvPicPr/>
+                        </pic:nvPicPr>
+                        <pic:blipFill>
+                          <a:blip r:embed="rId11"/>
+                          <a:stretch>
+                            <a:fillRect/>
+                          </a:stretch>
+                        </pic:blipFill>
+                        <pic:spPr>
+                          <a:xfrm>
+                            <a:off x="0" y="0"/>
+                            <a:ext cx="1280160" cy="720090"/>
+                          </a:xfrm>
+                          <a:prstGeom prst="rect"/>
+                        </pic:spPr>
+                      </pic:pic>
+                    </a:graphicData>
+                  </a:graphic>
+                </wp:inline>
+              </w:drawing>
             </w:r>
           </w:p>
         </w:tc>
